--- a/04-滤波电路/03-带通滤波/陶瓷滤波电路/陶瓷滤波电路.docx
+++ b/04-滤波电路/03-带通滤波/陶瓷滤波电路/陶瓷滤波电路.docx
@@ -1628,6 +1628,20 @@
     </w:p>
     <w:bookmarkEnd w:id="26"/>
     <w:bookmarkEnd w:id="27"/>
+    <w:p>
+      <w:pPr>
+        <w:spacing w:before="360"/>
+        <w:jc w:val="center"/>
+      </w:pPr>
+      <w:r>
+        <w:rPr>
+          <w:rFonts w:ascii="Times New Roman" w:hAnsi="Times New Roman"/>
+          <w:color w:val="555555"/>
+          <w:sz w:val="21"/>
+        </w:rPr>
+        <w:t>材料收集者：杜文杰</w:t>
+      </w:r>
+    </w:p>
     <w:sectPr>
       <w:headerReference r:id="rId9" w:type="default"/>
       <w:footerReference r:id="rId10" w:type="default"/>

--- a/04-滤波电路/03-带通滤波/陶瓷滤波电路/陶瓷滤波电路.docx
+++ b/04-滤波电路/03-带通滤波/陶瓷滤波电路/陶瓷滤波电路.docx
@@ -1,6 +1,6 @@
 
 <file path=word/document.xml><?xml version="1.0" encoding="utf-8"?>
-<w:document xmlns:w="http://schemas.openxmlformats.org/wordprocessingml/2006/main" xmlns:m="http://schemas.openxmlformats.org/officeDocument/2006/math" xmlns:r="http://schemas.openxmlformats.org/officeDocument/2006/relationships" xmlns:o="urn:schemas-microsoft-com:office:office" xmlns:v="urn:schemas-microsoft-com:vml" xmlns:w10="urn:schemas-microsoft-com:office:word" xmlns:a="http://schemas.openxmlformats.org/drawingml/2006/main" xmlns:pic="http://schemas.openxmlformats.org/drawingml/2006/picture" xmlns:wp="http://schemas.openxmlformats.org/drawingml/2006/wordprocessingDrawing">
+<w:document xmlns:m="http://schemas.openxmlformats.org/officeDocument/2006/math" xmlns:r="http://schemas.openxmlformats.org/officeDocument/2006/relationships" xmlns:w="http://schemas.openxmlformats.org/wordprocessingml/2006/main" xmlns:o="urn:schemas-microsoft-com:office:office" xmlns:v="urn:schemas-microsoft-com:vml" xmlns:w10="urn:schemas-microsoft-com:office:word" xmlns:a="http://schemas.openxmlformats.org/drawingml/2006/main" xmlns:pic="http://schemas.openxmlformats.org/drawingml/2006/picture" xmlns:wp="http://schemas.openxmlformats.org/drawingml/2006/wordprocessingDrawing">
   <w:body>
     <w:bookmarkStart w:id="27" w:name="陶瓷滤波电路"/>
     <w:p>
@@ -9,7 +9,7 @@
       </w:pPr>
       <w:r>
         <w:rPr>
-          <w:rFonts w:hint="eastAsia"/>
+          <w:rFonts w:hint="eastAsia" w:eastAsia="黑体"/>
         </w:rPr>
         <w:t xml:space="preserve">陶瓷滤波电路</w:t>
       </w:r>
@@ -21,7 +21,7 @@
       </w:pPr>
       <w:r>
         <w:rPr>
-          <w:rFonts w:hint="eastAsia"/>
+          <w:rFonts w:hint="eastAsia" w:eastAsia="黑体"/>
         </w:rPr>
         <w:t xml:space="preserve">拓扑描述</w:t>
       </w:r>
@@ -32,62 +32,77 @@
       </w:pPr>
       <w:r>
         <w:rPr>
-          <w:rFonts w:hint="eastAsia"/>
+          <w:rFonts w:hint="eastAsia" w:eastAsia="黑体"/>
         </w:rPr>
         <w:t xml:space="preserve">由</w:t>
       </w:r>
       <w:r>
+        <w:rPr>
+          <w:rFonts w:eastAsia="黑体"/>
+        </w:rPr>
         <w:t xml:space="preserve"> </w:t>
       </w:r>
       <w:r>
         <w:rPr>
-          <w:rFonts w:hint="eastAsia"/>
+          <w:rFonts w:hint="eastAsia" w:eastAsia="黑体"/>
           <w:b/>
           <w:bCs/>
         </w:rPr>
         <w:t xml:space="preserve">多只压电陶瓷谐振器</w:t>
       </w:r>
       <w:r>
+        <w:rPr>
+          <w:rFonts w:eastAsia="黑体"/>
+        </w:rPr>
         <w:t xml:space="preserve"> </w:t>
       </w:r>
       <w:r>
         <w:rPr>
-          <w:rFonts w:hint="eastAsia"/>
+          <w:rFonts w:hint="eastAsia" w:eastAsia="黑体"/>
         </w:rPr>
         <w:t xml:space="preserve">与</w:t>
       </w:r>
       <w:r>
+        <w:rPr>
+          <w:rFonts w:eastAsia="黑体"/>
+        </w:rPr>
         <w:t xml:space="preserve"> </w:t>
       </w:r>
       <w:r>
         <w:rPr>
-          <w:rFonts w:hint="eastAsia"/>
+          <w:rFonts w:hint="eastAsia" w:eastAsia="黑体"/>
           <w:b/>
           <w:bCs/>
         </w:rPr>
         <w:t xml:space="preserve">外接耦合/匹配电阻</w:t>
       </w:r>
       <w:r>
+        <w:rPr>
+          <w:rFonts w:eastAsia="黑体"/>
+        </w:rPr>
         <w:t xml:space="preserve"> </w:t>
       </w:r>
       <w:r>
         <w:rPr>
-          <w:rFonts w:hint="eastAsia"/>
+          <w:rFonts w:hint="eastAsia" w:eastAsia="黑体"/>
         </w:rPr>
         <w:t xml:space="preserve">组成的带通滤波器，多以梯形或格形网络连接，陶瓷元件提供高</w:t>
       </w:r>
       <w:r>
+        <w:rPr>
+          <w:rFonts w:eastAsia="黑体"/>
+        </w:rPr>
         <w:t xml:space="preserve"> Q </w:t>
       </w:r>
       <w:r>
         <w:rPr>
-          <w:rFonts w:hint="eastAsia"/>
+          <w:rFonts w:hint="eastAsia" w:eastAsia="黑体"/>
         </w:rPr>
         <w:t xml:space="preserve">谐振。以梯形为例：</w:t>
       </w:r>
       <w:r>
         <w:rPr>
-          <w:rFonts w:hint="eastAsia"/>
+          <w:rFonts w:hint="eastAsia" w:eastAsia="黑体"/>
           <w:b/>
           <w:bCs/>
         </w:rPr>
@@ -95,6 +110,7 @@
       </w:r>
       <w:r>
         <w:rPr>
+          <w:rFonts w:eastAsia="黑体"/>
           <w:b/>
           <w:bCs/>
         </w:rPr>
@@ -102,7 +118,7 @@
       </w:r>
       <w:r>
         <w:rPr>
-          <w:rFonts w:hint="eastAsia"/>
+          <w:rFonts w:hint="eastAsia" w:eastAsia="黑体"/>
           <w:b/>
           <w:bCs/>
         </w:rPr>
@@ -110,11 +126,14 @@
       </w:r>
       <w:r>
         <w:rPr>
-          <w:rFonts w:hint="eastAsia"/>
+          <w:rFonts w:hint="eastAsia" w:eastAsia="黑体"/>
         </w:rPr>
         <w:t xml:space="preserve">（信号源</w:t>
       </w:r>
       <w:r>
+        <w:rPr>
+          <w:rFonts w:eastAsia="黑体"/>
+        </w:rPr>
         <w:t xml:space="preserve"> </w:t>
       </w:r>
       <m:oMath>
@@ -135,17 +154,20 @@
         </m:sSub>
       </m:oMath>
       <w:r>
+        <w:rPr>
+          <w:rFonts w:eastAsia="黑体"/>
+        </w:rPr>
         <w:t xml:space="preserve"> </w:t>
       </w:r>
       <w:r>
         <w:rPr>
-          <w:rFonts w:hint="eastAsia"/>
+          <w:rFonts w:hint="eastAsia" w:eastAsia="黑体"/>
         </w:rPr>
         <w:t xml:space="preserve">正端与首级陶瓷谐振器的输入电极相连）；</w:t>
       </w:r>
       <w:r>
         <w:rPr>
-          <w:rFonts w:hint="eastAsia"/>
+          <w:rFonts w:hint="eastAsia" w:eastAsia="黑体"/>
           <w:b/>
           <w:bCs/>
         </w:rPr>
@@ -153,6 +175,7 @@
       </w:r>
       <w:r>
         <w:rPr>
+          <w:rFonts w:eastAsia="黑体"/>
           <w:b/>
           <w:bCs/>
         </w:rPr>
@@ -160,7 +183,7 @@
       </w:r>
       <w:r>
         <w:rPr>
-          <w:rFonts w:hint="eastAsia"/>
+          <w:rFonts w:hint="eastAsia" w:eastAsia="黑体"/>
           <w:b/>
           <w:bCs/>
         </w:rPr>
@@ -168,13 +191,13 @@
       </w:r>
       <w:r>
         <w:rPr>
-          <w:rFonts w:hint="eastAsia"/>
+          <w:rFonts w:hint="eastAsia" w:eastAsia="黑体"/>
         </w:rPr>
         <w:t xml:space="preserve">（首级谐振器的输出电极与次级谐振器的输入电极相连）；</w:t>
       </w:r>
       <w:r>
         <w:rPr>
-          <w:rFonts w:hint="eastAsia"/>
+          <w:rFonts w:hint="eastAsia" w:eastAsia="黑体"/>
           <w:b/>
           <w:bCs/>
         </w:rPr>
@@ -182,6 +205,7 @@
       </w:r>
       <w:r>
         <w:rPr>
+          <w:rFonts w:eastAsia="黑体"/>
           <w:b/>
           <w:bCs/>
         </w:rPr>
@@ -189,7 +213,7 @@
       </w:r>
       <w:r>
         <w:rPr>
-          <w:rFonts w:hint="eastAsia"/>
+          <w:rFonts w:hint="eastAsia" w:eastAsia="黑体"/>
           <w:b/>
           <w:bCs/>
         </w:rPr>
@@ -197,11 +221,14 @@
       </w:r>
       <w:r>
         <w:rPr>
-          <w:rFonts w:hint="eastAsia"/>
+          <w:rFonts w:hint="eastAsia" w:eastAsia="黑体"/>
         </w:rPr>
         <w:t xml:space="preserve">（末级谐振器的输出电极作为输出</w:t>
       </w:r>
       <w:r>
+        <w:rPr>
+          <w:rFonts w:eastAsia="黑体"/>
+        </w:rPr>
         <w:t xml:space="preserve"> </w:t>
       </w:r>
       <m:oMath>
@@ -226,13 +253,13 @@
       </m:oMath>
       <w:r>
         <w:rPr>
-          <w:rFonts w:hint="eastAsia"/>
+          <w:rFonts w:hint="eastAsia" w:eastAsia="黑体"/>
         </w:rPr>
         <w:t xml:space="preserve">）；</w:t>
       </w:r>
       <w:r>
         <w:rPr>
-          <w:rFonts w:hint="eastAsia"/>
+          <w:rFonts w:hint="eastAsia" w:eastAsia="黑体"/>
           <w:b/>
           <w:bCs/>
         </w:rPr>
@@ -240,6 +267,7 @@
       </w:r>
       <w:r>
         <w:rPr>
+          <w:rFonts w:eastAsia="黑体"/>
           <w:b/>
           <w:bCs/>
         </w:rPr>
@@ -247,7 +275,7 @@
       </w:r>
       <w:r>
         <w:rPr>
-          <w:rFonts w:hint="eastAsia"/>
+          <w:rFonts w:hint="eastAsia" w:eastAsia="黑体"/>
           <w:b/>
           <w:bCs/>
         </w:rPr>
@@ -255,6 +283,7 @@
       </w:r>
       <w:r>
         <w:rPr>
+          <w:rFonts w:eastAsia="黑体"/>
           <w:b/>
           <w:bCs/>
         </w:rPr>
@@ -262,7 +291,7 @@
       </w:r>
       <w:r>
         <w:rPr>
-          <w:rFonts w:hint="eastAsia"/>
+          <w:rFonts w:hint="eastAsia" w:eastAsia="黑体"/>
         </w:rPr>
         <w:t xml:space="preserve">（各陶瓷谐振器的公共电极接地）。</w:t>
       </w:r>
@@ -271,20 +300,26 @@
       <w:pPr/>
       <w:r>
         <w:rPr>
-          <w:rFonts w:hint="eastAsia"/>
+          <w:rFonts w:hint="eastAsia" w:eastAsia="黑体"/>
         </w:rPr>
         <w:t xml:space="preserve">各端口管脚连接：首级谐振器的输入电极接输入节点，其输出电极接中间节点；次级谐振器的输入电极接中间节点、输出电极接下一级（或输出节点）；各谐振器的公共电极（外壳/另一端）统一接到</w:t>
       </w:r>
       <w:r>
+        <w:rPr>
+          <w:rFonts w:eastAsia="黑体"/>
+        </w:rPr>
         <w:t xml:space="preserve"> </w:t>
       </w:r>
       <w:r>
         <w:rPr>
-          <w:rFonts w:hint="eastAsia"/>
+          <w:rFonts w:hint="eastAsia" w:eastAsia="黑体"/>
         </w:rPr>
         <w:t xml:space="preserve">GND。陶瓷谐振器为双端（或多电极）元件，等效为动态电感</w:t>
       </w:r>
       <w:r>
+        <w:rPr>
+          <w:rFonts w:eastAsia="黑体"/>
+        </w:rPr>
         <w:t xml:space="preserve"> </w:t>
       </w:r>
       <m:oMath>
@@ -305,15 +340,21 @@
         </m:sSub>
       </m:oMath>
       <w:r>
+        <w:rPr>
+          <w:rFonts w:eastAsia="黑体"/>
+        </w:rPr>
         <w:t xml:space="preserve"> </w:t>
       </w:r>
       <w:r>
         <w:rPr>
-          <w:rFonts w:hint="eastAsia"/>
+          <w:rFonts w:hint="eastAsia" w:eastAsia="黑体"/>
         </w:rPr>
         <w:t xml:space="preserve">与动态电容</w:t>
       </w:r>
       <w:r>
+        <w:rPr>
+          <w:rFonts w:eastAsia="黑体"/>
+        </w:rPr>
         <w:t xml:space="preserve"> </w:t>
       </w:r>
       <m:oMath>
@@ -335,16 +376,19 @@
       </m:oMath>
       <w:r>
         <w:rPr>
-          <w:rFonts w:hint="eastAsia"/>
+          <w:rFonts w:hint="eastAsia" w:eastAsia="黑体"/>
         </w:rPr>
         <w:t xml:space="preserve">，与</w:t>
       </w:r>
       <w:r>
+        <w:rPr>
+          <w:rFonts w:eastAsia="黑体"/>
+        </w:rPr>
         <w:t xml:space="preserve"> LC </w:t>
       </w:r>
       <w:r>
         <w:rPr>
-          <w:rFonts w:hint="eastAsia"/>
+          <w:rFonts w:hint="eastAsia" w:eastAsia="黑体"/>
         </w:rPr>
         <w:t xml:space="preserve">带通类似。</w:t>
       </w:r>
@@ -353,11 +397,14 @@
       <w:pPr/>
       <w:r>
         <w:rPr>
-          <w:rFonts w:hint="eastAsia"/>
+          <w:rFonts w:hint="eastAsia" w:eastAsia="黑体"/>
         </w:rPr>
         <w:t xml:space="preserve">由此构成”陶瓷谐振级联成梯形的窄到中等带宽带通”拓扑，中心频率</w:t>
       </w:r>
       <w:r>
+        <w:rPr>
+          <w:rFonts w:eastAsia="黑体"/>
+        </w:rPr>
         <w:t xml:space="preserve"> </w:t>
       </w:r>
       <m:oMath>
@@ -446,20 +493,26 @@
         </m:r>
       </m:oMath>
       <w:r>
+        <w:rPr>
+          <w:rFonts w:eastAsia="黑体"/>
+        </w:rPr>
         <w:t xml:space="preserve"> </w:t>
       </w:r>
       <w:r>
         <w:rPr>
-          <w:rFonts w:hint="eastAsia"/>
+          <w:rFonts w:hint="eastAsia" w:eastAsia="黑体"/>
         </w:rPr>
         <w:t xml:space="preserve">由谐振器决定，带宽由级数与耦合系数决定，插入损耗约</w:t>
       </w:r>
       <w:r>
+        <w:rPr>
+          <w:rFonts w:eastAsia="黑体"/>
+        </w:rPr>
         <w:t xml:space="preserve"> 2~6 </w:t>
       </w:r>
       <w:r>
         <w:rPr>
-          <w:rFonts w:hint="eastAsia"/>
+          <w:rFonts w:hint="eastAsia" w:eastAsia="黑体"/>
         </w:rPr>
         <w:t xml:space="preserve">dB，成本低、体积小。</w:t>
       </w:r>
@@ -472,7 +525,7 @@
       </w:pPr>
       <w:r>
         <w:rPr>
-          <w:rFonts w:hint="eastAsia"/>
+          <w:rFonts w:hint="eastAsia" w:eastAsia="黑体"/>
         </w:rPr>
         <w:t xml:space="preserve">工作原理</w:t>
       </w:r>
@@ -483,43 +536,55 @@
       </w:pPr>
       <w:r>
         <w:rPr>
-          <w:rFonts w:hint="eastAsia"/>
+          <w:rFonts w:hint="eastAsia" w:eastAsia="黑体"/>
         </w:rPr>
         <w:t xml:space="preserve">陶瓷谐振器在谐振频率附近呈现陡峭阻抗变化，多片/多电极结构构成多级谐振耦合网络，只让中心频率附近信号通过、偏离信号被抑制，形成带通特性。其等效电抗电路与</w:t>
       </w:r>
       <w:r>
+        <w:rPr>
+          <w:rFonts w:eastAsia="黑体"/>
+        </w:rPr>
         <w:t xml:space="preserve"> LC </w:t>
       </w:r>
       <w:r>
         <w:rPr>
-          <w:rFonts w:hint="eastAsia"/>
+          <w:rFonts w:hint="eastAsia" w:eastAsia="黑体"/>
         </w:rPr>
         <w:t xml:space="preserve">带通类似，但</w:t>
       </w:r>
       <w:r>
+        <w:rPr>
+          <w:rFonts w:eastAsia="黑体"/>
+        </w:rPr>
         <w:t xml:space="preserve"> Q </w:t>
       </w:r>
       <w:r>
         <w:rPr>
-          <w:rFonts w:hint="eastAsia"/>
+          <w:rFonts w:hint="eastAsia" w:eastAsia="黑体"/>
         </w:rPr>
         <w:t xml:space="preserve">值低于晶体、高于普通</w:t>
       </w:r>
       <w:r>
+        <w:rPr>
+          <w:rFonts w:eastAsia="黑体"/>
+        </w:rPr>
         <w:t xml:space="preserve"> </w:t>
       </w:r>
       <w:r>
         <w:rPr>
-          <w:rFonts w:hint="eastAsia"/>
+          <w:rFonts w:hint="eastAsia" w:eastAsia="黑体"/>
         </w:rPr>
         <w:t xml:space="preserve">LC（有载</w:t>
       </w:r>
       <w:r>
+        <w:rPr>
+          <w:rFonts w:eastAsia="黑体"/>
+        </w:rPr>
         <w:t xml:space="preserve"> Q </w:t>
       </w:r>
       <w:r>
         <w:rPr>
-          <w:rFonts w:hint="eastAsia"/>
+          <w:rFonts w:hint="eastAsia" w:eastAsia="黑体"/>
         </w:rPr>
         <w:t xml:space="preserve">通常数百至数千）。</w:t>
       </w:r>
@@ -532,7 +597,7 @@
       </w:pPr>
       <w:r>
         <w:rPr>
-          <w:rFonts w:hint="eastAsia"/>
+          <w:rFonts w:hint="eastAsia" w:eastAsia="黑体"/>
         </w:rPr>
         <w:t xml:space="preserve">关键计算公式</w:t>
       </w:r>
@@ -546,7 +611,7 @@
       </w:pPr>
       <w:r>
         <w:rPr>
-          <w:rFonts w:hint="eastAsia"/>
+          <w:rFonts w:hint="eastAsia" w:eastAsia="黑体"/>
         </w:rPr>
         <w:t xml:space="preserve">中心（谐振）频率：</w:t>
       </w:r>
@@ -647,16 +712,19 @@
       </w:pPr>
       <w:r>
         <w:rPr>
-          <w:rFonts w:hint="eastAsia"/>
+          <w:rFonts w:hint="eastAsia" w:eastAsia="黑体"/>
         </w:rPr>
         <w:t xml:space="preserve">带宽（-3</w:t>
       </w:r>
       <w:r>
+        <w:rPr>
+          <w:rFonts w:eastAsia="黑体"/>
+        </w:rPr>
         <w:t xml:space="preserve"> </w:t>
       </w:r>
       <w:r>
         <w:rPr>
-          <w:rFonts w:hint="eastAsia"/>
+          <w:rFonts w:hint="eastAsia" w:eastAsia="黑体"/>
         </w:rPr>
         <w:t xml:space="preserve">dB）：</w:t>
       </w:r>
@@ -719,7 +787,7 @@
       </w:pPr>
       <w:r>
         <w:rPr>
-          <w:rFonts w:hint="eastAsia"/>
+          <w:rFonts w:hint="eastAsia" w:eastAsia="黑体"/>
         </w:rPr>
         <w:t xml:space="preserve">通带纹波/插入损耗（典型值范围）：</w:t>
       </w:r>
@@ -802,7 +870,7 @@
             </w:pPr>
             <w:r>
               <w:rPr>
-                <w:rFonts w:hint="eastAsia"/>
+                <w:rFonts w:hint="eastAsia" w:eastAsia="黑体"/>
               </w:rPr>
               <w:t xml:space="preserve">符号</w:t>
             </w:r>
@@ -816,7 +884,7 @@
             </w:pPr>
             <w:r>
               <w:rPr>
-                <w:rFonts w:hint="eastAsia"/>
+                <w:rFonts w:hint="eastAsia" w:eastAsia="黑体"/>
               </w:rPr>
               <w:t xml:space="preserve">含义</w:t>
             </w:r>
@@ -830,7 +898,7 @@
             </w:pPr>
             <w:r>
               <w:rPr>
-                <w:rFonts w:hint="eastAsia"/>
+                <w:rFonts w:hint="eastAsia" w:eastAsia="黑体"/>
               </w:rPr>
               <w:t xml:space="preserve">单位</w:t>
             </w:r>
@@ -862,6 +930,9 @@
               </m:sSub>
             </m:oMath>
             <w:r>
+              <w:rPr>
+                <w:rFonts w:eastAsia="黑体"/>
+              </w:rPr>
               <w:t xml:space="preserve">​</w:t>
             </w:r>
           </w:p>
@@ -874,7 +945,7 @@
             </w:pPr>
             <w:r>
               <w:rPr>
-                <w:rFonts w:hint="eastAsia"/>
+                <w:rFonts w:hint="eastAsia" w:eastAsia="黑体"/>
               </w:rPr>
               <w:t xml:space="preserve">等效动态电感</w:t>
             </w:r>
@@ -887,6 +958,9 @@
               <w:pStyle w:val="Compact"/>
             </w:pPr>
             <w:r>
+              <w:rPr>
+                <w:rFonts w:eastAsia="黑体"/>
+              </w:rPr>
               <w:t xml:space="preserve">H</w:t>
             </w:r>
           </w:p>
@@ -917,6 +991,9 @@
               </m:sSub>
             </m:oMath>
             <w:r>
+              <w:rPr>
+                <w:rFonts w:eastAsia="黑体"/>
+              </w:rPr>
               <w:t xml:space="preserve">​</w:t>
             </w:r>
           </w:p>
@@ -929,7 +1006,7 @@
             </w:pPr>
             <w:r>
               <w:rPr>
-                <w:rFonts w:hint="eastAsia"/>
+                <w:rFonts w:hint="eastAsia" w:eastAsia="黑体"/>
               </w:rPr>
               <w:t xml:space="preserve">等效动态电容</w:t>
             </w:r>
@@ -942,6 +1019,9 @@
               <w:pStyle w:val="Compact"/>
             </w:pPr>
             <w:r>
+              <w:rPr>
+                <w:rFonts w:eastAsia="黑体"/>
+              </w:rPr>
               <w:t xml:space="preserve">F</w:t>
             </w:r>
           </w:p>
@@ -969,6 +1049,9 @@
               </m:sSub>
             </m:oMath>
             <w:r>
+              <w:rPr>
+                <w:rFonts w:eastAsia="黑体"/>
+              </w:rPr>
               <w:t xml:space="preserve">​</w:t>
             </w:r>
           </w:p>
@@ -981,7 +1064,7 @@
             </w:pPr>
             <w:r>
               <w:rPr>
-                <w:rFonts w:hint="eastAsia"/>
+                <w:rFonts w:hint="eastAsia" w:eastAsia="黑体"/>
               </w:rPr>
               <w:t xml:space="preserve">中心频率</w:t>
             </w:r>
@@ -994,6 +1077,9 @@
               <w:pStyle w:val="Compact"/>
             </w:pPr>
             <w:r>
+              <w:rPr>
+                <w:rFonts w:eastAsia="黑体"/>
+              </w:rPr>
               <w:t xml:space="preserve">Hz</w:t>
             </w:r>
           </w:p>
@@ -1012,6 +1098,9 @@
               </m:r>
             </m:oMath>
             <w:r>
+              <w:rPr>
+                <w:rFonts w:eastAsia="黑体"/>
+              </w:rPr>
               <w:t xml:space="preserve">​</w:t>
             </w:r>
           </w:p>
@@ -1024,7 +1113,7 @@
             </w:pPr>
             <w:r>
               <w:rPr>
-                <w:rFonts w:hint="eastAsia"/>
+                <w:rFonts w:hint="eastAsia" w:eastAsia="黑体"/>
               </w:rPr>
               <w:t xml:space="preserve">品质因数</w:t>
             </w:r>
@@ -1038,7 +1127,7 @@
             </w:pPr>
             <w:r>
               <w:rPr>
-                <w:rFonts w:hint="eastAsia"/>
+                <w:rFonts w:hint="eastAsia" w:eastAsia="黑体"/>
               </w:rPr>
               <w:t xml:space="preserve">无量纲</w:t>
             </w:r>
@@ -1061,6 +1150,9 @@
               </m:r>
             </m:oMath>
             <w:r>
+              <w:rPr>
+                <w:rFonts w:eastAsia="黑体"/>
+              </w:rPr>
               <w:t xml:space="preserve">​</w:t>
             </w:r>
           </w:p>
@@ -1073,7 +1165,7 @@
             </w:pPr>
             <w:r>
               <w:rPr>
-                <w:rFonts w:hint="eastAsia"/>
+                <w:rFonts w:hint="eastAsia" w:eastAsia="黑体"/>
               </w:rPr>
               <w:t xml:space="preserve">带宽</w:t>
             </w:r>
@@ -1086,6 +1178,9 @@
               <w:pStyle w:val="Compact"/>
             </w:pPr>
             <w:r>
+              <w:rPr>
+                <w:rFonts w:eastAsia="黑体"/>
+              </w:rPr>
               <w:t xml:space="preserve">Hz</w:t>
             </w:r>
           </w:p>
@@ -1107,6 +1202,9 @@
               </m:r>
             </m:oMath>
             <w:r>
+              <w:rPr>
+                <w:rFonts w:eastAsia="黑体"/>
+              </w:rPr>
               <w:t xml:space="preserve">​</w:t>
             </w:r>
           </w:p>
@@ -1119,7 +1217,7 @@
             </w:pPr>
             <w:r>
               <w:rPr>
-                <w:rFonts w:hint="eastAsia"/>
+                <w:rFonts w:hint="eastAsia" w:eastAsia="黑体"/>
               </w:rPr>
               <w:t xml:space="preserve">插入损耗</w:t>
             </w:r>
@@ -1132,6 +1230,9 @@
               <w:pStyle w:val="Compact"/>
             </w:pPr>
             <w:r>
+              <w:rPr>
+                <w:rFonts w:eastAsia="黑体"/>
+              </w:rPr>
               <w:t xml:space="preserve">dB</w:t>
             </w:r>
           </w:p>
@@ -1146,7 +1247,7 @@
       </w:pPr>
       <w:r>
         <w:rPr>
-          <w:rFonts w:hint="eastAsia"/>
+          <w:rFonts w:hint="eastAsia" w:eastAsia="黑体"/>
         </w:rPr>
         <w:t xml:space="preserve">元件调整影响</w:t>
       </w:r>
@@ -1161,21 +1262,27 @@
       </w:pPr>
       <w:r>
         <w:rPr>
-          <w:rFonts w:hint="eastAsia"/>
+          <w:rFonts w:hint="eastAsia" w:eastAsia="黑体"/>
           <w:b/>
           <w:bCs/>
         </w:rPr>
         <w:t xml:space="preserve">谐振器电容比增大</w:t>
       </w:r>
       <w:r>
+        <w:rPr>
+          <w:rFonts w:eastAsia="黑体"/>
+        </w:rPr>
         <w:t xml:space="preserve"> </w:t>
       </w:r>
       <w:r>
+        <w:rPr>
+          <w:rFonts w:eastAsia="黑体"/>
+        </w:rPr>
         <w:t xml:space="preserve">→ </w:t>
       </w:r>
       <w:r>
         <w:rPr>
-          <w:rFonts w:hint="eastAsia"/>
+          <w:rFonts w:hint="eastAsia" w:eastAsia="黑体"/>
         </w:rPr>
         <w:t xml:space="preserve">可获得的带宽变宽。</w:t>
       </w:r>
@@ -1190,21 +1297,27 @@
       </w:pPr>
       <w:r>
         <w:rPr>
-          <w:rFonts w:hint="eastAsia"/>
+          <w:rFonts w:hint="eastAsia" w:eastAsia="黑体"/>
           <w:b/>
           <w:bCs/>
         </w:rPr>
         <w:t xml:space="preserve">级联谐振器数量增多</w:t>
       </w:r>
       <w:r>
+        <w:rPr>
+          <w:rFonts w:eastAsia="黑体"/>
+        </w:rPr>
         <w:t xml:space="preserve"> </w:t>
       </w:r>
       <w:r>
+        <w:rPr>
+          <w:rFonts w:eastAsia="黑体"/>
+        </w:rPr>
         <w:t xml:space="preserve">→ </w:t>
       </w:r>
       <w:r>
         <w:rPr>
-          <w:rFonts w:hint="eastAsia"/>
+          <w:rFonts w:hint="eastAsia" w:eastAsia="黑体"/>
         </w:rPr>
         <w:t xml:space="preserve">阻带更陡、选择性更好，但插入损耗增大。</w:t>
       </w:r>
@@ -1219,21 +1332,27 @@
       </w:pPr>
       <w:r>
         <w:rPr>
-          <w:rFonts w:hint="eastAsia"/>
+          <w:rFonts w:hint="eastAsia" w:eastAsia="黑体"/>
           <w:b/>
           <w:bCs/>
         </w:rPr>
         <w:t xml:space="preserve">输入/输出阻抗失配</w:t>
       </w:r>
       <w:r>
+        <w:rPr>
+          <w:rFonts w:eastAsia="黑体"/>
+        </w:rPr>
         <w:t xml:space="preserve"> </w:t>
       </w:r>
       <w:r>
+        <w:rPr>
+          <w:rFonts w:eastAsia="黑体"/>
+        </w:rPr>
         <w:t xml:space="preserve">→ </w:t>
       </w:r>
       <w:r>
         <w:rPr>
-          <w:rFonts w:hint="eastAsia"/>
+          <w:rFonts w:hint="eastAsia" w:eastAsia="黑体"/>
         </w:rPr>
         <w:t xml:space="preserve">通带纹波与损耗增大。</w:t>
       </w:r>
@@ -1248,21 +1367,27 @@
       </w:pPr>
       <w:r>
         <w:rPr>
-          <w:rFonts w:hint="eastAsia"/>
+          <w:rFonts w:hint="eastAsia" w:eastAsia="黑体"/>
           <w:b/>
           <w:bCs/>
         </w:rPr>
         <w:t xml:space="preserve">温度升高</w:t>
       </w:r>
       <w:r>
+        <w:rPr>
+          <w:rFonts w:eastAsia="黑体"/>
+        </w:rPr>
         <w:t xml:space="preserve"> </w:t>
       </w:r>
       <w:r>
+        <w:rPr>
+          <w:rFonts w:eastAsia="黑体"/>
+        </w:rPr>
         <w:t xml:space="preserve">→ </w:t>
       </w:r>
       <w:r>
         <w:rPr>
-          <w:rFonts w:hint="eastAsia"/>
+          <w:rFonts w:hint="eastAsia" w:eastAsia="黑体"/>
         </w:rPr>
         <w:t xml:space="preserve">频率漂移（陶瓷频率温度系数较晶体大）。</w:t>
       </w:r>
@@ -1275,7 +1400,7 @@
       </w:pPr>
       <w:r>
         <w:rPr>
-          <w:rFonts w:hint="eastAsia"/>
+          <w:rFonts w:hint="eastAsia" w:eastAsia="黑体"/>
         </w:rPr>
         <w:t xml:space="preserve">典型参数示例</w:t>
       </w:r>
@@ -1289,15 +1414,21 @@
         </w:numPr>
       </w:pPr>
       <w:r>
+        <w:rPr>
+          <w:rFonts w:eastAsia="黑体"/>
+        </w:rPr>
         <w:t xml:space="preserve">FM </w:t>
       </w:r>
       <w:r>
         <w:rPr>
-          <w:rFonts w:hint="eastAsia"/>
+          <w:rFonts w:hint="eastAsia" w:eastAsia="黑体"/>
         </w:rPr>
         <w:t xml:space="preserve">收音机中频陶瓷滤波器典型</w:t>
       </w:r>
       <w:r>
+        <w:rPr>
+          <w:rFonts w:eastAsia="黑体"/>
+        </w:rPr>
         <w:t xml:space="preserve"> </w:t>
       </w:r>
       <m:oMath>
@@ -1334,6 +1465,9 @@
         </m:r>
       </m:oMath>
       <w:r>
+        <w:rPr>
+          <w:rFonts w:eastAsia="黑体"/>
+        </w:rPr>
         <w:t xml:space="preserve">、</w:t>
       </w:r>
       <m:oMath>
@@ -1345,15 +1479,21 @@
         </m:r>
       </m:oMath>
       <w:r>
+        <w:rPr>
+          <w:rFonts w:eastAsia="黑体"/>
+        </w:rPr>
         <w:t xml:space="preserve"> </w:t>
       </w:r>
       <w:r>
         <w:rPr>
-          <w:rFonts w:hint="eastAsia"/>
+          <w:rFonts w:hint="eastAsia" w:eastAsia="黑体"/>
         </w:rPr>
         <w:t xml:space="preserve">约</w:t>
       </w:r>
       <w:r>
+        <w:rPr>
+          <w:rFonts w:eastAsia="黑体"/>
+        </w:rPr>
         <w:t xml:space="preserve"> 150~250 kHz。</w:t>
       </w:r>
     </w:p>
@@ -1366,15 +1506,21 @@
         </w:numPr>
       </w:pPr>
       <w:r>
+        <w:rPr>
+          <w:rFonts w:eastAsia="黑体"/>
+        </w:rPr>
         <w:t xml:space="preserve">AM </w:t>
       </w:r>
       <w:r>
         <w:rPr>
-          <w:rFonts w:hint="eastAsia"/>
+          <w:rFonts w:hint="eastAsia" w:eastAsia="黑体"/>
         </w:rPr>
         <w:t xml:space="preserve">中频典型</w:t>
       </w:r>
       <w:r>
+        <w:rPr>
+          <w:rFonts w:eastAsia="黑体"/>
+        </w:rPr>
         <w:t xml:space="preserve"> </w:t>
       </w:r>
       <m:oMath>
@@ -1411,6 +1557,9 @@
         </m:r>
       </m:oMath>
       <w:r>
+        <w:rPr>
+          <w:rFonts w:eastAsia="黑体"/>
+        </w:rPr>
         <w:t xml:space="preserve">、</w:t>
       </w:r>
       <m:oMath>
@@ -1422,20 +1571,26 @@
         </m:r>
       </m:oMath>
       <w:r>
+        <w:rPr>
+          <w:rFonts w:eastAsia="黑体"/>
+        </w:rPr>
         <w:t xml:space="preserve"> </w:t>
       </w:r>
       <w:r>
         <w:rPr>
-          <w:rFonts w:hint="eastAsia"/>
+          <w:rFonts w:hint="eastAsia" w:eastAsia="黑体"/>
         </w:rPr>
         <w:t xml:space="preserve">约数</w:t>
       </w:r>
       <w:r>
+        <w:rPr>
+          <w:rFonts w:eastAsia="黑体"/>
+        </w:rPr>
         <w:t xml:space="preserve"> </w:t>
       </w:r>
       <w:r>
         <w:rPr>
-          <w:rFonts w:hint="eastAsia"/>
+          <w:rFonts w:hint="eastAsia" w:eastAsia="黑体"/>
         </w:rPr>
         <w:t xml:space="preserve">kHz（不同型号各异）。</w:t>
       </w:r>
@@ -1448,7 +1603,7 @@
       </w:pPr>
       <w:r>
         <w:rPr>
-          <w:rFonts w:hint="eastAsia"/>
+          <w:rFonts w:hint="eastAsia" w:eastAsia="黑体"/>
         </w:rPr>
         <w:t xml:space="preserve">常见器件型号</w:t>
       </w:r>
@@ -1463,25 +1618,31 @@
       </w:pPr>
       <w:r>
         <w:rPr>
-          <w:rFonts w:hint="eastAsia"/>
+          <w:rFonts w:hint="eastAsia" w:eastAsia="黑体"/>
         </w:rPr>
         <w:t xml:space="preserve">陶瓷滤波器：Murata</w:t>
       </w:r>
       <w:r>
+        <w:rPr>
+          <w:rFonts w:eastAsia="黑体"/>
+        </w:rPr>
         <w:t xml:space="preserve"> SFU/SFS </w:t>
       </w:r>
       <w:r>
         <w:rPr>
-          <w:rFonts w:hint="eastAsia"/>
+          <w:rFonts w:hint="eastAsia" w:eastAsia="黑体"/>
         </w:rPr>
         <w:t xml:space="preserve">系列、TDK</w:t>
       </w:r>
       <w:r>
+        <w:rPr>
+          <w:rFonts w:eastAsia="黑体"/>
+        </w:rPr>
         <w:t xml:space="preserve"> </w:t>
       </w:r>
       <w:r>
         <w:rPr>
-          <w:rFonts w:hint="eastAsia"/>
+          <w:rFonts w:hint="eastAsia" w:eastAsia="黑体"/>
         </w:rPr>
         <w:t xml:space="preserve">陶瓷滤波器。</w:t>
       </w:r>
@@ -1496,7 +1657,7 @@
       </w:pPr>
       <w:r>
         <w:rPr>
-          <w:rFonts w:hint="eastAsia"/>
+          <w:rFonts w:hint="eastAsia" w:eastAsia="黑体"/>
         </w:rPr>
         <w:t xml:space="preserve">常用：按需选型（收音机、遥控、通信中频）。</w:t>
       </w:r>
@@ -1509,7 +1670,7 @@
       </w:pPr>
       <w:r>
         <w:rPr>
-          <w:rFonts w:hint="eastAsia"/>
+          <w:rFonts w:hint="eastAsia" w:eastAsia="黑体"/>
         </w:rPr>
         <w:t xml:space="preserve">注意事项</w:t>
       </w:r>
@@ -1524,7 +1685,7 @@
       </w:pPr>
       <w:r>
         <w:rPr>
-          <w:rFonts w:hint="eastAsia"/>
+          <w:rFonts w:hint="eastAsia" w:eastAsia="黑体"/>
         </w:rPr>
         <w:t xml:space="preserve">带宽固定由型号决定，不同后缀对应不同带宽，选型需匹配系统。</w:t>
       </w:r>
@@ -1539,16 +1700,19 @@
       </w:pPr>
       <w:r>
         <w:rPr>
-          <w:rFonts w:hint="eastAsia"/>
+          <w:rFonts w:hint="eastAsia" w:eastAsia="黑体"/>
         </w:rPr>
         <w:t xml:space="preserve">需注意输入/输出阻抗匹配（常见</w:t>
       </w:r>
       <w:r>
+        <w:rPr>
+          <w:rFonts w:eastAsia="黑体"/>
+        </w:rPr>
         <w:t xml:space="preserve"> 330 Ω、1 kΩ </w:t>
       </w:r>
       <w:r>
         <w:rPr>
-          <w:rFonts w:hint="eastAsia"/>
+          <w:rFonts w:hint="eastAsia" w:eastAsia="黑体"/>
         </w:rPr>
         <w:t xml:space="preserve">等）。</w:t>
       </w:r>
@@ -1563,7 +1727,7 @@
       </w:pPr>
       <w:r>
         <w:rPr>
-          <w:rFonts w:hint="eastAsia"/>
+          <w:rFonts w:hint="eastAsia" w:eastAsia="黑体"/>
         </w:rPr>
         <w:t xml:space="preserve">温度稳定性低于晶体滤波器。</w:t>
       </w:r>
@@ -1576,7 +1740,7 @@
       </w:pPr>
       <w:r>
         <w:rPr>
-          <w:rFonts w:hint="eastAsia"/>
+          <w:rFonts w:hint="eastAsia" w:eastAsia="黑体"/>
         </w:rPr>
         <w:t xml:space="preserve">参考资料</w:t>
       </w:r>
@@ -1590,6 +1754,9 @@
         </w:numPr>
       </w:pPr>
       <w:r>
+        <w:rPr>
+          <w:rFonts w:eastAsia="黑体"/>
+        </w:rPr>
         <w:t xml:space="preserve">Wikipedia: Ceramic resonator。</w:t>
       </w:r>
     </w:p>
@@ -1602,11 +1769,14 @@
         </w:numPr>
       </w:pPr>
       <w:r>
+        <w:rPr>
+          <w:rFonts w:eastAsia="黑体"/>
+        </w:rPr>
         <w:t xml:space="preserve">Murata </w:t>
       </w:r>
       <w:r>
         <w:rPr>
-          <w:rFonts w:hint="eastAsia"/>
+          <w:rFonts w:hint="eastAsia" w:eastAsia="黑体"/>
         </w:rPr>
         <w:t xml:space="preserve">陶瓷滤波器产品资料。</w:t>
       </w:r>
@@ -1621,7 +1791,7 @@
       </w:pPr>
       <w:r>
         <w:rPr>
-          <w:rFonts w:hint="eastAsia"/>
+          <w:rFonts w:hint="eastAsia" w:eastAsia="黑体"/>
         </w:rPr>
         <w:t xml:space="preserve">《通信电子线路》相关章节。</w:t>
       </w:r>
@@ -1635,11 +1805,11 @@
       </w:pPr>
       <w:r>
         <w:rPr>
-          <w:rFonts w:ascii="Times New Roman" w:hAnsi="Times New Roman"/>
+          <w:rFonts w:ascii="Times New Roman" w:hAnsi="Times New Roman" w:eastAsia="黑体"/>
           <w:color w:val="555555"/>
           <w:sz w:val="21"/>
         </w:rPr>
-        <w:t>材料收集者：杜文杰</w:t>
+        <w:t>材料收集者：杜文杰，WX手机：19519196569，QQ:3478827729</w:t>
       </w:r>
     </w:p>
     <w:sectPr>
@@ -1659,7 +1829,7 @@
 </file>
 
 <file path=word/footer1.xml><?xml version="1.0" encoding="utf-8"?>
-<w:ftr xmlns:m="http://schemas.openxmlformats.org/officeDocument/2006/math" xmlns:mc="http://schemas.openxmlformats.org/markup-compatibility/2006" xmlns:mo="http://schemas.microsoft.com/office/mac/office/2008/main" xmlns:mv="urn:schemas-microsoft-com:mac:vml" xmlns:o="urn:schemas-microsoft-com:office:office" xmlns:r="http://schemas.openxmlformats.org/officeDocument/2006/relationships" xmlns:v="urn:schemas-microsoft-com:vml" xmlns:w10="urn:schemas-microsoft-com:office:word" xmlns:w14="http://schemas.microsoft.com/office/word/2010/wordml" xmlns:w="http://schemas.openxmlformats.org/wordprocessingml/2006/main" xmlns:wne="http://schemas.microsoft.com/office/word/2006/wordml" xmlns:wp14="http://schemas.microsoft.com/office/word/2010/wordprocessingDrawing" xmlns:wp="http://schemas.openxmlformats.org/drawingml/2006/wordprocessingDrawing" xmlns:wpc="http://schemas.microsoft.com/office/word/2010/wordprocessingCanvas" xmlns:wpg="http://schemas.microsoft.com/office/word/2010/wordprocessingGroup" xmlns:wpi="http://schemas.microsoft.com/office/word/2010/wordprocessingInk" xmlns:wps="http://schemas.microsoft.com/office/word/2010/wordprocessingShape" mc:Ignorable="w14 wp14">
+<w:ftr xmlns:mc="http://schemas.openxmlformats.org/markup-compatibility/2006" xmlns:w="http://schemas.openxmlformats.org/wordprocessingml/2006/main" xmlns:m="http://schemas.openxmlformats.org/officeDocument/2006/math" xmlns:mo="http://schemas.microsoft.com/office/mac/office/2008/main" xmlns:mv="urn:schemas-microsoft-com:mac:vml" xmlns:o="urn:schemas-microsoft-com:office:office" xmlns:r="http://schemas.openxmlformats.org/officeDocument/2006/relationships" xmlns:v="urn:schemas-microsoft-com:vml" xmlns:w10="urn:schemas-microsoft-com:office:word" xmlns:w14="http://schemas.microsoft.com/office/word/2010/wordml" xmlns:wne="http://schemas.microsoft.com/office/word/2006/wordml" xmlns:wp14="http://schemas.microsoft.com/office/word/2010/wordprocessingDrawing" xmlns:wp="http://schemas.openxmlformats.org/drawingml/2006/wordprocessingDrawing" xmlns:wpc="http://schemas.microsoft.com/office/word/2010/wordprocessingCanvas" xmlns:wpg="http://schemas.microsoft.com/office/word/2010/wordprocessingGroup" xmlns:wpi="http://schemas.microsoft.com/office/word/2010/wordprocessingInk" xmlns:wps="http://schemas.microsoft.com/office/word/2010/wordprocessingShape" mc:Ignorable="w14 wp14">
   <w:p>
     <w:pPr>
       <w:pStyle w:val="Footer"/>
@@ -1667,12 +1837,14 @@
     </w:pPr>
     <w:r>
       <w:rPr>
+        <w:rFonts w:eastAsia="黑体"/>
         <w:sz w:val="18"/>
       </w:rPr>
       <w:t xml:space="preserve">第 </w:t>
     </w:r>
     <w:r>
       <w:rPr>
+        <w:rFonts w:eastAsia="黑体"/>
         <w:sz w:val="18"/>
       </w:rPr>
       <w:fldChar w:fldCharType="begin"/>
@@ -1681,6 +1853,7 @@
     </w:r>
     <w:r>
       <w:rPr>
+        <w:rFonts w:eastAsia="黑体"/>
         <w:sz w:val="18"/>
       </w:rPr>
       <w:t xml:space="preserve"> 页</w:t>
@@ -1694,6 +1867,9 @@
   <w:footnote w:type="continuationSeparator" w:id="0">
     <w:p>
       <w:r>
+        <w:rPr>
+          <w:rFonts w:eastAsia="黑体"/>
+        </w:rPr>
         <w:continuationSeparator/>
       </w:r>
     </w:p>
@@ -1701,6 +1877,9 @@
   <w:footnote w:type="separator" w:id="-1">
     <w:p>
       <w:r>
+        <w:rPr>
+          <w:rFonts w:eastAsia="黑体"/>
+        </w:rPr>
         <w:separator/>
       </w:r>
     </w:p>
@@ -1709,7 +1888,7 @@
 </file>
 
 <file path=word/header1.xml><?xml version="1.0" encoding="utf-8"?>
-<w:hdr xmlns:m="http://schemas.openxmlformats.org/officeDocument/2006/math" xmlns:mc="http://schemas.openxmlformats.org/markup-compatibility/2006" xmlns:mo="http://schemas.microsoft.com/office/mac/office/2008/main" xmlns:mv="urn:schemas-microsoft-com:mac:vml" xmlns:o="urn:schemas-microsoft-com:office:office" xmlns:r="http://schemas.openxmlformats.org/officeDocument/2006/relationships" xmlns:v="urn:schemas-microsoft-com:vml" xmlns:w10="urn:schemas-microsoft-com:office:word" xmlns:w14="http://schemas.microsoft.com/office/word/2010/wordml" xmlns:w="http://schemas.openxmlformats.org/wordprocessingml/2006/main" xmlns:wne="http://schemas.microsoft.com/office/word/2006/wordml" xmlns:wp14="http://schemas.microsoft.com/office/word/2010/wordprocessingDrawing" xmlns:wp="http://schemas.openxmlformats.org/drawingml/2006/wordprocessingDrawing" xmlns:wpc="http://schemas.microsoft.com/office/word/2010/wordprocessingCanvas" xmlns:wpg="http://schemas.microsoft.com/office/word/2010/wordprocessingGroup" xmlns:wpi="http://schemas.microsoft.com/office/word/2010/wordprocessingInk" xmlns:wps="http://schemas.microsoft.com/office/word/2010/wordprocessingShape" mc:Ignorable="w14 wp14">
+<w:hdr xmlns:mc="http://schemas.openxmlformats.org/markup-compatibility/2006" xmlns:w="http://schemas.openxmlformats.org/wordprocessingml/2006/main" xmlns:m="http://schemas.openxmlformats.org/officeDocument/2006/math" xmlns:mo="http://schemas.microsoft.com/office/mac/office/2008/main" xmlns:mv="urn:schemas-microsoft-com:mac:vml" xmlns:o="urn:schemas-microsoft-com:office:office" xmlns:r="http://schemas.openxmlformats.org/officeDocument/2006/relationships" xmlns:v="urn:schemas-microsoft-com:vml" xmlns:w10="urn:schemas-microsoft-com:office:word" xmlns:w14="http://schemas.microsoft.com/office/word/2010/wordml" xmlns:wne="http://schemas.microsoft.com/office/word/2006/wordml" xmlns:wp14="http://schemas.microsoft.com/office/word/2010/wordprocessingDrawing" xmlns:wp="http://schemas.openxmlformats.org/drawingml/2006/wordprocessingDrawing" xmlns:wpc="http://schemas.microsoft.com/office/word/2010/wordprocessingCanvas" xmlns:wpg="http://schemas.microsoft.com/office/word/2010/wordprocessingGroup" xmlns:wpi="http://schemas.microsoft.com/office/word/2010/wordprocessingInk" xmlns:wps="http://schemas.microsoft.com/office/word/2010/wordprocessingShape" mc:Ignorable="w14 wp14">
   <w:p>
     <w:pPr>
       <w:pStyle w:val="Header"/>
@@ -1717,7 +1896,7 @@
     </w:pPr>
     <w:r>
       <w:rPr>
-        <w:rFonts w:ascii="Times New Roman" w:hAnsi="Times New Roman"/>
+        <w:rFonts w:ascii="Times New Roman" w:hAnsi="Times New Roman" w:eastAsia="黑体"/>
         <w:sz w:val="18"/>
         <w:rFonts w:eastAsia="黑体"/>
         <w:rFonts w:eastAsia="黑体"/>
@@ -1729,7 +1908,7 @@
 </file>
 
 <file path=word/numbering.xml><?xml version="1.0" encoding="utf-8"?>
-<w:numbering xmlns:m="http://schemas.openxmlformats.org/officeDocument/2006/math" xmlns:mc="http://schemas.openxmlformats.org/markup-compatibility/2006" xmlns:mo="http://schemas.microsoft.com/office/mac/office/2008/main" xmlns:mv="urn:schemas-microsoft-com:mac:vml" xmlns:o="urn:schemas-microsoft-com:office:office" xmlns:r="http://schemas.openxmlformats.org/officeDocument/2006/relationships" xmlns:v="urn:schemas-microsoft-com:vml" xmlns:w="http://schemas.openxmlformats.org/wordprocessingml/2006/main" xmlns:w10="urn:schemas-microsoft-com:office:word" xmlns:w14="http://schemas.microsoft.com/office/word/2010/wordml" xmlns:wne="http://schemas.microsoft.com/office/word/2006/wordml" xmlns:wp="http://schemas.openxmlformats.org/drawingml/2006/wordprocessingDrawing" xmlns:wp14="http://schemas.microsoft.com/office/word/2010/wordprocessingDrawing" xmlns:wpc="http://schemas.microsoft.com/office/word/2010/wordprocessingCanvas" xmlns:wpg="http://schemas.microsoft.com/office/word/2010/wordprocessingGroup" xmlns:wpi="http://schemas.microsoft.com/office/word/2010/wordprocessingInk" xmlns:wps="http://schemas.microsoft.com/office/word/2010/wordprocessingShape" mc:Ignorable="w14 wp14">
+<w:numbering xmlns:mc="http://schemas.openxmlformats.org/markup-compatibility/2006" xmlns:w="http://schemas.openxmlformats.org/wordprocessingml/2006/main" xmlns:m="http://schemas.openxmlformats.org/officeDocument/2006/math" xmlns:mo="http://schemas.microsoft.com/office/mac/office/2008/main" xmlns:mv="urn:schemas-microsoft-com:mac:vml" xmlns:o="urn:schemas-microsoft-com:office:office" xmlns:r="http://schemas.openxmlformats.org/officeDocument/2006/relationships" xmlns:v="urn:schemas-microsoft-com:vml" xmlns:w10="urn:schemas-microsoft-com:office:word" xmlns:w14="http://schemas.microsoft.com/office/word/2010/wordml" xmlns:wne="http://schemas.microsoft.com/office/word/2006/wordml" xmlns:wp="http://schemas.openxmlformats.org/drawingml/2006/wordprocessingDrawing" xmlns:wp14="http://schemas.microsoft.com/office/word/2010/wordprocessingDrawing" xmlns:wpc="http://schemas.microsoft.com/office/word/2010/wordprocessingCanvas" xmlns:wpg="http://schemas.microsoft.com/office/word/2010/wordprocessingGroup" xmlns:wpi="http://schemas.microsoft.com/office/word/2010/wordprocessingInk" xmlns:wps="http://schemas.microsoft.com/office/word/2010/wordprocessingShape" mc:Ignorable="w14 wp14">
   <w:abstractNum w:abstractNumId="0">
     <w:nsid w:val="FFFFFF7C"/>
     <w:multiLevelType w:val="singleLevel"/>
@@ -1816,7 +1995,7 @@
         <w:ind w:hanging="360" w:left="1440"/>
       </w:pPr>
       <w:rPr>
-        <w:rFonts w:ascii="Symbol" w:hAnsi="Symbol" w:hint="default"/>
+        <w:rFonts w:ascii="Symbol" w:hAnsi="Symbol" w:hint="default" w:eastAsia="黑体"/>
       </w:rPr>
     </w:lvl>
   </w:abstractNum>
@@ -1837,7 +2016,7 @@
         <w:ind w:hanging="360" w:left="1080"/>
       </w:pPr>
       <w:rPr>
-        <w:rFonts w:ascii="Symbol" w:hAnsi="Symbol" w:hint="default"/>
+        <w:rFonts w:ascii="Symbol" w:hAnsi="Symbol" w:hint="default" w:eastAsia="黑体"/>
       </w:rPr>
     </w:lvl>
   </w:abstractNum>
@@ -1858,7 +2037,7 @@
         <w:ind w:hanging="360" w:left="720"/>
       </w:pPr>
       <w:rPr>
-        <w:rFonts w:ascii="Symbol" w:hAnsi="Symbol" w:hint="default"/>
+        <w:rFonts w:ascii="Symbol" w:hAnsi="Symbol" w:hint="default" w:eastAsia="黑体"/>
       </w:rPr>
     </w:lvl>
   </w:abstractNum>
@@ -1897,7 +2076,7 @@
         <w:ind w:hanging="360" w:left="360"/>
       </w:pPr>
       <w:rPr>
-        <w:rFonts w:ascii="Symbol" w:hAnsi="Symbol" w:hint="default"/>
+        <w:rFonts w:ascii="Symbol" w:hAnsi="Symbol" w:hint="default" w:eastAsia="黑体"/>
       </w:rPr>
     </w:lvl>
   </w:abstractNum>
@@ -1988,7 +2167,7 @@
         <w:ind w:left="720" w:hanging="360"/>
       </w:pPr>
       <w:rPr>
-        <w:rFonts w:ascii="Symbol" w:hAnsi="Symbol" w:cs="Symbol" w:hint="default"/>
+        <w:rFonts w:ascii="Symbol" w:hAnsi="Symbol" w:cs="Symbol" w:hint="default" w:eastAsia="黑体"/>
       </w:rPr>
     </w:lvl>
     <w:lvl w:ilvl="1">
@@ -1999,7 +2178,7 @@
         <w:ind w:left="1440" w:hanging="360"/>
       </w:pPr>
       <w:rPr>
-        <w:rFonts w:ascii="Courier New" w:hAnsi="Courier New" w:cs="Courier New" w:hint="default"/>
+        <w:rFonts w:ascii="Courier New" w:hAnsi="Courier New" w:cs="Courier New" w:hint="default" w:eastAsia="黑体"/>
       </w:rPr>
     </w:lvl>
     <w:lvl w:ilvl="2">
@@ -2010,7 +2189,7 @@
         <w:ind w:left="2160" w:hanging="360"/>
       </w:pPr>
       <w:rPr>
-        <w:rFonts w:ascii="Wingdings" w:hAnsi="Wingdings" w:cs="Wingdings" w:hint="default"/>
+        <w:rFonts w:ascii="Wingdings" w:hAnsi="Wingdings" w:cs="Wingdings" w:hint="default" w:eastAsia="黑体"/>
       </w:rPr>
     </w:lvl>
     <w:lvl w:ilvl="3">
@@ -2021,7 +2200,7 @@
         <w:ind w:left="2880" w:hanging="360"/>
       </w:pPr>
       <w:rPr>
-        <w:rFonts w:ascii="Symbol" w:hAnsi="Symbol" w:cs="Symbol" w:hint="default"/>
+        <w:rFonts w:ascii="Symbol" w:hAnsi="Symbol" w:cs="Symbol" w:hint="default" w:eastAsia="黑体"/>
       </w:rPr>
     </w:lvl>
     <w:lvl w:ilvl="4">
@@ -2032,7 +2211,7 @@
         <w:ind w:left="3600" w:hanging="360"/>
       </w:pPr>
       <w:rPr>
-        <w:rFonts w:ascii="Courier New" w:hAnsi="Courier New" w:cs="Courier New" w:hint="default"/>
+        <w:rFonts w:ascii="Courier New" w:hAnsi="Courier New" w:cs="Courier New" w:hint="default" w:eastAsia="黑体"/>
       </w:rPr>
     </w:lvl>
     <w:lvl w:ilvl="5">
@@ -2043,7 +2222,7 @@
         <w:ind w:left="4320" w:hanging="360"/>
       </w:pPr>
       <w:rPr>
-        <w:rFonts w:ascii="Wingdings" w:hAnsi="Wingdings" w:cs="Wingdings" w:hint="default"/>
+        <w:rFonts w:ascii="Wingdings" w:hAnsi="Wingdings" w:cs="Wingdings" w:hint="default" w:eastAsia="黑体"/>
       </w:rPr>
     </w:lvl>
     <w:lvl w:ilvl="6">
@@ -2054,7 +2233,7 @@
         <w:ind w:left="5040" w:hanging="360"/>
       </w:pPr>
       <w:rPr>
-        <w:rFonts w:ascii="Symbol" w:hAnsi="Symbol" w:cs="Symbol" w:hint="default"/>
+        <w:rFonts w:ascii="Symbol" w:hAnsi="Symbol" w:cs="Symbol" w:hint="default" w:eastAsia="黑体"/>
       </w:rPr>
     </w:lvl>
     <w:lvl w:ilvl="7">
@@ -2065,7 +2244,7 @@
         <w:ind w:left="5760" w:hanging="360"/>
       </w:pPr>
       <w:rPr>
-        <w:rFonts w:ascii="Courier New" w:hAnsi="Courier New" w:cs="Courier New" w:hint="default"/>
+        <w:rFonts w:ascii="Courier New" w:hAnsi="Courier New" w:cs="Courier New" w:hint="default" w:eastAsia="黑体"/>
       </w:rPr>
     </w:lvl>
     <w:lvl w:ilvl="8">
@@ -2076,7 +2255,7 @@
         <w:ind w:left="6480" w:hanging="360"/>
       </w:pPr>
       <w:rPr>
-        <w:rFonts w:ascii="Wingdings" w:hAnsi="Wingdings" w:cs="Wingdings" w:hint="default"/>
+        <w:rFonts w:ascii="Wingdings" w:hAnsi="Wingdings" w:cs="Wingdings" w:hint="default" w:eastAsia="黑体"/>
       </w:rPr>
     </w:lvl>
   </w:abstractNum>
@@ -2132,11 +2311,11 @@
 </file>
 
 <file path=word/styles.xml><?xml version="1.0" encoding="utf-8"?>
-<w:styles xmlns:mc="http://schemas.openxmlformats.org/markup-compatibility/2006" xmlns:r="http://schemas.openxmlformats.org/officeDocument/2006/relationships" xmlns:w="http://schemas.openxmlformats.org/wordprocessingml/2006/main" xmlns:w14="http://schemas.microsoft.com/office/word/2010/wordml" mc:Ignorable="w14">
+<w:styles xmlns:mc="http://schemas.openxmlformats.org/markup-compatibility/2006" xmlns:w="http://schemas.openxmlformats.org/wordprocessingml/2006/main" xmlns:r="http://schemas.openxmlformats.org/officeDocument/2006/relationships" xmlns:w14="http://schemas.microsoft.com/office/word/2010/wordml" mc:Ignorable="w14">
   <w:docDefaults>
     <w:rPrDefault>
       <w:rPr>
-        <w:rFonts w:asciiTheme="minorHAnsi" w:cstheme="minorBidi" w:eastAsiaTheme="minorEastAsia" w:hAnsiTheme="minorHAnsi"/>
+        <w:rFonts w:asciiTheme="minorHAnsi" w:cstheme="minorBidi" w:hAnsiTheme="minorHAnsi" w:eastAsia="黑体"/>
         <w:sz w:val="22"/>
         <w:szCs w:val="22"/>
         <w:lang w:bidi="ar-SA" w:eastAsia="en-US" w:val="en-US"/>
@@ -2358,7 +2537,7 @@
       <w:outlineLvl w:val="0"/>
     </w:pPr>
     <w:rPr>
-      <w:rFonts w:ascii="Times New Roman" w:asciiTheme="majorHAnsi" w:cstheme="majorBidi" w:eastAsia="黑体" w:eastAsiaTheme="majorEastAsia" w:hAnsi="Times New Roman" w:hAnsiTheme="majorHAnsi"/>
+      <w:rFonts w:ascii="Times New Roman" w:asciiTheme="majorHAnsi" w:cstheme="majorBidi" w:eastAsia="黑体" w:hAnsi="Times New Roman" w:hAnsiTheme="majorHAnsi"/>
       <w:b/>
       <w:bCs/>
       <w:color w:val="1F3864"/>
@@ -2382,7 +2561,7 @@
       <w:outlineLvl w:val="1"/>
     </w:pPr>
     <w:rPr>
-      <w:rFonts w:ascii="Times New Roman" w:asciiTheme="majorHAnsi" w:cstheme="majorBidi" w:eastAsia="黑体" w:eastAsiaTheme="majorEastAsia" w:hAnsi="Times New Roman" w:hAnsiTheme="majorHAnsi"/>
+      <w:rFonts w:ascii="Times New Roman" w:asciiTheme="majorHAnsi" w:cstheme="majorBidi" w:eastAsia="黑体" w:hAnsi="Times New Roman" w:hAnsiTheme="majorHAnsi"/>
       <w:b/>
       <w:bCs/>
       <w:color w:val="2E4E7E"/>
@@ -2406,7 +2585,7 @@
       <w:outlineLvl w:val="2"/>
     </w:pPr>
     <w:rPr>
-      <w:rFonts w:ascii="Times New Roman" w:asciiTheme="majorHAnsi" w:cstheme="majorBidi" w:eastAsia="黑体" w:eastAsiaTheme="majorEastAsia" w:hAnsi="Times New Roman" w:hAnsiTheme="majorHAnsi"/>
+      <w:rFonts w:ascii="Times New Roman" w:asciiTheme="majorHAnsi" w:cstheme="majorBidi" w:eastAsia="黑体" w:hAnsi="Times New Roman" w:hAnsiTheme="majorHAnsi"/>
       <w:b/>
       <w:bCs/>
       <w:color w:val="2E4E7E"/>
@@ -2430,7 +2609,7 @@
       <w:outlineLvl w:val="3"/>
     </w:pPr>
     <w:rPr>
-      <w:rFonts w:ascii="Times New Roman" w:asciiTheme="majorHAnsi" w:cstheme="majorBidi" w:eastAsia="黑体" w:eastAsiaTheme="majorEastAsia" w:hAnsi="Times New Roman" w:hAnsiTheme="majorHAnsi"/>
+      <w:rFonts w:ascii="Times New Roman" w:asciiTheme="majorHAnsi" w:cstheme="majorBidi" w:eastAsia="黑体" w:hAnsi="Times New Roman" w:hAnsiTheme="majorHAnsi"/>
       <w:b/>
       <w:bCs/>
       <w:i/>
@@ -2456,7 +2635,7 @@
       <w:outlineLvl w:val="4"/>
     </w:pPr>
     <w:rPr>
-      <w:rFonts w:ascii="Times New Roman" w:asciiTheme="majorHAnsi" w:cstheme="majorBidi" w:eastAsia="黑体" w:eastAsiaTheme="majorEastAsia" w:hAnsi="Times New Roman" w:hAnsiTheme="majorHAnsi"/>
+      <w:rFonts w:ascii="Times New Roman" w:asciiTheme="majorHAnsi" w:cstheme="majorBidi" w:eastAsia="黑体" w:hAnsi="Times New Roman" w:hAnsiTheme="majorHAnsi"/>
       <w:b/>
       <w:color w:val="333333"/>
       <w:sz w:val="22"/>
@@ -2479,7 +2658,7 @@
       <w:outlineLvl w:val="5"/>
     </w:pPr>
     <w:rPr>
-      <w:rFonts w:asciiTheme="majorHAnsi" w:cstheme="majorBidi" w:eastAsiaTheme="majorEastAsia" w:hAnsiTheme="majorHAnsi"/>
+      <w:rFonts w:asciiTheme="majorHAnsi" w:cstheme="majorBidi" w:hAnsiTheme="majorHAnsi" w:eastAsia="黑体"/>
       <w:i/>
       <w:iCs/>
       <w:color w:themeColor="accent1" w:themeShade="7F" w:val="243F60"/>
@@ -2502,7 +2681,7 @@
       <w:outlineLvl w:val="6"/>
     </w:pPr>
     <w:rPr>
-      <w:rFonts w:asciiTheme="majorHAnsi" w:cstheme="majorBidi" w:eastAsiaTheme="majorEastAsia" w:hAnsiTheme="majorHAnsi"/>
+      <w:rFonts w:asciiTheme="majorHAnsi" w:cstheme="majorBidi" w:hAnsiTheme="majorHAnsi" w:eastAsia="黑体"/>
       <w:i/>
       <w:iCs/>
       <w:color w:themeColor="text1" w:themeTint="BF" w:val="404040"/>
@@ -2525,7 +2704,7 @@
       <w:outlineLvl w:val="7"/>
     </w:pPr>
     <w:rPr>
-      <w:rFonts w:asciiTheme="majorHAnsi" w:cstheme="majorBidi" w:eastAsiaTheme="majorEastAsia" w:hAnsiTheme="majorHAnsi"/>
+      <w:rFonts w:asciiTheme="majorHAnsi" w:cstheme="majorBidi" w:hAnsiTheme="majorHAnsi" w:eastAsia="黑体"/>
       <w:color w:themeColor="accent1" w:val="4F81BD"/>
       <w:sz w:val="20"/>
       <w:szCs w:val="20"/>
@@ -2548,7 +2727,7 @@
       <w:outlineLvl w:val="8"/>
     </w:pPr>
     <w:rPr>
-      <w:rFonts w:asciiTheme="majorHAnsi" w:cstheme="majorBidi" w:eastAsiaTheme="majorEastAsia" w:hAnsiTheme="majorHAnsi"/>
+      <w:rFonts w:asciiTheme="majorHAnsi" w:cstheme="majorBidi" w:hAnsiTheme="majorHAnsi" w:eastAsia="黑体"/>
       <w:i/>
       <w:iCs/>
       <w:color w:themeColor="text1" w:themeTint="BF" w:val="404040"/>
@@ -2599,7 +2778,7 @@
     <w:uiPriority w:val="9"/>
     <w:rsid w:val="00FC693F"/>
     <w:rPr>
-      <w:rFonts w:asciiTheme="majorHAnsi" w:cstheme="majorBidi" w:eastAsiaTheme="majorEastAsia" w:hAnsiTheme="majorHAnsi"/>
+      <w:rFonts w:asciiTheme="majorHAnsi" w:cstheme="majorBidi" w:hAnsiTheme="majorHAnsi" w:eastAsia="黑体"/>
       <w:b/>
       <w:bCs/>
       <w:color w:themeColor="accent1" w:themeShade="BF" w:val="365F91"/>
@@ -2614,7 +2793,7 @@
     <w:uiPriority w:val="9"/>
     <w:rsid w:val="00FC693F"/>
     <w:rPr>
-      <w:rFonts w:asciiTheme="majorHAnsi" w:cstheme="majorBidi" w:eastAsiaTheme="majorEastAsia" w:hAnsiTheme="majorHAnsi"/>
+      <w:rFonts w:asciiTheme="majorHAnsi" w:cstheme="majorBidi" w:hAnsiTheme="majorHAnsi" w:eastAsia="黑体"/>
       <w:b/>
       <w:bCs/>
       <w:color w:themeColor="accent1" w:val="4F81BD"/>
@@ -2629,7 +2808,7 @@
     <w:uiPriority w:val="9"/>
     <w:rsid w:val="00FC693F"/>
     <w:rPr>
-      <w:rFonts w:asciiTheme="majorHAnsi" w:cstheme="majorBidi" w:eastAsiaTheme="majorEastAsia" w:hAnsiTheme="majorHAnsi"/>
+      <w:rFonts w:asciiTheme="majorHAnsi" w:cstheme="majorBidi" w:hAnsiTheme="majorHAnsi" w:eastAsia="黑体"/>
       <w:b/>
       <w:bCs/>
       <w:color w:themeColor="accent1" w:val="4F81BD"/>
@@ -2652,7 +2831,7 @@
       <w:contextualSpacing/>
     </w:pPr>
     <w:rPr>
-      <w:rFonts w:ascii="Times New Roman" w:asciiTheme="majorHAnsi" w:cstheme="majorBidi" w:eastAsia="黑体" w:eastAsiaTheme="majorEastAsia" w:hAnsi="Times New Roman" w:hAnsiTheme="majorHAnsi"/>
+      <w:rFonts w:ascii="Times New Roman" w:asciiTheme="majorHAnsi" w:cstheme="majorBidi" w:eastAsia="黑体" w:hAnsi="Times New Roman" w:hAnsiTheme="majorHAnsi"/>
       <w:b/>
       <w:color w:val="1F3864"/>
       <w:spacing w:val="5"/>
@@ -2668,7 +2847,7 @@
     <w:uiPriority w:val="10"/>
     <w:rsid w:val="00FC693F"/>
     <w:rPr>
-      <w:rFonts w:asciiTheme="majorHAnsi" w:cstheme="majorBidi" w:eastAsiaTheme="majorEastAsia" w:hAnsiTheme="majorHAnsi"/>
+      <w:rFonts w:asciiTheme="majorHAnsi" w:cstheme="majorBidi" w:hAnsiTheme="majorHAnsi" w:eastAsia="黑体"/>
       <w:color w:themeColor="text2" w:themeShade="BF" w:val="17365D"/>
       <w:spacing w:val="5"/>
       <w:kern w:val="28"/>
@@ -2690,7 +2869,7 @@
       </w:numPr>
     </w:pPr>
     <w:rPr>
-      <w:rFonts w:asciiTheme="majorHAnsi" w:cstheme="majorBidi" w:eastAsiaTheme="majorEastAsia" w:hAnsiTheme="majorHAnsi"/>
+      <w:rFonts w:asciiTheme="majorHAnsi" w:cstheme="majorBidi" w:hAnsiTheme="majorHAnsi" w:eastAsia="黑体"/>
       <w:i/>
       <w:iCs/>
       <w:color w:themeColor="accent1" w:val="4F81BD"/>
@@ -2706,7 +2885,7 @@
     <w:uiPriority w:val="11"/>
     <w:rsid w:val="00FC693F"/>
     <w:rPr>
-      <w:rFonts w:asciiTheme="majorHAnsi" w:cstheme="majorBidi" w:eastAsiaTheme="majorEastAsia" w:hAnsiTheme="majorHAnsi"/>
+      <w:rFonts w:asciiTheme="majorHAnsi" w:cstheme="majorBidi" w:hAnsiTheme="majorHAnsi" w:eastAsia="黑体"/>
       <w:i/>
       <w:iCs/>
       <w:color w:themeColor="accent1" w:val="4F81BD"/>
@@ -2773,6 +2952,7 @@
       <w:spacing w:after="120"/>
     </w:pPr>
     <w:rPr>
+      <w:rFonts w:eastAsia="黑体"/>
       <w:sz w:val="16"/>
       <w:szCs w:val="16"/>
     </w:rPr>
@@ -2784,6 +2964,7 @@
     <w:uiPriority w:val="99"/>
     <w:rsid w:val="00AA1D8D"/>
     <w:rPr>
+      <w:rFonts w:eastAsia="黑体"/>
       <w:sz w:val="16"/>
       <w:szCs w:val="16"/>
     </w:rPr>
@@ -2953,7 +3134,7 @@
       </w:tabs>
     </w:pPr>
     <w:rPr>
-      <w:rFonts w:ascii="Courier" w:hAnsi="Courier"/>
+      <w:rFonts w:ascii="Courier" w:hAnsi="Courier" w:eastAsia="黑体"/>
       <w:sz w:val="20"/>
       <w:szCs w:val="20"/>
     </w:rPr>
@@ -2965,7 +3146,7 @@
     <w:uiPriority w:val="99"/>
     <w:rsid w:val="0029639D"/>
     <w:rPr>
-      <w:rFonts w:ascii="Courier" w:hAnsi="Courier"/>
+      <w:rFonts w:ascii="Courier" w:hAnsi="Courier" w:eastAsia="黑体"/>
       <w:sz w:val="20"/>
       <w:szCs w:val="20"/>
     </w:rPr>
@@ -3001,6 +3182,7 @@
     <w:uiPriority w:val="29"/>
     <w:rsid w:val="00FC693F"/>
     <w:rPr>
+      <w:rFonts w:eastAsia="黑体"/>
       <w:i/>
       <w:iCs/>
       <w:color w:themeColor="text1" w:val="000000"/>
@@ -3014,7 +3196,7 @@
     <w:semiHidden/>
     <w:rsid w:val="00FC693F"/>
     <w:rPr>
-      <w:rFonts w:asciiTheme="majorHAnsi" w:cstheme="majorBidi" w:eastAsiaTheme="majorEastAsia" w:hAnsiTheme="majorHAnsi"/>
+      <w:rFonts w:asciiTheme="majorHAnsi" w:cstheme="majorBidi" w:hAnsiTheme="majorHAnsi" w:eastAsia="黑体"/>
       <w:b/>
       <w:bCs/>
       <w:i/>
@@ -3030,7 +3212,7 @@
     <w:semiHidden/>
     <w:rsid w:val="00FC693F"/>
     <w:rPr>
-      <w:rFonts w:asciiTheme="majorHAnsi" w:cstheme="majorBidi" w:eastAsiaTheme="majorEastAsia" w:hAnsiTheme="majorHAnsi"/>
+      <w:rFonts w:asciiTheme="majorHAnsi" w:cstheme="majorBidi" w:hAnsiTheme="majorHAnsi" w:eastAsia="黑体"/>
       <w:color w:themeColor="accent1" w:themeShade="7F" w:val="243F60"/>
     </w:rPr>
   </w:style>
@@ -3042,7 +3224,7 @@
     <w:semiHidden/>
     <w:rsid w:val="00FC693F"/>
     <w:rPr>
-      <w:rFonts w:asciiTheme="majorHAnsi" w:cstheme="majorBidi" w:eastAsiaTheme="majorEastAsia" w:hAnsiTheme="majorHAnsi"/>
+      <w:rFonts w:asciiTheme="majorHAnsi" w:cstheme="majorBidi" w:hAnsiTheme="majorHAnsi" w:eastAsia="黑体"/>
       <w:i/>
       <w:iCs/>
       <w:color w:themeColor="accent1" w:themeShade="7F" w:val="243F60"/>
@@ -3056,7 +3238,7 @@
     <w:semiHidden/>
     <w:rsid w:val="00FC693F"/>
     <w:rPr>
-      <w:rFonts w:asciiTheme="majorHAnsi" w:cstheme="majorBidi" w:eastAsiaTheme="majorEastAsia" w:hAnsiTheme="majorHAnsi"/>
+      <w:rFonts w:asciiTheme="majorHAnsi" w:cstheme="majorBidi" w:hAnsiTheme="majorHAnsi" w:eastAsia="黑体"/>
       <w:i/>
       <w:iCs/>
       <w:color w:themeColor="text1" w:themeTint="BF" w:val="404040"/>
@@ -3070,7 +3252,7 @@
     <w:semiHidden/>
     <w:rsid w:val="00FC693F"/>
     <w:rPr>
-      <w:rFonts w:asciiTheme="majorHAnsi" w:cstheme="majorBidi" w:eastAsiaTheme="majorEastAsia" w:hAnsiTheme="majorHAnsi"/>
+      <w:rFonts w:asciiTheme="majorHAnsi" w:cstheme="majorBidi" w:hAnsiTheme="majorHAnsi" w:eastAsia="黑体"/>
       <w:color w:themeColor="accent1" w:val="4F81BD"/>
       <w:sz w:val="20"/>
       <w:szCs w:val="20"/>
@@ -3084,7 +3266,7 @@
     <w:semiHidden/>
     <w:rsid w:val="00FC693F"/>
     <w:rPr>
-      <w:rFonts w:asciiTheme="majorHAnsi" w:cstheme="majorBidi" w:eastAsiaTheme="majorEastAsia" w:hAnsiTheme="majorHAnsi"/>
+      <w:rFonts w:asciiTheme="majorHAnsi" w:cstheme="majorBidi" w:hAnsiTheme="majorHAnsi" w:eastAsia="黑体"/>
       <w:i/>
       <w:iCs/>
       <w:color w:themeColor="text1" w:themeTint="BF" w:val="404040"/>
@@ -3105,6 +3287,7 @@
       <w:spacing w:line="240" w:lineRule="auto"/>
     </w:pPr>
     <w:rPr>
+      <w:rFonts w:eastAsia="黑体"/>
       <w:b/>
       <w:bCs/>
       <w:color w:themeColor="accent1" w:val="4F81BD"/>
@@ -3119,6 +3302,7 @@
     <w:qFormat/>
     <w:rsid w:val="00FC693F"/>
     <w:rPr>
+      <w:rFonts w:eastAsia="黑体"/>
       <w:b/>
       <w:bCs/>
     </w:rPr>
@@ -3130,6 +3314,7 @@
     <w:qFormat/>
     <w:rsid w:val="00FC693F"/>
     <w:rPr>
+      <w:rFonts w:eastAsia="黑体"/>
       <w:i/>
       <w:iCs/>
     </w:rPr>
@@ -3150,6 +3335,7 @@
       <w:ind w:left="936" w:right="936"/>
     </w:pPr>
     <w:rPr>
+      <w:rFonts w:eastAsia="黑体"/>
       <w:b/>
       <w:bCs/>
       <w:i/>
@@ -3164,6 +3350,7 @@
     <w:uiPriority w:val="30"/>
     <w:rsid w:val="00FC693F"/>
     <w:rPr>
+      <w:rFonts w:eastAsia="黑体"/>
       <w:b/>
       <w:bCs/>
       <w:i/>
@@ -3178,6 +3365,7 @@
     <w:qFormat/>
     <w:rsid w:val="00FC693F"/>
     <w:rPr>
+      <w:rFonts w:eastAsia="黑体"/>
       <w:i/>
       <w:iCs/>
       <w:color w:themeColor="text1" w:themeTint="7F" w:val="808080"/>
@@ -3190,6 +3378,7 @@
     <w:qFormat/>
     <w:rsid w:val="00FC693F"/>
     <w:rPr>
+      <w:rFonts w:eastAsia="黑体"/>
       <w:b/>
       <w:bCs/>
       <w:i/>
@@ -3204,6 +3393,7 @@
     <w:qFormat/>
     <w:rsid w:val="00FC693F"/>
     <w:rPr>
+      <w:rFonts w:eastAsia="黑体"/>
       <w:smallCaps/>
       <w:color w:themeColor="accent2" w:val="C0504D"/>
       <w:u w:val="single"/>
@@ -3216,6 +3406,7 @@
     <w:qFormat/>
     <w:rsid w:val="00FC693F"/>
     <w:rPr>
+      <w:rFonts w:eastAsia="黑体"/>
       <w:b/>
       <w:bCs/>
       <w:smallCaps/>
@@ -3231,6 +3422,7 @@
     <w:qFormat/>
     <w:rsid w:val="00FC693F"/>
     <w:rPr>
+      <w:rFonts w:eastAsia="黑体"/>
       <w:b/>
       <w:bCs/>
       <w:smallCaps/>
@@ -3285,6 +3477,7 @@
       <w:spacing w:after="0" w:line="240" w:lineRule="auto"/>
     </w:pPr>
     <w:rPr>
+      <w:rFonts w:eastAsia="黑体"/>
       <w:color w:themeColor="text1" w:themeShade="BF" w:val="000000"/>
     </w:rPr>
     <w:tblPr>
@@ -3307,6 +3500,7 @@
         <w:spacing w:after="0" w:before="0" w:line="240" w:lineRule="auto"/>
       </w:pPr>
       <w:rPr>
+        <w:rFonts w:eastAsia="黑体"/>
         <w:b/>
         <w:bCs/>
       </w:rPr>
@@ -3327,6 +3521,7 @@
         <w:spacing w:after="0" w:before="0" w:line="240" w:lineRule="auto"/>
       </w:pPr>
       <w:rPr>
+        <w:rFonts w:eastAsia="黑体"/>
         <w:b/>
         <w:bCs/>
       </w:rPr>
@@ -3344,12 +3539,14 @@
     </w:tblStylePr>
     <w:tblStylePr w:type="firstCol">
       <w:rPr>
+        <w:rFonts w:eastAsia="黑体"/>
         <w:b/>
         <w:bCs/>
       </w:rPr>
     </w:tblStylePr>
     <w:tblStylePr w:type="lastCol">
       <w:rPr>
+        <w:rFonts w:eastAsia="黑体"/>
         <w:b/>
         <w:bCs/>
       </w:rPr>
@@ -3388,6 +3585,7 @@
       <w:spacing w:after="0" w:line="240" w:lineRule="auto"/>
     </w:pPr>
     <w:rPr>
+      <w:rFonts w:eastAsia="黑体"/>
       <w:color w:themeColor="accent1" w:themeShade="BF" w:val="365F91"/>
     </w:rPr>
     <w:tblPr>
@@ -3410,6 +3608,7 @@
         <w:spacing w:after="0" w:before="0" w:line="240" w:lineRule="auto"/>
       </w:pPr>
       <w:rPr>
+        <w:rFonts w:eastAsia="黑体"/>
         <w:b/>
         <w:bCs/>
       </w:rPr>
@@ -3430,6 +3629,7 @@
         <w:spacing w:after="0" w:before="0" w:line="240" w:lineRule="auto"/>
       </w:pPr>
       <w:rPr>
+        <w:rFonts w:eastAsia="黑体"/>
         <w:b/>
         <w:bCs/>
       </w:rPr>
@@ -3447,12 +3647,14 @@
     </w:tblStylePr>
     <w:tblStylePr w:type="firstCol">
       <w:rPr>
+        <w:rFonts w:eastAsia="黑体"/>
         <w:b/>
         <w:bCs/>
       </w:rPr>
     </w:tblStylePr>
     <w:tblStylePr w:type="lastCol">
       <w:rPr>
+        <w:rFonts w:eastAsia="黑体"/>
         <w:b/>
         <w:bCs/>
       </w:rPr>
@@ -3491,6 +3693,7 @@
       <w:spacing w:after="0" w:line="240" w:lineRule="auto"/>
     </w:pPr>
     <w:rPr>
+      <w:rFonts w:eastAsia="黑体"/>
       <w:color w:themeColor="accent2" w:themeShade="BF" w:val="943634"/>
     </w:rPr>
     <w:tblPr>
@@ -3513,6 +3716,7 @@
         <w:spacing w:after="0" w:before="0" w:line="240" w:lineRule="auto"/>
       </w:pPr>
       <w:rPr>
+        <w:rFonts w:eastAsia="黑体"/>
         <w:b/>
         <w:bCs/>
       </w:rPr>
@@ -3533,6 +3737,7 @@
         <w:spacing w:after="0" w:before="0" w:line="240" w:lineRule="auto"/>
       </w:pPr>
       <w:rPr>
+        <w:rFonts w:eastAsia="黑体"/>
         <w:b/>
         <w:bCs/>
       </w:rPr>
@@ -3550,12 +3755,14 @@
     </w:tblStylePr>
     <w:tblStylePr w:type="firstCol">
       <w:rPr>
+        <w:rFonts w:eastAsia="黑体"/>
         <w:b/>
         <w:bCs/>
       </w:rPr>
     </w:tblStylePr>
     <w:tblStylePr w:type="lastCol">
       <w:rPr>
+        <w:rFonts w:eastAsia="黑体"/>
         <w:b/>
         <w:bCs/>
       </w:rPr>
@@ -3594,6 +3801,7 @@
       <w:spacing w:after="0" w:line="240" w:lineRule="auto"/>
     </w:pPr>
     <w:rPr>
+      <w:rFonts w:eastAsia="黑体"/>
       <w:color w:themeColor="accent3" w:themeShade="BF" w:val="76923C"/>
     </w:rPr>
     <w:tblPr>
@@ -3616,6 +3824,7 @@
         <w:spacing w:after="0" w:before="0" w:line="240" w:lineRule="auto"/>
       </w:pPr>
       <w:rPr>
+        <w:rFonts w:eastAsia="黑体"/>
         <w:b/>
         <w:bCs/>
       </w:rPr>
@@ -3636,6 +3845,7 @@
         <w:spacing w:after="0" w:before="0" w:line="240" w:lineRule="auto"/>
       </w:pPr>
       <w:rPr>
+        <w:rFonts w:eastAsia="黑体"/>
         <w:b/>
         <w:bCs/>
       </w:rPr>
@@ -3653,12 +3863,14 @@
     </w:tblStylePr>
     <w:tblStylePr w:type="firstCol">
       <w:rPr>
+        <w:rFonts w:eastAsia="黑体"/>
         <w:b/>
         <w:bCs/>
       </w:rPr>
     </w:tblStylePr>
     <w:tblStylePr w:type="lastCol">
       <w:rPr>
+        <w:rFonts w:eastAsia="黑体"/>
         <w:b/>
         <w:bCs/>
       </w:rPr>
@@ -3697,6 +3909,7 @@
       <w:spacing w:after="0" w:line="240" w:lineRule="auto"/>
     </w:pPr>
     <w:rPr>
+      <w:rFonts w:eastAsia="黑体"/>
       <w:color w:themeColor="accent4" w:themeShade="BF" w:val="5F497A"/>
     </w:rPr>
     <w:tblPr>
@@ -3719,6 +3932,7 @@
         <w:spacing w:after="0" w:before="0" w:line="240" w:lineRule="auto"/>
       </w:pPr>
       <w:rPr>
+        <w:rFonts w:eastAsia="黑体"/>
         <w:b/>
         <w:bCs/>
       </w:rPr>
@@ -3739,6 +3953,7 @@
         <w:spacing w:after="0" w:before="0" w:line="240" w:lineRule="auto"/>
       </w:pPr>
       <w:rPr>
+        <w:rFonts w:eastAsia="黑体"/>
         <w:b/>
         <w:bCs/>
       </w:rPr>
@@ -3756,12 +3971,14 @@
     </w:tblStylePr>
     <w:tblStylePr w:type="firstCol">
       <w:rPr>
+        <w:rFonts w:eastAsia="黑体"/>
         <w:b/>
         <w:bCs/>
       </w:rPr>
     </w:tblStylePr>
     <w:tblStylePr w:type="lastCol">
       <w:rPr>
+        <w:rFonts w:eastAsia="黑体"/>
         <w:b/>
         <w:bCs/>
       </w:rPr>
@@ -3800,6 +4017,7 @@
       <w:spacing w:after="0" w:line="240" w:lineRule="auto"/>
     </w:pPr>
     <w:rPr>
+      <w:rFonts w:eastAsia="黑体"/>
       <w:color w:themeColor="accent5" w:themeShade="BF" w:val="31849B"/>
     </w:rPr>
     <w:tblPr>
@@ -3822,6 +4040,7 @@
         <w:spacing w:after="0" w:before="0" w:line="240" w:lineRule="auto"/>
       </w:pPr>
       <w:rPr>
+        <w:rFonts w:eastAsia="黑体"/>
         <w:b/>
         <w:bCs/>
       </w:rPr>
@@ -3842,6 +4061,7 @@
         <w:spacing w:after="0" w:before="0" w:line="240" w:lineRule="auto"/>
       </w:pPr>
       <w:rPr>
+        <w:rFonts w:eastAsia="黑体"/>
         <w:b/>
         <w:bCs/>
       </w:rPr>
@@ -3859,12 +4079,14 @@
     </w:tblStylePr>
     <w:tblStylePr w:type="firstCol">
       <w:rPr>
+        <w:rFonts w:eastAsia="黑体"/>
         <w:b/>
         <w:bCs/>
       </w:rPr>
     </w:tblStylePr>
     <w:tblStylePr w:type="lastCol">
       <w:rPr>
+        <w:rFonts w:eastAsia="黑体"/>
         <w:b/>
         <w:bCs/>
       </w:rPr>
@@ -3903,6 +4125,7 @@
       <w:spacing w:after="0" w:line="240" w:lineRule="auto"/>
     </w:pPr>
     <w:rPr>
+      <w:rFonts w:eastAsia="黑体"/>
       <w:color w:themeColor="accent6" w:themeShade="BF" w:val="E36C0A"/>
     </w:rPr>
     <w:tblPr>
@@ -3925,6 +4148,7 @@
         <w:spacing w:after="0" w:before="0" w:line="240" w:lineRule="auto"/>
       </w:pPr>
       <w:rPr>
+        <w:rFonts w:eastAsia="黑体"/>
         <w:b/>
         <w:bCs/>
       </w:rPr>
@@ -3945,6 +4169,7 @@
         <w:spacing w:after="0" w:before="0" w:line="240" w:lineRule="auto"/>
       </w:pPr>
       <w:rPr>
+        <w:rFonts w:eastAsia="黑体"/>
         <w:b/>
         <w:bCs/>
       </w:rPr>
@@ -3962,12 +4187,14 @@
     </w:tblStylePr>
     <w:tblStylePr w:type="firstCol">
       <w:rPr>
+        <w:rFonts w:eastAsia="黑体"/>
         <w:b/>
         <w:bCs/>
       </w:rPr>
     </w:tblStylePr>
     <w:tblStylePr w:type="lastCol">
       <w:rPr>
+        <w:rFonts w:eastAsia="黑体"/>
         <w:b/>
         <w:bCs/>
       </w:rPr>
@@ -4027,6 +4254,7 @@
         <w:spacing w:after="0" w:before="0" w:line="240" w:lineRule="auto"/>
       </w:pPr>
       <w:rPr>
+        <w:rFonts w:eastAsia="黑体"/>
         <w:b/>
         <w:bCs/>
         <w:color w:themeColor="background1" w:val="FFFFFF"/>
@@ -4041,6 +4269,7 @@
         <w:spacing w:after="0" w:before="0" w:line="240" w:lineRule="auto"/>
       </w:pPr>
       <w:rPr>
+        <w:rFonts w:eastAsia="黑体"/>
         <w:b/>
         <w:bCs/>
       </w:rPr>
@@ -4056,12 +4285,14 @@
     </w:tblStylePr>
     <w:tblStylePr w:type="firstCol">
       <w:rPr>
+        <w:rFonts w:eastAsia="黑体"/>
         <w:b/>
         <w:bCs/>
       </w:rPr>
     </w:tblStylePr>
     <w:tblStylePr w:type="lastCol">
       <w:rPr>
+        <w:rFonts w:eastAsia="黑体"/>
         <w:b/>
         <w:bCs/>
       </w:rPr>
@@ -4119,6 +4350,7 @@
         <w:spacing w:after="0" w:before="0" w:line="240" w:lineRule="auto"/>
       </w:pPr>
       <w:rPr>
+        <w:rFonts w:eastAsia="黑体"/>
         <w:b/>
         <w:bCs/>
         <w:color w:themeColor="background1" w:val="FFFFFF"/>
@@ -4133,6 +4365,7 @@
         <w:spacing w:after="0" w:before="0" w:line="240" w:lineRule="auto"/>
       </w:pPr>
       <w:rPr>
+        <w:rFonts w:eastAsia="黑体"/>
         <w:b/>
         <w:bCs/>
       </w:rPr>
@@ -4148,12 +4381,14 @@
     </w:tblStylePr>
     <w:tblStylePr w:type="firstCol">
       <w:rPr>
+        <w:rFonts w:eastAsia="黑体"/>
         <w:b/>
         <w:bCs/>
       </w:rPr>
     </w:tblStylePr>
     <w:tblStylePr w:type="lastCol">
       <w:rPr>
+        <w:rFonts w:eastAsia="黑体"/>
         <w:b/>
         <w:bCs/>
       </w:rPr>
@@ -4211,6 +4446,7 @@
         <w:spacing w:after="0" w:before="0" w:line="240" w:lineRule="auto"/>
       </w:pPr>
       <w:rPr>
+        <w:rFonts w:eastAsia="黑体"/>
         <w:b/>
         <w:bCs/>
         <w:color w:themeColor="background1" w:val="FFFFFF"/>
@@ -4225,6 +4461,7 @@
         <w:spacing w:after="0" w:before="0" w:line="240" w:lineRule="auto"/>
       </w:pPr>
       <w:rPr>
+        <w:rFonts w:eastAsia="黑体"/>
         <w:b/>
         <w:bCs/>
       </w:rPr>
@@ -4240,12 +4477,14 @@
     </w:tblStylePr>
     <w:tblStylePr w:type="firstCol">
       <w:rPr>
+        <w:rFonts w:eastAsia="黑体"/>
         <w:b/>
         <w:bCs/>
       </w:rPr>
     </w:tblStylePr>
     <w:tblStylePr w:type="lastCol">
       <w:rPr>
+        <w:rFonts w:eastAsia="黑体"/>
         <w:b/>
         <w:bCs/>
       </w:rPr>
@@ -4303,6 +4542,7 @@
         <w:spacing w:after="0" w:before="0" w:line="240" w:lineRule="auto"/>
       </w:pPr>
       <w:rPr>
+        <w:rFonts w:eastAsia="黑体"/>
         <w:b/>
         <w:bCs/>
         <w:color w:themeColor="background1" w:val="FFFFFF"/>
@@ -4317,6 +4557,7 @@
         <w:spacing w:after="0" w:before="0" w:line="240" w:lineRule="auto"/>
       </w:pPr>
       <w:rPr>
+        <w:rFonts w:eastAsia="黑体"/>
         <w:b/>
         <w:bCs/>
       </w:rPr>
@@ -4332,12 +4573,14 @@
     </w:tblStylePr>
     <w:tblStylePr w:type="firstCol">
       <w:rPr>
+        <w:rFonts w:eastAsia="黑体"/>
         <w:b/>
         <w:bCs/>
       </w:rPr>
     </w:tblStylePr>
     <w:tblStylePr w:type="lastCol">
       <w:rPr>
+        <w:rFonts w:eastAsia="黑体"/>
         <w:b/>
         <w:bCs/>
       </w:rPr>
@@ -4395,6 +4638,7 @@
         <w:spacing w:after="0" w:before="0" w:line="240" w:lineRule="auto"/>
       </w:pPr>
       <w:rPr>
+        <w:rFonts w:eastAsia="黑体"/>
         <w:b/>
         <w:bCs/>
         <w:color w:themeColor="background1" w:val="FFFFFF"/>
@@ -4409,6 +4653,7 @@
         <w:spacing w:after="0" w:before="0" w:line="240" w:lineRule="auto"/>
       </w:pPr>
       <w:rPr>
+        <w:rFonts w:eastAsia="黑体"/>
         <w:b/>
         <w:bCs/>
       </w:rPr>
@@ -4424,12 +4669,14 @@
     </w:tblStylePr>
     <w:tblStylePr w:type="firstCol">
       <w:rPr>
+        <w:rFonts w:eastAsia="黑体"/>
         <w:b/>
         <w:bCs/>
       </w:rPr>
     </w:tblStylePr>
     <w:tblStylePr w:type="lastCol">
       <w:rPr>
+        <w:rFonts w:eastAsia="黑体"/>
         <w:b/>
         <w:bCs/>
       </w:rPr>
@@ -4487,6 +4734,7 @@
         <w:spacing w:after="0" w:before="0" w:line="240" w:lineRule="auto"/>
       </w:pPr>
       <w:rPr>
+        <w:rFonts w:eastAsia="黑体"/>
         <w:b/>
         <w:bCs/>
         <w:color w:themeColor="background1" w:val="FFFFFF"/>
@@ -4501,6 +4749,7 @@
         <w:spacing w:after="0" w:before="0" w:line="240" w:lineRule="auto"/>
       </w:pPr>
       <w:rPr>
+        <w:rFonts w:eastAsia="黑体"/>
         <w:b/>
         <w:bCs/>
       </w:rPr>
@@ -4516,12 +4765,14 @@
     </w:tblStylePr>
     <w:tblStylePr w:type="firstCol">
       <w:rPr>
+        <w:rFonts w:eastAsia="黑体"/>
         <w:b/>
         <w:bCs/>
       </w:rPr>
     </w:tblStylePr>
     <w:tblStylePr w:type="lastCol">
       <w:rPr>
+        <w:rFonts w:eastAsia="黑体"/>
         <w:b/>
         <w:bCs/>
       </w:rPr>
@@ -4579,6 +4830,7 @@
         <w:spacing w:after="0" w:before="0" w:line="240" w:lineRule="auto"/>
       </w:pPr>
       <w:rPr>
+        <w:rFonts w:eastAsia="黑体"/>
         <w:b/>
         <w:bCs/>
         <w:color w:themeColor="background1" w:val="FFFFFF"/>
@@ -4593,6 +4845,7 @@
         <w:spacing w:after="0" w:before="0" w:line="240" w:lineRule="auto"/>
       </w:pPr>
       <w:rPr>
+        <w:rFonts w:eastAsia="黑体"/>
         <w:b/>
         <w:bCs/>
       </w:rPr>
@@ -4608,12 +4861,14 @@
     </w:tblStylePr>
     <w:tblStylePr w:type="firstCol">
       <w:rPr>
+        <w:rFonts w:eastAsia="黑体"/>
         <w:b/>
         <w:bCs/>
       </w:rPr>
     </w:tblStylePr>
     <w:tblStylePr w:type="lastCol">
       <w:rPr>
+        <w:rFonts w:eastAsia="黑体"/>
         <w:b/>
         <w:bCs/>
       </w:rPr>
@@ -4673,7 +4928,7 @@
         <w:spacing w:after="0" w:before="0" w:line="240" w:lineRule="auto"/>
       </w:pPr>
       <w:rPr>
-        <w:rFonts w:asciiTheme="majorHAnsi" w:cstheme="majorBidi" w:eastAsiaTheme="majorEastAsia" w:hAnsiTheme="majorHAnsi"/>
+        <w:rFonts w:asciiTheme="majorHAnsi" w:cstheme="majorBidi" w:hAnsiTheme="majorHAnsi" w:eastAsia="黑体"/>
         <w:b/>
         <w:bCs/>
       </w:rPr>
@@ -4694,7 +4949,7 @@
         <w:spacing w:after="0" w:before="0" w:line="240" w:lineRule="auto"/>
       </w:pPr>
       <w:rPr>
-        <w:rFonts w:asciiTheme="majorHAnsi" w:cstheme="majorBidi" w:eastAsiaTheme="majorEastAsia" w:hAnsiTheme="majorHAnsi"/>
+        <w:rFonts w:asciiTheme="majorHAnsi" w:cstheme="majorBidi" w:hAnsiTheme="majorHAnsi" w:eastAsia="黑体"/>
         <w:b/>
         <w:bCs/>
       </w:rPr>
@@ -4712,14 +4967,14 @@
     </w:tblStylePr>
     <w:tblStylePr w:type="firstCol">
       <w:rPr>
-        <w:rFonts w:asciiTheme="majorHAnsi" w:cstheme="majorBidi" w:eastAsiaTheme="majorEastAsia" w:hAnsiTheme="majorHAnsi"/>
+        <w:rFonts w:asciiTheme="majorHAnsi" w:cstheme="majorBidi" w:hAnsiTheme="majorHAnsi" w:eastAsia="黑体"/>
         <w:b/>
         <w:bCs/>
       </w:rPr>
     </w:tblStylePr>
     <w:tblStylePr w:type="lastCol">
       <w:rPr>
-        <w:rFonts w:asciiTheme="majorHAnsi" w:cstheme="majorBidi" w:eastAsiaTheme="majorEastAsia" w:hAnsiTheme="majorHAnsi"/>
+        <w:rFonts w:asciiTheme="majorHAnsi" w:cstheme="majorBidi" w:hAnsiTheme="majorHAnsi" w:eastAsia="黑体"/>
         <w:b/>
         <w:bCs/>
       </w:rPr>
@@ -4803,7 +5058,7 @@
         <w:spacing w:after="0" w:before="0" w:line="240" w:lineRule="auto"/>
       </w:pPr>
       <w:rPr>
-        <w:rFonts w:asciiTheme="majorHAnsi" w:cstheme="majorBidi" w:eastAsiaTheme="majorEastAsia" w:hAnsiTheme="majorHAnsi"/>
+        <w:rFonts w:asciiTheme="majorHAnsi" w:cstheme="majorBidi" w:hAnsiTheme="majorHAnsi" w:eastAsia="黑体"/>
         <w:b/>
         <w:bCs/>
       </w:rPr>
@@ -4824,7 +5079,7 @@
         <w:spacing w:after="0" w:before="0" w:line="240" w:lineRule="auto"/>
       </w:pPr>
       <w:rPr>
-        <w:rFonts w:asciiTheme="majorHAnsi" w:cstheme="majorBidi" w:eastAsiaTheme="majorEastAsia" w:hAnsiTheme="majorHAnsi"/>
+        <w:rFonts w:asciiTheme="majorHAnsi" w:cstheme="majorBidi" w:hAnsiTheme="majorHAnsi" w:eastAsia="黑体"/>
         <w:b/>
         <w:bCs/>
       </w:rPr>
@@ -4842,14 +5097,14 @@
     </w:tblStylePr>
     <w:tblStylePr w:type="firstCol">
       <w:rPr>
-        <w:rFonts w:asciiTheme="majorHAnsi" w:cstheme="majorBidi" w:eastAsiaTheme="majorEastAsia" w:hAnsiTheme="majorHAnsi"/>
+        <w:rFonts w:asciiTheme="majorHAnsi" w:cstheme="majorBidi" w:hAnsiTheme="majorHAnsi" w:eastAsia="黑体"/>
         <w:b/>
         <w:bCs/>
       </w:rPr>
     </w:tblStylePr>
     <w:tblStylePr w:type="lastCol">
       <w:rPr>
-        <w:rFonts w:asciiTheme="majorHAnsi" w:cstheme="majorBidi" w:eastAsiaTheme="majorEastAsia" w:hAnsiTheme="majorHAnsi"/>
+        <w:rFonts w:asciiTheme="majorHAnsi" w:cstheme="majorBidi" w:hAnsiTheme="majorHAnsi" w:eastAsia="黑体"/>
         <w:b/>
         <w:bCs/>
       </w:rPr>
@@ -4933,7 +5188,7 @@
         <w:spacing w:after="0" w:before="0" w:line="240" w:lineRule="auto"/>
       </w:pPr>
       <w:rPr>
-        <w:rFonts w:asciiTheme="majorHAnsi" w:cstheme="majorBidi" w:eastAsiaTheme="majorEastAsia" w:hAnsiTheme="majorHAnsi"/>
+        <w:rFonts w:asciiTheme="majorHAnsi" w:cstheme="majorBidi" w:hAnsiTheme="majorHAnsi" w:eastAsia="黑体"/>
         <w:b/>
         <w:bCs/>
       </w:rPr>
@@ -4954,7 +5209,7 @@
         <w:spacing w:after="0" w:before="0" w:line="240" w:lineRule="auto"/>
       </w:pPr>
       <w:rPr>
-        <w:rFonts w:asciiTheme="majorHAnsi" w:cstheme="majorBidi" w:eastAsiaTheme="majorEastAsia" w:hAnsiTheme="majorHAnsi"/>
+        <w:rFonts w:asciiTheme="majorHAnsi" w:cstheme="majorBidi" w:hAnsiTheme="majorHAnsi" w:eastAsia="黑体"/>
         <w:b/>
         <w:bCs/>
       </w:rPr>
@@ -4972,14 +5227,14 @@
     </w:tblStylePr>
     <w:tblStylePr w:type="firstCol">
       <w:rPr>
-        <w:rFonts w:asciiTheme="majorHAnsi" w:cstheme="majorBidi" w:eastAsiaTheme="majorEastAsia" w:hAnsiTheme="majorHAnsi"/>
+        <w:rFonts w:asciiTheme="majorHAnsi" w:cstheme="majorBidi" w:hAnsiTheme="majorHAnsi" w:eastAsia="黑体"/>
         <w:b/>
         <w:bCs/>
       </w:rPr>
     </w:tblStylePr>
     <w:tblStylePr w:type="lastCol">
       <w:rPr>
-        <w:rFonts w:asciiTheme="majorHAnsi" w:cstheme="majorBidi" w:eastAsiaTheme="majorEastAsia" w:hAnsiTheme="majorHAnsi"/>
+        <w:rFonts w:asciiTheme="majorHAnsi" w:cstheme="majorBidi" w:hAnsiTheme="majorHAnsi" w:eastAsia="黑体"/>
         <w:b/>
         <w:bCs/>
       </w:rPr>
@@ -5063,7 +5318,7 @@
         <w:spacing w:after="0" w:before="0" w:line="240" w:lineRule="auto"/>
       </w:pPr>
       <w:rPr>
-        <w:rFonts w:asciiTheme="majorHAnsi" w:cstheme="majorBidi" w:eastAsiaTheme="majorEastAsia" w:hAnsiTheme="majorHAnsi"/>
+        <w:rFonts w:asciiTheme="majorHAnsi" w:cstheme="majorBidi" w:hAnsiTheme="majorHAnsi" w:eastAsia="黑体"/>
         <w:b/>
         <w:bCs/>
       </w:rPr>
@@ -5084,7 +5339,7 @@
         <w:spacing w:after="0" w:before="0" w:line="240" w:lineRule="auto"/>
       </w:pPr>
       <w:rPr>
-        <w:rFonts w:asciiTheme="majorHAnsi" w:cstheme="majorBidi" w:eastAsiaTheme="majorEastAsia" w:hAnsiTheme="majorHAnsi"/>
+        <w:rFonts w:asciiTheme="majorHAnsi" w:cstheme="majorBidi" w:hAnsiTheme="majorHAnsi" w:eastAsia="黑体"/>
         <w:b/>
         <w:bCs/>
       </w:rPr>
@@ -5102,14 +5357,14 @@
     </w:tblStylePr>
     <w:tblStylePr w:type="firstCol">
       <w:rPr>
-        <w:rFonts w:asciiTheme="majorHAnsi" w:cstheme="majorBidi" w:eastAsiaTheme="majorEastAsia" w:hAnsiTheme="majorHAnsi"/>
+        <w:rFonts w:asciiTheme="majorHAnsi" w:cstheme="majorBidi" w:hAnsiTheme="majorHAnsi" w:eastAsia="黑体"/>
         <w:b/>
         <w:bCs/>
       </w:rPr>
     </w:tblStylePr>
     <w:tblStylePr w:type="lastCol">
       <w:rPr>
-        <w:rFonts w:asciiTheme="majorHAnsi" w:cstheme="majorBidi" w:eastAsiaTheme="majorEastAsia" w:hAnsiTheme="majorHAnsi"/>
+        <w:rFonts w:asciiTheme="majorHAnsi" w:cstheme="majorBidi" w:hAnsiTheme="majorHAnsi" w:eastAsia="黑体"/>
         <w:b/>
         <w:bCs/>
       </w:rPr>
@@ -5193,7 +5448,7 @@
         <w:spacing w:after="0" w:before="0" w:line="240" w:lineRule="auto"/>
       </w:pPr>
       <w:rPr>
-        <w:rFonts w:asciiTheme="majorHAnsi" w:cstheme="majorBidi" w:eastAsiaTheme="majorEastAsia" w:hAnsiTheme="majorHAnsi"/>
+        <w:rFonts w:asciiTheme="majorHAnsi" w:cstheme="majorBidi" w:hAnsiTheme="majorHAnsi" w:eastAsia="黑体"/>
         <w:b/>
         <w:bCs/>
       </w:rPr>
@@ -5214,7 +5469,7 @@
         <w:spacing w:after="0" w:before="0" w:line="240" w:lineRule="auto"/>
       </w:pPr>
       <w:rPr>
-        <w:rFonts w:asciiTheme="majorHAnsi" w:cstheme="majorBidi" w:eastAsiaTheme="majorEastAsia" w:hAnsiTheme="majorHAnsi"/>
+        <w:rFonts w:asciiTheme="majorHAnsi" w:cstheme="majorBidi" w:hAnsiTheme="majorHAnsi" w:eastAsia="黑体"/>
         <w:b/>
         <w:bCs/>
       </w:rPr>
@@ -5232,14 +5487,14 @@
     </w:tblStylePr>
     <w:tblStylePr w:type="firstCol">
       <w:rPr>
-        <w:rFonts w:asciiTheme="majorHAnsi" w:cstheme="majorBidi" w:eastAsiaTheme="majorEastAsia" w:hAnsiTheme="majorHAnsi"/>
+        <w:rFonts w:asciiTheme="majorHAnsi" w:cstheme="majorBidi" w:hAnsiTheme="majorHAnsi" w:eastAsia="黑体"/>
         <w:b/>
         <w:bCs/>
       </w:rPr>
     </w:tblStylePr>
     <w:tblStylePr w:type="lastCol">
       <w:rPr>
-        <w:rFonts w:asciiTheme="majorHAnsi" w:cstheme="majorBidi" w:eastAsiaTheme="majorEastAsia" w:hAnsiTheme="majorHAnsi"/>
+        <w:rFonts w:asciiTheme="majorHAnsi" w:cstheme="majorBidi" w:hAnsiTheme="majorHAnsi" w:eastAsia="黑体"/>
         <w:b/>
         <w:bCs/>
       </w:rPr>
@@ -5323,7 +5578,7 @@
         <w:spacing w:after="0" w:before="0" w:line="240" w:lineRule="auto"/>
       </w:pPr>
       <w:rPr>
-        <w:rFonts w:asciiTheme="majorHAnsi" w:cstheme="majorBidi" w:eastAsiaTheme="majorEastAsia" w:hAnsiTheme="majorHAnsi"/>
+        <w:rFonts w:asciiTheme="majorHAnsi" w:cstheme="majorBidi" w:hAnsiTheme="majorHAnsi" w:eastAsia="黑体"/>
         <w:b/>
         <w:bCs/>
       </w:rPr>
@@ -5344,7 +5599,7 @@
         <w:spacing w:after="0" w:before="0" w:line="240" w:lineRule="auto"/>
       </w:pPr>
       <w:rPr>
-        <w:rFonts w:asciiTheme="majorHAnsi" w:cstheme="majorBidi" w:eastAsiaTheme="majorEastAsia" w:hAnsiTheme="majorHAnsi"/>
+        <w:rFonts w:asciiTheme="majorHAnsi" w:cstheme="majorBidi" w:hAnsiTheme="majorHAnsi" w:eastAsia="黑体"/>
         <w:b/>
         <w:bCs/>
       </w:rPr>
@@ -5362,14 +5617,14 @@
     </w:tblStylePr>
     <w:tblStylePr w:type="firstCol">
       <w:rPr>
-        <w:rFonts w:asciiTheme="majorHAnsi" w:cstheme="majorBidi" w:eastAsiaTheme="majorEastAsia" w:hAnsiTheme="majorHAnsi"/>
+        <w:rFonts w:asciiTheme="majorHAnsi" w:cstheme="majorBidi" w:hAnsiTheme="majorHAnsi" w:eastAsia="黑体"/>
         <w:b/>
         <w:bCs/>
       </w:rPr>
     </w:tblStylePr>
     <w:tblStylePr w:type="lastCol">
       <w:rPr>
-        <w:rFonts w:asciiTheme="majorHAnsi" w:cstheme="majorBidi" w:eastAsiaTheme="majorEastAsia" w:hAnsiTheme="majorHAnsi"/>
+        <w:rFonts w:asciiTheme="majorHAnsi" w:cstheme="majorBidi" w:hAnsiTheme="majorHAnsi" w:eastAsia="黑体"/>
         <w:b/>
         <w:bCs/>
       </w:rPr>
@@ -5453,7 +5708,7 @@
         <w:spacing w:after="0" w:before="0" w:line="240" w:lineRule="auto"/>
       </w:pPr>
       <w:rPr>
-        <w:rFonts w:asciiTheme="majorHAnsi" w:cstheme="majorBidi" w:eastAsiaTheme="majorEastAsia" w:hAnsiTheme="majorHAnsi"/>
+        <w:rFonts w:asciiTheme="majorHAnsi" w:cstheme="majorBidi" w:hAnsiTheme="majorHAnsi" w:eastAsia="黑体"/>
         <w:b/>
         <w:bCs/>
       </w:rPr>
@@ -5474,7 +5729,7 @@
         <w:spacing w:after="0" w:before="0" w:line="240" w:lineRule="auto"/>
       </w:pPr>
       <w:rPr>
-        <w:rFonts w:asciiTheme="majorHAnsi" w:cstheme="majorBidi" w:eastAsiaTheme="majorEastAsia" w:hAnsiTheme="majorHAnsi"/>
+        <w:rFonts w:asciiTheme="majorHAnsi" w:cstheme="majorBidi" w:hAnsiTheme="majorHAnsi" w:eastAsia="黑体"/>
         <w:b/>
         <w:bCs/>
       </w:rPr>
@@ -5492,14 +5747,14 @@
     </w:tblStylePr>
     <w:tblStylePr w:type="firstCol">
       <w:rPr>
-        <w:rFonts w:asciiTheme="majorHAnsi" w:cstheme="majorBidi" w:eastAsiaTheme="majorEastAsia" w:hAnsiTheme="majorHAnsi"/>
+        <w:rFonts w:asciiTheme="majorHAnsi" w:cstheme="majorBidi" w:hAnsiTheme="majorHAnsi" w:eastAsia="黑体"/>
         <w:b/>
         <w:bCs/>
       </w:rPr>
     </w:tblStylePr>
     <w:tblStylePr w:type="lastCol">
       <w:rPr>
-        <w:rFonts w:asciiTheme="majorHAnsi" w:cstheme="majorBidi" w:eastAsiaTheme="majorEastAsia" w:hAnsiTheme="majorHAnsi"/>
+        <w:rFonts w:asciiTheme="majorHAnsi" w:cstheme="majorBidi" w:hAnsiTheme="majorHAnsi" w:eastAsia="黑体"/>
         <w:b/>
         <w:bCs/>
       </w:rPr>
@@ -5582,6 +5837,7 @@
         <w:spacing w:after="0" w:before="0" w:line="240" w:lineRule="auto"/>
       </w:pPr>
       <w:rPr>
+        <w:rFonts w:eastAsia="黑体"/>
         <w:b/>
         <w:bCs/>
         <w:color w:themeColor="background1" w:val="FFFFFF"/>
@@ -5604,6 +5860,7 @@
         <w:spacing w:after="0" w:before="0" w:line="240" w:lineRule="auto"/>
       </w:pPr>
       <w:rPr>
+        <w:rFonts w:eastAsia="黑体"/>
         <w:b/>
         <w:bCs/>
       </w:rPr>
@@ -5621,12 +5878,14 @@
     </w:tblStylePr>
     <w:tblStylePr w:type="firstCol">
       <w:rPr>
+        <w:rFonts w:eastAsia="黑体"/>
         <w:b/>
         <w:bCs/>
       </w:rPr>
     </w:tblStylePr>
     <w:tblStylePr w:type="lastCol">
       <w:rPr>
+        <w:rFonts w:eastAsia="黑体"/>
         <w:b/>
         <w:bCs/>
       </w:rPr>
@@ -5688,6 +5947,7 @@
         <w:spacing w:after="0" w:before="0" w:line="240" w:lineRule="auto"/>
       </w:pPr>
       <w:rPr>
+        <w:rFonts w:eastAsia="黑体"/>
         <w:b/>
         <w:bCs/>
         <w:color w:themeColor="background1" w:val="FFFFFF"/>
@@ -5710,6 +5970,7 @@
         <w:spacing w:after="0" w:before="0" w:line="240" w:lineRule="auto"/>
       </w:pPr>
       <w:rPr>
+        <w:rFonts w:eastAsia="黑体"/>
         <w:b/>
         <w:bCs/>
       </w:rPr>
@@ -5727,12 +5988,14 @@
     </w:tblStylePr>
     <w:tblStylePr w:type="firstCol">
       <w:rPr>
+        <w:rFonts w:eastAsia="黑体"/>
         <w:b/>
         <w:bCs/>
       </w:rPr>
     </w:tblStylePr>
     <w:tblStylePr w:type="lastCol">
       <w:rPr>
+        <w:rFonts w:eastAsia="黑体"/>
         <w:b/>
         <w:bCs/>
       </w:rPr>
@@ -5794,6 +6057,7 @@
         <w:spacing w:after="0" w:before="0" w:line="240" w:lineRule="auto"/>
       </w:pPr>
       <w:rPr>
+        <w:rFonts w:eastAsia="黑体"/>
         <w:b/>
         <w:bCs/>
         <w:color w:themeColor="background1" w:val="FFFFFF"/>
@@ -5816,6 +6080,7 @@
         <w:spacing w:after="0" w:before="0" w:line="240" w:lineRule="auto"/>
       </w:pPr>
       <w:rPr>
+        <w:rFonts w:eastAsia="黑体"/>
         <w:b/>
         <w:bCs/>
       </w:rPr>
@@ -5833,12 +6098,14 @@
     </w:tblStylePr>
     <w:tblStylePr w:type="firstCol">
       <w:rPr>
+        <w:rFonts w:eastAsia="黑体"/>
         <w:b/>
         <w:bCs/>
       </w:rPr>
     </w:tblStylePr>
     <w:tblStylePr w:type="lastCol">
       <w:rPr>
+        <w:rFonts w:eastAsia="黑体"/>
         <w:b/>
         <w:bCs/>
       </w:rPr>
@@ -5900,6 +6167,7 @@
         <w:spacing w:after="0" w:before="0" w:line="240" w:lineRule="auto"/>
       </w:pPr>
       <w:rPr>
+        <w:rFonts w:eastAsia="黑体"/>
         <w:b/>
         <w:bCs/>
         <w:color w:themeColor="background1" w:val="FFFFFF"/>
@@ -5922,6 +6190,7 @@
         <w:spacing w:after="0" w:before="0" w:line="240" w:lineRule="auto"/>
       </w:pPr>
       <w:rPr>
+        <w:rFonts w:eastAsia="黑体"/>
         <w:b/>
         <w:bCs/>
       </w:rPr>
@@ -5939,12 +6208,14 @@
     </w:tblStylePr>
     <w:tblStylePr w:type="firstCol">
       <w:rPr>
+        <w:rFonts w:eastAsia="黑体"/>
         <w:b/>
         <w:bCs/>
       </w:rPr>
     </w:tblStylePr>
     <w:tblStylePr w:type="lastCol">
       <w:rPr>
+        <w:rFonts w:eastAsia="黑体"/>
         <w:b/>
         <w:bCs/>
       </w:rPr>
@@ -6006,6 +6277,7 @@
         <w:spacing w:after="0" w:before="0" w:line="240" w:lineRule="auto"/>
       </w:pPr>
       <w:rPr>
+        <w:rFonts w:eastAsia="黑体"/>
         <w:b/>
         <w:bCs/>
         <w:color w:themeColor="background1" w:val="FFFFFF"/>
@@ -6028,6 +6300,7 @@
         <w:spacing w:after="0" w:before="0" w:line="240" w:lineRule="auto"/>
       </w:pPr>
       <w:rPr>
+        <w:rFonts w:eastAsia="黑体"/>
         <w:b/>
         <w:bCs/>
       </w:rPr>
@@ -6045,12 +6318,14 @@
     </w:tblStylePr>
     <w:tblStylePr w:type="firstCol">
       <w:rPr>
+        <w:rFonts w:eastAsia="黑体"/>
         <w:b/>
         <w:bCs/>
       </w:rPr>
     </w:tblStylePr>
     <w:tblStylePr w:type="lastCol">
       <w:rPr>
+        <w:rFonts w:eastAsia="黑体"/>
         <w:b/>
         <w:bCs/>
       </w:rPr>
@@ -6112,6 +6387,7 @@
         <w:spacing w:after="0" w:before="0" w:line="240" w:lineRule="auto"/>
       </w:pPr>
       <w:rPr>
+        <w:rFonts w:eastAsia="黑体"/>
         <w:b/>
         <w:bCs/>
         <w:color w:themeColor="background1" w:val="FFFFFF"/>
@@ -6134,6 +6410,7 @@
         <w:spacing w:after="0" w:before="0" w:line="240" w:lineRule="auto"/>
       </w:pPr>
       <w:rPr>
+        <w:rFonts w:eastAsia="黑体"/>
         <w:b/>
         <w:bCs/>
       </w:rPr>
@@ -6151,12 +6428,14 @@
     </w:tblStylePr>
     <w:tblStylePr w:type="firstCol">
       <w:rPr>
+        <w:rFonts w:eastAsia="黑体"/>
         <w:b/>
         <w:bCs/>
       </w:rPr>
     </w:tblStylePr>
     <w:tblStylePr w:type="lastCol">
       <w:rPr>
+        <w:rFonts w:eastAsia="黑体"/>
         <w:b/>
         <w:bCs/>
       </w:rPr>
@@ -6218,6 +6497,7 @@
         <w:spacing w:after="0" w:before="0" w:line="240" w:lineRule="auto"/>
       </w:pPr>
       <w:rPr>
+        <w:rFonts w:eastAsia="黑体"/>
         <w:b/>
         <w:bCs/>
         <w:color w:themeColor="background1" w:val="FFFFFF"/>
@@ -6240,6 +6520,7 @@
         <w:spacing w:after="0" w:before="0" w:line="240" w:lineRule="auto"/>
       </w:pPr>
       <w:rPr>
+        <w:rFonts w:eastAsia="黑体"/>
         <w:b/>
         <w:bCs/>
       </w:rPr>
@@ -6257,12 +6538,14 @@
     </w:tblStylePr>
     <w:tblStylePr w:type="firstCol">
       <w:rPr>
+        <w:rFonts w:eastAsia="黑体"/>
         <w:b/>
         <w:bCs/>
       </w:rPr>
     </w:tblStylePr>
     <w:tblStylePr w:type="lastCol">
       <w:rPr>
+        <w:rFonts w:eastAsia="黑体"/>
         <w:b/>
         <w:bCs/>
       </w:rPr>
@@ -6321,6 +6604,7 @@
         <w:spacing w:after="0" w:before="0" w:line="240" w:lineRule="auto"/>
       </w:pPr>
       <w:rPr>
+        <w:rFonts w:eastAsia="黑体"/>
         <w:b/>
         <w:bCs/>
         <w:color w:themeColor="background1" w:val="FFFFFF"/>
@@ -6343,6 +6627,7 @@
         <w:spacing w:after="0" w:before="0" w:line="240" w:lineRule="auto"/>
       </w:pPr>
       <w:rPr>
+        <w:rFonts w:eastAsia="黑体"/>
         <w:color w:val="auto"/>
       </w:rPr>
       <w:tblPr/>
@@ -6360,6 +6645,7 @@
     </w:tblStylePr>
     <w:tblStylePr w:type="firstCol">
       <w:rPr>
+        <w:rFonts w:eastAsia="黑体"/>
         <w:b/>
         <w:bCs/>
         <w:color w:themeColor="background1" w:val="FFFFFF"/>
@@ -6379,6 +6665,7 @@
     </w:tblStylePr>
     <w:tblStylePr w:type="lastCol">
       <w:rPr>
+        <w:rFonts w:eastAsia="黑体"/>
         <w:b/>
         <w:bCs/>
         <w:color w:themeColor="background1" w:val="FFFFFF"/>
@@ -6427,6 +6714,7 @@
     </w:tblStylePr>
     <w:tblStylePr w:type="nwCell">
       <w:rPr>
+        <w:rFonts w:eastAsia="黑体"/>
         <w:color w:themeColor="background1" w:val="FFFFFF"/>
       </w:rPr>
       <w:tblPr/>
@@ -6470,6 +6758,7 @@
         <w:spacing w:after="0" w:before="0" w:line="240" w:lineRule="auto"/>
       </w:pPr>
       <w:rPr>
+        <w:rFonts w:eastAsia="黑体"/>
         <w:b/>
         <w:bCs/>
         <w:color w:themeColor="background1" w:val="FFFFFF"/>
@@ -6492,6 +6781,7 @@
         <w:spacing w:after="0" w:before="0" w:line="240" w:lineRule="auto"/>
       </w:pPr>
       <w:rPr>
+        <w:rFonts w:eastAsia="黑体"/>
         <w:color w:val="auto"/>
       </w:rPr>
       <w:tblPr/>
@@ -6509,6 +6799,7 @@
     </w:tblStylePr>
     <w:tblStylePr w:type="firstCol">
       <w:rPr>
+        <w:rFonts w:eastAsia="黑体"/>
         <w:b/>
         <w:bCs/>
         <w:color w:themeColor="background1" w:val="FFFFFF"/>
@@ -6528,6 +6819,7 @@
     </w:tblStylePr>
     <w:tblStylePr w:type="lastCol">
       <w:rPr>
+        <w:rFonts w:eastAsia="黑体"/>
         <w:b/>
         <w:bCs/>
         <w:color w:themeColor="background1" w:val="FFFFFF"/>
@@ -6576,6 +6868,7 @@
     </w:tblStylePr>
     <w:tblStylePr w:type="nwCell">
       <w:rPr>
+        <w:rFonts w:eastAsia="黑体"/>
         <w:color w:themeColor="background1" w:val="FFFFFF"/>
       </w:rPr>
       <w:tblPr/>
@@ -6619,6 +6912,7 @@
         <w:spacing w:after="0" w:before="0" w:line="240" w:lineRule="auto"/>
       </w:pPr>
       <w:rPr>
+        <w:rFonts w:eastAsia="黑体"/>
         <w:b/>
         <w:bCs/>
         <w:color w:themeColor="background1" w:val="FFFFFF"/>
@@ -6641,6 +6935,7 @@
         <w:spacing w:after="0" w:before="0" w:line="240" w:lineRule="auto"/>
       </w:pPr>
       <w:rPr>
+        <w:rFonts w:eastAsia="黑体"/>
         <w:color w:val="auto"/>
       </w:rPr>
       <w:tblPr/>
@@ -6658,6 +6953,7 @@
     </w:tblStylePr>
     <w:tblStylePr w:type="firstCol">
       <w:rPr>
+        <w:rFonts w:eastAsia="黑体"/>
         <w:b/>
         <w:bCs/>
         <w:color w:themeColor="background1" w:val="FFFFFF"/>
@@ -6677,6 +6973,7 @@
     </w:tblStylePr>
     <w:tblStylePr w:type="lastCol">
       <w:rPr>
+        <w:rFonts w:eastAsia="黑体"/>
         <w:b/>
         <w:bCs/>
         <w:color w:themeColor="background1" w:val="FFFFFF"/>
@@ -6725,6 +7022,7 @@
     </w:tblStylePr>
     <w:tblStylePr w:type="nwCell">
       <w:rPr>
+        <w:rFonts w:eastAsia="黑体"/>
         <w:color w:themeColor="background1" w:val="FFFFFF"/>
       </w:rPr>
       <w:tblPr/>
@@ -6768,6 +7066,7 @@
         <w:spacing w:after="0" w:before="0" w:line="240" w:lineRule="auto"/>
       </w:pPr>
       <w:rPr>
+        <w:rFonts w:eastAsia="黑体"/>
         <w:b/>
         <w:bCs/>
         <w:color w:themeColor="background1" w:val="FFFFFF"/>
@@ -6790,6 +7089,7 @@
         <w:spacing w:after="0" w:before="0" w:line="240" w:lineRule="auto"/>
       </w:pPr>
       <w:rPr>
+        <w:rFonts w:eastAsia="黑体"/>
         <w:color w:val="auto"/>
       </w:rPr>
       <w:tblPr/>
@@ -6807,6 +7107,7 @@
     </w:tblStylePr>
     <w:tblStylePr w:type="firstCol">
       <w:rPr>
+        <w:rFonts w:eastAsia="黑体"/>
         <w:b/>
         <w:bCs/>
         <w:color w:themeColor="background1" w:val="FFFFFF"/>
@@ -6826,6 +7127,7 @@
     </w:tblStylePr>
     <w:tblStylePr w:type="lastCol">
       <w:rPr>
+        <w:rFonts w:eastAsia="黑体"/>
         <w:b/>
         <w:bCs/>
         <w:color w:themeColor="background1" w:val="FFFFFF"/>
@@ -6874,6 +7176,7 @@
     </w:tblStylePr>
     <w:tblStylePr w:type="nwCell">
       <w:rPr>
+        <w:rFonts w:eastAsia="黑体"/>
         <w:color w:themeColor="background1" w:val="FFFFFF"/>
       </w:rPr>
       <w:tblPr/>
@@ -6917,6 +7220,7 @@
         <w:spacing w:after="0" w:before="0" w:line="240" w:lineRule="auto"/>
       </w:pPr>
       <w:rPr>
+        <w:rFonts w:eastAsia="黑体"/>
         <w:b/>
         <w:bCs/>
         <w:color w:themeColor="background1" w:val="FFFFFF"/>
@@ -6939,6 +7243,7 @@
         <w:spacing w:after="0" w:before="0" w:line="240" w:lineRule="auto"/>
       </w:pPr>
       <w:rPr>
+        <w:rFonts w:eastAsia="黑体"/>
         <w:color w:val="auto"/>
       </w:rPr>
       <w:tblPr/>
@@ -6956,6 +7261,7 @@
     </w:tblStylePr>
     <w:tblStylePr w:type="firstCol">
       <w:rPr>
+        <w:rFonts w:eastAsia="黑体"/>
         <w:b/>
         <w:bCs/>
         <w:color w:themeColor="background1" w:val="FFFFFF"/>
@@ -6975,6 +7281,7 @@
     </w:tblStylePr>
     <w:tblStylePr w:type="lastCol">
       <w:rPr>
+        <w:rFonts w:eastAsia="黑体"/>
         <w:b/>
         <w:bCs/>
         <w:color w:themeColor="background1" w:val="FFFFFF"/>
@@ -7023,6 +7330,7 @@
     </w:tblStylePr>
     <w:tblStylePr w:type="nwCell">
       <w:rPr>
+        <w:rFonts w:eastAsia="黑体"/>
         <w:color w:themeColor="background1" w:val="FFFFFF"/>
       </w:rPr>
       <w:tblPr/>
@@ -7066,6 +7374,7 @@
         <w:spacing w:after="0" w:before="0" w:line="240" w:lineRule="auto"/>
       </w:pPr>
       <w:rPr>
+        <w:rFonts w:eastAsia="黑体"/>
         <w:b/>
         <w:bCs/>
         <w:color w:themeColor="background1" w:val="FFFFFF"/>
@@ -7088,6 +7397,7 @@
         <w:spacing w:after="0" w:before="0" w:line="240" w:lineRule="auto"/>
       </w:pPr>
       <w:rPr>
+        <w:rFonts w:eastAsia="黑体"/>
         <w:color w:val="auto"/>
       </w:rPr>
       <w:tblPr/>
@@ -7105,6 +7415,7 @@
     </w:tblStylePr>
     <w:tblStylePr w:type="firstCol">
       <w:rPr>
+        <w:rFonts w:eastAsia="黑体"/>
         <w:b/>
         <w:bCs/>
         <w:color w:themeColor="background1" w:val="FFFFFF"/>
@@ -7124,6 +7435,7 @@
     </w:tblStylePr>
     <w:tblStylePr w:type="lastCol">
       <w:rPr>
+        <w:rFonts w:eastAsia="黑体"/>
         <w:b/>
         <w:bCs/>
         <w:color w:themeColor="background1" w:val="FFFFFF"/>
@@ -7172,6 +7484,7 @@
     </w:tblStylePr>
     <w:tblStylePr w:type="nwCell">
       <w:rPr>
+        <w:rFonts w:eastAsia="黑体"/>
         <w:color w:themeColor="background1" w:val="FFFFFF"/>
       </w:rPr>
       <w:tblPr/>
@@ -7215,6 +7528,7 @@
         <w:spacing w:after="0" w:before="0" w:line="240" w:lineRule="auto"/>
       </w:pPr>
       <w:rPr>
+        <w:rFonts w:eastAsia="黑体"/>
         <w:b/>
         <w:bCs/>
         <w:color w:themeColor="background1" w:val="FFFFFF"/>
@@ -7237,6 +7551,7 @@
         <w:spacing w:after="0" w:before="0" w:line="240" w:lineRule="auto"/>
       </w:pPr>
       <w:rPr>
+        <w:rFonts w:eastAsia="黑体"/>
         <w:color w:val="auto"/>
       </w:rPr>
       <w:tblPr/>
@@ -7254,6 +7569,7 @@
     </w:tblStylePr>
     <w:tblStylePr w:type="firstCol">
       <w:rPr>
+        <w:rFonts w:eastAsia="黑体"/>
         <w:b/>
         <w:bCs/>
         <w:color w:themeColor="background1" w:val="FFFFFF"/>
@@ -7273,6 +7589,7 @@
     </w:tblStylePr>
     <w:tblStylePr w:type="lastCol">
       <w:rPr>
+        <w:rFonts w:eastAsia="黑体"/>
         <w:b/>
         <w:bCs/>
         <w:color w:themeColor="background1" w:val="FFFFFF"/>
@@ -7321,6 +7638,7 @@
     </w:tblStylePr>
     <w:tblStylePr w:type="nwCell">
       <w:rPr>
+        <w:rFonts w:eastAsia="黑体"/>
         <w:color w:themeColor="background1" w:val="FFFFFF"/>
       </w:rPr>
       <w:tblPr/>
@@ -7345,6 +7663,7 @@
       <w:spacing w:after="0" w:line="240" w:lineRule="auto"/>
     </w:pPr>
     <w:rPr>
+      <w:rFonts w:eastAsia="黑体"/>
       <w:color w:themeColor="text1" w:val="000000"/>
     </w:rPr>
     <w:tblPr>
@@ -7364,7 +7683,7 @@
     </w:tblPr>
     <w:tblStylePr w:type="firstRow">
       <w:rPr>
-        <w:rFonts w:asciiTheme="majorHAnsi" w:cstheme="majorBidi" w:eastAsiaTheme="majorEastAsia" w:hAnsiTheme="majorHAnsi"/>
+        <w:rFonts w:asciiTheme="majorHAnsi" w:cstheme="majorBidi" w:hAnsiTheme="majorHAnsi" w:eastAsia="黑体"/>
       </w:rPr>
       <w:tblPr/>
       <w:tcPr>
@@ -7376,6 +7695,7 @@
     </w:tblStylePr>
     <w:tblStylePr w:type="lastRow">
       <w:rPr>
+        <w:rFonts w:eastAsia="黑体"/>
         <w:b/>
         <w:bCs/>
         <w:color w:themeColor="text2" w:val="1F497D"/>
@@ -7390,12 +7710,14 @@
     </w:tblStylePr>
     <w:tblStylePr w:type="firstCol">
       <w:rPr>
+        <w:rFonts w:eastAsia="黑体"/>
         <w:b/>
         <w:bCs/>
       </w:rPr>
     </w:tblStylePr>
     <w:tblStylePr w:type="lastCol">
       <w:rPr>
+        <w:rFonts w:eastAsia="黑体"/>
         <w:b/>
         <w:bCs/>
       </w:rPr>
@@ -7429,6 +7751,7 @@
       <w:spacing w:after="0" w:line="240" w:lineRule="auto"/>
     </w:pPr>
     <w:rPr>
+      <w:rFonts w:eastAsia="黑体"/>
       <w:color w:themeColor="text1" w:val="000000"/>
     </w:rPr>
     <w:tblPr>
@@ -7448,7 +7771,7 @@
     </w:tblPr>
     <w:tblStylePr w:type="firstRow">
       <w:rPr>
-        <w:rFonts w:asciiTheme="majorHAnsi" w:cstheme="majorBidi" w:eastAsiaTheme="majorEastAsia" w:hAnsiTheme="majorHAnsi"/>
+        <w:rFonts w:asciiTheme="majorHAnsi" w:cstheme="majorBidi" w:hAnsiTheme="majorHAnsi" w:eastAsia="黑体"/>
       </w:rPr>
       <w:tblPr/>
       <w:tcPr>
@@ -7460,6 +7783,7 @@
     </w:tblStylePr>
     <w:tblStylePr w:type="lastRow">
       <w:rPr>
+        <w:rFonts w:eastAsia="黑体"/>
         <w:b/>
         <w:bCs/>
         <w:color w:themeColor="text2" w:val="1F497D"/>
@@ -7474,12 +7798,14 @@
     </w:tblStylePr>
     <w:tblStylePr w:type="firstCol">
       <w:rPr>
+        <w:rFonts w:eastAsia="黑体"/>
         <w:b/>
         <w:bCs/>
       </w:rPr>
     </w:tblStylePr>
     <w:tblStylePr w:type="lastCol">
       <w:rPr>
+        <w:rFonts w:eastAsia="黑体"/>
         <w:b/>
         <w:bCs/>
       </w:rPr>
@@ -7513,6 +7839,7 @@
       <w:spacing w:after="0" w:line="240" w:lineRule="auto"/>
     </w:pPr>
     <w:rPr>
+      <w:rFonts w:eastAsia="黑体"/>
       <w:color w:themeColor="text1" w:val="000000"/>
     </w:rPr>
     <w:tblPr>
@@ -7532,7 +7859,7 @@
     </w:tblPr>
     <w:tblStylePr w:type="firstRow">
       <w:rPr>
-        <w:rFonts w:asciiTheme="majorHAnsi" w:cstheme="majorBidi" w:eastAsiaTheme="majorEastAsia" w:hAnsiTheme="majorHAnsi"/>
+        <w:rFonts w:asciiTheme="majorHAnsi" w:cstheme="majorBidi" w:hAnsiTheme="majorHAnsi" w:eastAsia="黑体"/>
       </w:rPr>
       <w:tblPr/>
       <w:tcPr>
@@ -7544,6 +7871,7 @@
     </w:tblStylePr>
     <w:tblStylePr w:type="lastRow">
       <w:rPr>
+        <w:rFonts w:eastAsia="黑体"/>
         <w:b/>
         <w:bCs/>
         <w:color w:themeColor="text2" w:val="1F497D"/>
@@ -7558,12 +7886,14 @@
     </w:tblStylePr>
     <w:tblStylePr w:type="firstCol">
       <w:rPr>
+        <w:rFonts w:eastAsia="黑体"/>
         <w:b/>
         <w:bCs/>
       </w:rPr>
     </w:tblStylePr>
     <w:tblStylePr w:type="lastCol">
       <w:rPr>
+        <w:rFonts w:eastAsia="黑体"/>
         <w:b/>
         <w:bCs/>
       </w:rPr>
@@ -7597,6 +7927,7 @@
       <w:spacing w:after="0" w:line="240" w:lineRule="auto"/>
     </w:pPr>
     <w:rPr>
+      <w:rFonts w:eastAsia="黑体"/>
       <w:color w:themeColor="text1" w:val="000000"/>
     </w:rPr>
     <w:tblPr>
@@ -7616,7 +7947,7 @@
     </w:tblPr>
     <w:tblStylePr w:type="firstRow">
       <w:rPr>
-        <w:rFonts w:asciiTheme="majorHAnsi" w:cstheme="majorBidi" w:eastAsiaTheme="majorEastAsia" w:hAnsiTheme="majorHAnsi"/>
+        <w:rFonts w:asciiTheme="majorHAnsi" w:cstheme="majorBidi" w:hAnsiTheme="majorHAnsi" w:eastAsia="黑体"/>
       </w:rPr>
       <w:tblPr/>
       <w:tcPr>
@@ -7628,6 +7959,7 @@
     </w:tblStylePr>
     <w:tblStylePr w:type="lastRow">
       <w:rPr>
+        <w:rFonts w:eastAsia="黑体"/>
         <w:b/>
         <w:bCs/>
         <w:color w:themeColor="text2" w:val="1F497D"/>
@@ -7642,12 +7974,14 @@
     </w:tblStylePr>
     <w:tblStylePr w:type="firstCol">
       <w:rPr>
+        <w:rFonts w:eastAsia="黑体"/>
         <w:b/>
         <w:bCs/>
       </w:rPr>
     </w:tblStylePr>
     <w:tblStylePr w:type="lastCol">
       <w:rPr>
+        <w:rFonts w:eastAsia="黑体"/>
         <w:b/>
         <w:bCs/>
       </w:rPr>
@@ -7681,6 +8015,7 @@
       <w:spacing w:after="0" w:line="240" w:lineRule="auto"/>
     </w:pPr>
     <w:rPr>
+      <w:rFonts w:eastAsia="黑体"/>
       <w:color w:themeColor="text1" w:val="000000"/>
     </w:rPr>
     <w:tblPr>
@@ -7700,7 +8035,7 @@
     </w:tblPr>
     <w:tblStylePr w:type="firstRow">
       <w:rPr>
-        <w:rFonts w:asciiTheme="majorHAnsi" w:cstheme="majorBidi" w:eastAsiaTheme="majorEastAsia" w:hAnsiTheme="majorHAnsi"/>
+        <w:rFonts w:asciiTheme="majorHAnsi" w:cstheme="majorBidi" w:hAnsiTheme="majorHAnsi" w:eastAsia="黑体"/>
       </w:rPr>
       <w:tblPr/>
       <w:tcPr>
@@ -7712,6 +8047,7 @@
     </w:tblStylePr>
     <w:tblStylePr w:type="lastRow">
       <w:rPr>
+        <w:rFonts w:eastAsia="黑体"/>
         <w:b/>
         <w:bCs/>
         <w:color w:themeColor="text2" w:val="1F497D"/>
@@ -7726,12 +8062,14 @@
     </w:tblStylePr>
     <w:tblStylePr w:type="firstCol">
       <w:rPr>
+        <w:rFonts w:eastAsia="黑体"/>
         <w:b/>
         <w:bCs/>
       </w:rPr>
     </w:tblStylePr>
     <w:tblStylePr w:type="lastCol">
       <w:rPr>
+        <w:rFonts w:eastAsia="黑体"/>
         <w:b/>
         <w:bCs/>
       </w:rPr>
@@ -7765,6 +8103,7 @@
       <w:spacing w:after="0" w:line="240" w:lineRule="auto"/>
     </w:pPr>
     <w:rPr>
+      <w:rFonts w:eastAsia="黑体"/>
       <w:color w:themeColor="text1" w:val="000000"/>
     </w:rPr>
     <w:tblPr>
@@ -7784,7 +8123,7 @@
     </w:tblPr>
     <w:tblStylePr w:type="firstRow">
       <w:rPr>
-        <w:rFonts w:asciiTheme="majorHAnsi" w:cstheme="majorBidi" w:eastAsiaTheme="majorEastAsia" w:hAnsiTheme="majorHAnsi"/>
+        <w:rFonts w:asciiTheme="majorHAnsi" w:cstheme="majorBidi" w:hAnsiTheme="majorHAnsi" w:eastAsia="黑体"/>
       </w:rPr>
       <w:tblPr/>
       <w:tcPr>
@@ -7796,6 +8135,7 @@
     </w:tblStylePr>
     <w:tblStylePr w:type="lastRow">
       <w:rPr>
+        <w:rFonts w:eastAsia="黑体"/>
         <w:b/>
         <w:bCs/>
         <w:color w:themeColor="text2" w:val="1F497D"/>
@@ -7810,12 +8150,14 @@
     </w:tblStylePr>
     <w:tblStylePr w:type="firstCol">
       <w:rPr>
+        <w:rFonts w:eastAsia="黑体"/>
         <w:b/>
         <w:bCs/>
       </w:rPr>
     </w:tblStylePr>
     <w:tblStylePr w:type="lastCol">
       <w:rPr>
+        <w:rFonts w:eastAsia="黑体"/>
         <w:b/>
         <w:bCs/>
       </w:rPr>
@@ -7849,6 +8191,7 @@
       <w:spacing w:after="0" w:line="240" w:lineRule="auto"/>
     </w:pPr>
     <w:rPr>
+      <w:rFonts w:eastAsia="黑体"/>
       <w:color w:themeColor="text1" w:val="000000"/>
     </w:rPr>
     <w:tblPr>
@@ -7868,7 +8211,7 @@
     </w:tblPr>
     <w:tblStylePr w:type="firstRow">
       <w:rPr>
-        <w:rFonts w:asciiTheme="majorHAnsi" w:cstheme="majorBidi" w:eastAsiaTheme="majorEastAsia" w:hAnsiTheme="majorHAnsi"/>
+        <w:rFonts w:asciiTheme="majorHAnsi" w:cstheme="majorBidi" w:hAnsiTheme="majorHAnsi" w:eastAsia="黑体"/>
       </w:rPr>
       <w:tblPr/>
       <w:tcPr>
@@ -7880,6 +8223,7 @@
     </w:tblStylePr>
     <w:tblStylePr w:type="lastRow">
       <w:rPr>
+        <w:rFonts w:eastAsia="黑体"/>
         <w:b/>
         <w:bCs/>
         <w:color w:themeColor="text2" w:val="1F497D"/>
@@ -7894,12 +8238,14 @@
     </w:tblStylePr>
     <w:tblStylePr w:type="firstCol">
       <w:rPr>
+        <w:rFonts w:eastAsia="黑体"/>
         <w:b/>
         <w:bCs/>
       </w:rPr>
     </w:tblStylePr>
     <w:tblStylePr w:type="lastCol">
       <w:rPr>
+        <w:rFonts w:eastAsia="黑体"/>
         <w:b/>
         <w:bCs/>
       </w:rPr>
@@ -7933,7 +8279,7 @@
       <w:spacing w:after="0" w:line="240" w:lineRule="auto"/>
     </w:pPr>
     <w:rPr>
-      <w:rFonts w:asciiTheme="majorHAnsi" w:cstheme="majorBidi" w:eastAsiaTheme="majorEastAsia" w:hAnsiTheme="majorHAnsi"/>
+      <w:rFonts w:asciiTheme="majorHAnsi" w:cstheme="majorBidi" w:hAnsiTheme="majorHAnsi" w:eastAsia="黑体"/>
       <w:color w:themeColor="text1" w:val="000000"/>
     </w:rPr>
     <w:tblPr>
@@ -7955,6 +8301,7 @@
     </w:tblPr>
     <w:tblStylePr w:type="firstRow">
       <w:rPr>
+        <w:rFonts w:eastAsia="黑体"/>
         <w:sz w:val="24"/>
         <w:szCs w:val="24"/>
       </w:rPr>
@@ -8061,7 +8408,7 @@
       <w:spacing w:after="0" w:line="240" w:lineRule="auto"/>
     </w:pPr>
     <w:rPr>
-      <w:rFonts w:asciiTheme="majorHAnsi" w:cstheme="majorBidi" w:eastAsiaTheme="majorEastAsia" w:hAnsiTheme="majorHAnsi"/>
+      <w:rFonts w:asciiTheme="majorHAnsi" w:cstheme="majorBidi" w:hAnsiTheme="majorHAnsi" w:eastAsia="黑体"/>
       <w:color w:themeColor="text1" w:val="000000"/>
     </w:rPr>
     <w:tblPr>
@@ -8083,6 +8430,7 @@
     </w:tblPr>
     <w:tblStylePr w:type="firstRow">
       <w:rPr>
+        <w:rFonts w:eastAsia="黑体"/>
         <w:sz w:val="24"/>
         <w:szCs w:val="24"/>
       </w:rPr>
@@ -8189,7 +8537,7 @@
       <w:spacing w:after="0" w:line="240" w:lineRule="auto"/>
     </w:pPr>
     <w:rPr>
-      <w:rFonts w:asciiTheme="majorHAnsi" w:cstheme="majorBidi" w:eastAsiaTheme="majorEastAsia" w:hAnsiTheme="majorHAnsi"/>
+      <w:rFonts w:asciiTheme="majorHAnsi" w:cstheme="majorBidi" w:hAnsiTheme="majorHAnsi" w:eastAsia="黑体"/>
       <w:color w:themeColor="text1" w:val="000000"/>
     </w:rPr>
     <w:tblPr>
@@ -8211,6 +8559,7 @@
     </w:tblPr>
     <w:tblStylePr w:type="firstRow">
       <w:rPr>
+        <w:rFonts w:eastAsia="黑体"/>
         <w:sz w:val="24"/>
         <w:szCs w:val="24"/>
       </w:rPr>
@@ -8317,7 +8666,7 @@
       <w:spacing w:after="0" w:line="240" w:lineRule="auto"/>
     </w:pPr>
     <w:rPr>
-      <w:rFonts w:asciiTheme="majorHAnsi" w:cstheme="majorBidi" w:eastAsiaTheme="majorEastAsia" w:hAnsiTheme="majorHAnsi"/>
+      <w:rFonts w:asciiTheme="majorHAnsi" w:cstheme="majorBidi" w:hAnsiTheme="majorHAnsi" w:eastAsia="黑体"/>
       <w:color w:themeColor="text1" w:val="000000"/>
     </w:rPr>
     <w:tblPr>
@@ -8339,6 +8688,7 @@
     </w:tblPr>
     <w:tblStylePr w:type="firstRow">
       <w:rPr>
+        <w:rFonts w:eastAsia="黑体"/>
         <w:sz w:val="24"/>
         <w:szCs w:val="24"/>
       </w:rPr>
@@ -8445,7 +8795,7 @@
       <w:spacing w:after="0" w:line="240" w:lineRule="auto"/>
     </w:pPr>
     <w:rPr>
-      <w:rFonts w:asciiTheme="majorHAnsi" w:cstheme="majorBidi" w:eastAsiaTheme="majorEastAsia" w:hAnsiTheme="majorHAnsi"/>
+      <w:rFonts w:asciiTheme="majorHAnsi" w:cstheme="majorBidi" w:hAnsiTheme="majorHAnsi" w:eastAsia="黑体"/>
       <w:color w:themeColor="text1" w:val="000000"/>
     </w:rPr>
     <w:tblPr>
@@ -8467,6 +8817,7 @@
     </w:tblPr>
     <w:tblStylePr w:type="firstRow">
       <w:rPr>
+        <w:rFonts w:eastAsia="黑体"/>
         <w:sz w:val="24"/>
         <w:szCs w:val="24"/>
       </w:rPr>
@@ -8573,7 +8924,7 @@
       <w:spacing w:after="0" w:line="240" w:lineRule="auto"/>
     </w:pPr>
     <w:rPr>
-      <w:rFonts w:asciiTheme="majorHAnsi" w:cstheme="majorBidi" w:eastAsiaTheme="majorEastAsia" w:hAnsiTheme="majorHAnsi"/>
+      <w:rFonts w:asciiTheme="majorHAnsi" w:cstheme="majorBidi" w:hAnsiTheme="majorHAnsi" w:eastAsia="黑体"/>
       <w:color w:themeColor="text1" w:val="000000"/>
     </w:rPr>
     <w:tblPr>
@@ -8595,6 +8946,7 @@
     </w:tblPr>
     <w:tblStylePr w:type="firstRow">
       <w:rPr>
+        <w:rFonts w:eastAsia="黑体"/>
         <w:sz w:val="24"/>
         <w:szCs w:val="24"/>
       </w:rPr>
@@ -8701,7 +9053,7 @@
       <w:spacing w:after="0" w:line="240" w:lineRule="auto"/>
     </w:pPr>
     <w:rPr>
-      <w:rFonts w:asciiTheme="majorHAnsi" w:cstheme="majorBidi" w:eastAsiaTheme="majorEastAsia" w:hAnsiTheme="majorHAnsi"/>
+      <w:rFonts w:asciiTheme="majorHAnsi" w:cstheme="majorBidi" w:hAnsiTheme="majorHAnsi" w:eastAsia="黑体"/>
       <w:color w:themeColor="text1" w:val="000000"/>
     </w:rPr>
     <w:tblPr>
@@ -8723,6 +9075,7 @@
     </w:tblPr>
     <w:tblStylePr w:type="firstRow">
       <w:rPr>
+        <w:rFonts w:eastAsia="黑体"/>
         <w:sz w:val="24"/>
         <w:szCs w:val="24"/>
       </w:rPr>
@@ -8852,12 +9205,14 @@
     </w:tcPr>
     <w:tblStylePr w:type="firstRow">
       <w:rPr>
+        <w:rFonts w:eastAsia="黑体"/>
         <w:b/>
         <w:bCs/>
       </w:rPr>
     </w:tblStylePr>
     <w:tblStylePr w:type="lastRow">
       <w:rPr>
+        <w:rFonts w:eastAsia="黑体"/>
         <w:b/>
         <w:bCs/>
       </w:rPr>
@@ -8870,12 +9225,14 @@
     </w:tblStylePr>
     <w:tblStylePr w:type="firstCol">
       <w:rPr>
+        <w:rFonts w:eastAsia="黑体"/>
         <w:b/>
         <w:bCs/>
       </w:rPr>
     </w:tblStylePr>
     <w:tblStylePr w:type="lastCol">
       <w:rPr>
+        <w:rFonts w:eastAsia="黑体"/>
         <w:b/>
         <w:bCs/>
       </w:rPr>
@@ -8925,12 +9282,14 @@
     </w:tcPr>
     <w:tblStylePr w:type="firstRow">
       <w:rPr>
+        <w:rFonts w:eastAsia="黑体"/>
         <w:b/>
         <w:bCs/>
       </w:rPr>
     </w:tblStylePr>
     <w:tblStylePr w:type="lastRow">
       <w:rPr>
+        <w:rFonts w:eastAsia="黑体"/>
         <w:b/>
         <w:bCs/>
       </w:rPr>
@@ -8943,12 +9302,14 @@
     </w:tblStylePr>
     <w:tblStylePr w:type="firstCol">
       <w:rPr>
+        <w:rFonts w:eastAsia="黑体"/>
         <w:b/>
         <w:bCs/>
       </w:rPr>
     </w:tblStylePr>
     <w:tblStylePr w:type="lastCol">
       <w:rPr>
+        <w:rFonts w:eastAsia="黑体"/>
         <w:b/>
         <w:bCs/>
       </w:rPr>
@@ -8998,12 +9359,14 @@
     </w:tcPr>
     <w:tblStylePr w:type="firstRow">
       <w:rPr>
+        <w:rFonts w:eastAsia="黑体"/>
         <w:b/>
         <w:bCs/>
       </w:rPr>
     </w:tblStylePr>
     <w:tblStylePr w:type="lastRow">
       <w:rPr>
+        <w:rFonts w:eastAsia="黑体"/>
         <w:b/>
         <w:bCs/>
       </w:rPr>
@@ -9016,12 +9379,14 @@
     </w:tblStylePr>
     <w:tblStylePr w:type="firstCol">
       <w:rPr>
+        <w:rFonts w:eastAsia="黑体"/>
         <w:b/>
         <w:bCs/>
       </w:rPr>
     </w:tblStylePr>
     <w:tblStylePr w:type="lastCol">
       <w:rPr>
+        <w:rFonts w:eastAsia="黑体"/>
         <w:b/>
         <w:bCs/>
       </w:rPr>
@@ -9071,12 +9436,14 @@
     </w:tcPr>
     <w:tblStylePr w:type="firstRow">
       <w:rPr>
+        <w:rFonts w:eastAsia="黑体"/>
         <w:b/>
         <w:bCs/>
       </w:rPr>
     </w:tblStylePr>
     <w:tblStylePr w:type="lastRow">
       <w:rPr>
+        <w:rFonts w:eastAsia="黑体"/>
         <w:b/>
         <w:bCs/>
       </w:rPr>
@@ -9089,12 +9456,14 @@
     </w:tblStylePr>
     <w:tblStylePr w:type="firstCol">
       <w:rPr>
+        <w:rFonts w:eastAsia="黑体"/>
         <w:b/>
         <w:bCs/>
       </w:rPr>
     </w:tblStylePr>
     <w:tblStylePr w:type="lastCol">
       <w:rPr>
+        <w:rFonts w:eastAsia="黑体"/>
         <w:b/>
         <w:bCs/>
       </w:rPr>
@@ -9144,12 +9513,14 @@
     </w:tcPr>
     <w:tblStylePr w:type="firstRow">
       <w:rPr>
+        <w:rFonts w:eastAsia="黑体"/>
         <w:b/>
         <w:bCs/>
       </w:rPr>
     </w:tblStylePr>
     <w:tblStylePr w:type="lastRow">
       <w:rPr>
+        <w:rFonts w:eastAsia="黑体"/>
         <w:b/>
         <w:bCs/>
       </w:rPr>
@@ -9162,12 +9533,14 @@
     </w:tblStylePr>
     <w:tblStylePr w:type="firstCol">
       <w:rPr>
+        <w:rFonts w:eastAsia="黑体"/>
         <w:b/>
         <w:bCs/>
       </w:rPr>
     </w:tblStylePr>
     <w:tblStylePr w:type="lastCol">
       <w:rPr>
+        <w:rFonts w:eastAsia="黑体"/>
         <w:b/>
         <w:bCs/>
       </w:rPr>
@@ -9217,12 +9590,14 @@
     </w:tcPr>
     <w:tblStylePr w:type="firstRow">
       <w:rPr>
+        <w:rFonts w:eastAsia="黑体"/>
         <w:b/>
         <w:bCs/>
       </w:rPr>
     </w:tblStylePr>
     <w:tblStylePr w:type="lastRow">
       <w:rPr>
+        <w:rFonts w:eastAsia="黑体"/>
         <w:b/>
         <w:bCs/>
       </w:rPr>
@@ -9235,12 +9610,14 @@
     </w:tblStylePr>
     <w:tblStylePr w:type="firstCol">
       <w:rPr>
+        <w:rFonts w:eastAsia="黑体"/>
         <w:b/>
         <w:bCs/>
       </w:rPr>
     </w:tblStylePr>
     <w:tblStylePr w:type="lastCol">
       <w:rPr>
+        <w:rFonts w:eastAsia="黑体"/>
         <w:b/>
         <w:bCs/>
       </w:rPr>
@@ -9290,12 +9667,14 @@
     </w:tcPr>
     <w:tblStylePr w:type="firstRow">
       <w:rPr>
+        <w:rFonts w:eastAsia="黑体"/>
         <w:b/>
         <w:bCs/>
       </w:rPr>
     </w:tblStylePr>
     <w:tblStylePr w:type="lastRow">
       <w:rPr>
+        <w:rFonts w:eastAsia="黑体"/>
         <w:b/>
         <w:bCs/>
       </w:rPr>
@@ -9308,12 +9687,14 @@
     </w:tblStylePr>
     <w:tblStylePr w:type="firstCol">
       <w:rPr>
+        <w:rFonts w:eastAsia="黑体"/>
         <w:b/>
         <w:bCs/>
       </w:rPr>
     </w:tblStylePr>
     <w:tblStylePr w:type="lastCol">
       <w:rPr>
+        <w:rFonts w:eastAsia="黑体"/>
         <w:b/>
         <w:bCs/>
       </w:rPr>
@@ -9340,7 +9721,7 @@
       <w:spacing w:after="0" w:line="240" w:lineRule="auto"/>
     </w:pPr>
     <w:rPr>
-      <w:rFonts w:asciiTheme="majorHAnsi" w:cstheme="majorBidi" w:eastAsiaTheme="majorEastAsia" w:hAnsiTheme="majorHAnsi"/>
+      <w:rFonts w:asciiTheme="majorHAnsi" w:cstheme="majorBidi" w:hAnsiTheme="majorHAnsi" w:eastAsia="黑体"/>
       <w:color w:themeColor="text1" w:val="000000"/>
     </w:rPr>
     <w:tblPr>
@@ -9367,6 +9748,7 @@
     </w:tcPr>
     <w:tblStylePr w:type="firstRow">
       <w:rPr>
+        <w:rFonts w:eastAsia="黑体"/>
         <w:b/>
         <w:bCs/>
         <w:color w:themeColor="text1" w:val="000000"/>
@@ -9378,6 +9760,7 @@
     </w:tblStylePr>
     <w:tblStylePr w:type="lastRow">
       <w:rPr>
+        <w:rFonts w:eastAsia="黑体"/>
         <w:b/>
         <w:bCs/>
         <w:color w:themeColor="text1" w:val="000000"/>
@@ -9397,6 +9780,7 @@
     </w:tblStylePr>
     <w:tblStylePr w:type="firstCol">
       <w:rPr>
+        <w:rFonts w:eastAsia="黑体"/>
         <w:b/>
         <w:bCs/>
         <w:color w:themeColor="text1" w:val="000000"/>
@@ -9416,6 +9800,7 @@
     </w:tblStylePr>
     <w:tblStylePr w:type="lastCol">
       <w:rPr>
+        <w:rFonts w:eastAsia="黑体"/>
         <w:b w:val="0"/>
         <w:bCs w:val="0"/>
         <w:color w:themeColor="text1" w:val="000000"/>
@@ -9465,7 +9850,7 @@
       <w:spacing w:after="0" w:line="240" w:lineRule="auto"/>
     </w:pPr>
     <w:rPr>
-      <w:rFonts w:asciiTheme="majorHAnsi" w:cstheme="majorBidi" w:eastAsiaTheme="majorEastAsia" w:hAnsiTheme="majorHAnsi"/>
+      <w:rFonts w:asciiTheme="majorHAnsi" w:cstheme="majorBidi" w:hAnsiTheme="majorHAnsi" w:eastAsia="黑体"/>
       <w:color w:themeColor="text1" w:val="000000"/>
     </w:rPr>
     <w:tblPr>
@@ -9492,6 +9877,7 @@
     </w:tcPr>
     <w:tblStylePr w:type="firstRow">
       <w:rPr>
+        <w:rFonts w:eastAsia="黑体"/>
         <w:b/>
         <w:bCs/>
         <w:color w:themeColor="text1" w:val="000000"/>
@@ -9503,6 +9889,7 @@
     </w:tblStylePr>
     <w:tblStylePr w:type="lastRow">
       <w:rPr>
+        <w:rFonts w:eastAsia="黑体"/>
         <w:b/>
         <w:bCs/>
         <w:color w:themeColor="text1" w:val="000000"/>
@@ -9522,6 +9909,7 @@
     </w:tblStylePr>
     <w:tblStylePr w:type="firstCol">
       <w:rPr>
+        <w:rFonts w:eastAsia="黑体"/>
         <w:b/>
         <w:bCs/>
         <w:color w:themeColor="text1" w:val="000000"/>
@@ -9541,6 +9929,7 @@
     </w:tblStylePr>
     <w:tblStylePr w:type="lastCol">
       <w:rPr>
+        <w:rFonts w:eastAsia="黑体"/>
         <w:b w:val="0"/>
         <w:bCs w:val="0"/>
         <w:color w:themeColor="text1" w:val="000000"/>
@@ -9590,7 +9979,7 @@
       <w:spacing w:after="0" w:line="240" w:lineRule="auto"/>
     </w:pPr>
     <w:rPr>
-      <w:rFonts w:asciiTheme="majorHAnsi" w:cstheme="majorBidi" w:eastAsiaTheme="majorEastAsia" w:hAnsiTheme="majorHAnsi"/>
+      <w:rFonts w:asciiTheme="majorHAnsi" w:cstheme="majorBidi" w:hAnsiTheme="majorHAnsi" w:eastAsia="黑体"/>
       <w:color w:themeColor="text1" w:val="000000"/>
     </w:rPr>
     <w:tblPr>
@@ -9617,6 +10006,7 @@
     </w:tcPr>
     <w:tblStylePr w:type="firstRow">
       <w:rPr>
+        <w:rFonts w:eastAsia="黑体"/>
         <w:b/>
         <w:bCs/>
         <w:color w:themeColor="text1" w:val="000000"/>
@@ -9628,6 +10018,7 @@
     </w:tblStylePr>
     <w:tblStylePr w:type="lastRow">
       <w:rPr>
+        <w:rFonts w:eastAsia="黑体"/>
         <w:b/>
         <w:bCs/>
         <w:color w:themeColor="text1" w:val="000000"/>
@@ -9647,6 +10038,7 @@
     </w:tblStylePr>
     <w:tblStylePr w:type="firstCol">
       <w:rPr>
+        <w:rFonts w:eastAsia="黑体"/>
         <w:b/>
         <w:bCs/>
         <w:color w:themeColor="text1" w:val="000000"/>
@@ -9666,6 +10058,7 @@
     </w:tblStylePr>
     <w:tblStylePr w:type="lastCol">
       <w:rPr>
+        <w:rFonts w:eastAsia="黑体"/>
         <w:b w:val="0"/>
         <w:bCs w:val="0"/>
         <w:color w:themeColor="text1" w:val="000000"/>
@@ -9715,7 +10108,7 @@
       <w:spacing w:after="0" w:line="240" w:lineRule="auto"/>
     </w:pPr>
     <w:rPr>
-      <w:rFonts w:asciiTheme="majorHAnsi" w:cstheme="majorBidi" w:eastAsiaTheme="majorEastAsia" w:hAnsiTheme="majorHAnsi"/>
+      <w:rFonts w:asciiTheme="majorHAnsi" w:cstheme="majorBidi" w:hAnsiTheme="majorHAnsi" w:eastAsia="黑体"/>
       <w:color w:themeColor="text1" w:val="000000"/>
     </w:rPr>
     <w:tblPr>
@@ -9742,6 +10135,7 @@
     </w:tcPr>
     <w:tblStylePr w:type="firstRow">
       <w:rPr>
+        <w:rFonts w:eastAsia="黑体"/>
         <w:b/>
         <w:bCs/>
         <w:color w:themeColor="text1" w:val="000000"/>
@@ -9753,6 +10147,7 @@
     </w:tblStylePr>
     <w:tblStylePr w:type="lastRow">
       <w:rPr>
+        <w:rFonts w:eastAsia="黑体"/>
         <w:b/>
         <w:bCs/>
         <w:color w:themeColor="text1" w:val="000000"/>
@@ -9772,6 +10167,7 @@
     </w:tblStylePr>
     <w:tblStylePr w:type="firstCol">
       <w:rPr>
+        <w:rFonts w:eastAsia="黑体"/>
         <w:b/>
         <w:bCs/>
         <w:color w:themeColor="text1" w:val="000000"/>
@@ -9791,6 +10187,7 @@
     </w:tblStylePr>
     <w:tblStylePr w:type="lastCol">
       <w:rPr>
+        <w:rFonts w:eastAsia="黑体"/>
         <w:b w:val="0"/>
         <w:bCs w:val="0"/>
         <w:color w:themeColor="text1" w:val="000000"/>
@@ -9840,7 +10237,7 @@
       <w:spacing w:after="0" w:line="240" w:lineRule="auto"/>
     </w:pPr>
     <w:rPr>
-      <w:rFonts w:asciiTheme="majorHAnsi" w:cstheme="majorBidi" w:eastAsiaTheme="majorEastAsia" w:hAnsiTheme="majorHAnsi"/>
+      <w:rFonts w:asciiTheme="majorHAnsi" w:cstheme="majorBidi" w:hAnsiTheme="majorHAnsi" w:eastAsia="黑体"/>
       <w:color w:themeColor="text1" w:val="000000"/>
     </w:rPr>
     <w:tblPr>
@@ -9867,6 +10264,7 @@
     </w:tcPr>
     <w:tblStylePr w:type="firstRow">
       <w:rPr>
+        <w:rFonts w:eastAsia="黑体"/>
         <w:b/>
         <w:bCs/>
         <w:color w:themeColor="text1" w:val="000000"/>
@@ -9878,6 +10276,7 @@
     </w:tblStylePr>
     <w:tblStylePr w:type="lastRow">
       <w:rPr>
+        <w:rFonts w:eastAsia="黑体"/>
         <w:b/>
         <w:bCs/>
         <w:color w:themeColor="text1" w:val="000000"/>
@@ -9897,6 +10296,7 @@
     </w:tblStylePr>
     <w:tblStylePr w:type="firstCol">
       <w:rPr>
+        <w:rFonts w:eastAsia="黑体"/>
         <w:b/>
         <w:bCs/>
         <w:color w:themeColor="text1" w:val="000000"/>
@@ -9916,6 +10316,7 @@
     </w:tblStylePr>
     <w:tblStylePr w:type="lastCol">
       <w:rPr>
+        <w:rFonts w:eastAsia="黑体"/>
         <w:b w:val="0"/>
         <w:bCs w:val="0"/>
         <w:color w:themeColor="text1" w:val="000000"/>
@@ -9965,7 +10366,7 @@
       <w:spacing w:after="0" w:line="240" w:lineRule="auto"/>
     </w:pPr>
     <w:rPr>
-      <w:rFonts w:asciiTheme="majorHAnsi" w:cstheme="majorBidi" w:eastAsiaTheme="majorEastAsia" w:hAnsiTheme="majorHAnsi"/>
+      <w:rFonts w:asciiTheme="majorHAnsi" w:cstheme="majorBidi" w:hAnsiTheme="majorHAnsi" w:eastAsia="黑体"/>
       <w:color w:themeColor="text1" w:val="000000"/>
     </w:rPr>
     <w:tblPr>
@@ -9992,6 +10393,7 @@
     </w:tcPr>
     <w:tblStylePr w:type="firstRow">
       <w:rPr>
+        <w:rFonts w:eastAsia="黑体"/>
         <w:b/>
         <w:bCs/>
         <w:color w:themeColor="text1" w:val="000000"/>
@@ -10003,6 +10405,7 @@
     </w:tblStylePr>
     <w:tblStylePr w:type="lastRow">
       <w:rPr>
+        <w:rFonts w:eastAsia="黑体"/>
         <w:b/>
         <w:bCs/>
         <w:color w:themeColor="text1" w:val="000000"/>
@@ -10022,6 +10425,7 @@
     </w:tblStylePr>
     <w:tblStylePr w:type="firstCol">
       <w:rPr>
+        <w:rFonts w:eastAsia="黑体"/>
         <w:b/>
         <w:bCs/>
         <w:color w:themeColor="text1" w:val="000000"/>
@@ -10041,6 +10445,7 @@
     </w:tblStylePr>
     <w:tblStylePr w:type="lastCol">
       <w:rPr>
+        <w:rFonts w:eastAsia="黑体"/>
         <w:b w:val="0"/>
         <w:bCs w:val="0"/>
         <w:color w:themeColor="text1" w:val="000000"/>
@@ -10090,7 +10495,7 @@
       <w:spacing w:after="0" w:line="240" w:lineRule="auto"/>
     </w:pPr>
     <w:rPr>
-      <w:rFonts w:asciiTheme="majorHAnsi" w:cstheme="majorBidi" w:eastAsiaTheme="majorEastAsia" w:hAnsiTheme="majorHAnsi"/>
+      <w:rFonts w:asciiTheme="majorHAnsi" w:cstheme="majorBidi" w:hAnsiTheme="majorHAnsi" w:eastAsia="黑体"/>
       <w:color w:themeColor="text1" w:val="000000"/>
     </w:rPr>
     <w:tblPr>
@@ -10117,6 +10522,7 @@
     </w:tcPr>
     <w:tblStylePr w:type="firstRow">
       <w:rPr>
+        <w:rFonts w:eastAsia="黑体"/>
         <w:b/>
         <w:bCs/>
         <w:color w:themeColor="text1" w:val="000000"/>
@@ -10128,6 +10534,7 @@
     </w:tblStylePr>
     <w:tblStylePr w:type="lastRow">
       <w:rPr>
+        <w:rFonts w:eastAsia="黑体"/>
         <w:b/>
         <w:bCs/>
         <w:color w:themeColor="text1" w:val="000000"/>
@@ -10147,6 +10554,7 @@
     </w:tblStylePr>
     <w:tblStylePr w:type="firstCol">
       <w:rPr>
+        <w:rFonts w:eastAsia="黑体"/>
         <w:b/>
         <w:bCs/>
         <w:color w:themeColor="text1" w:val="000000"/>
@@ -10166,6 +10574,7 @@
     </w:tblStylePr>
     <w:tblStylePr w:type="lastCol">
       <w:rPr>
+        <w:rFonts w:eastAsia="黑体"/>
         <w:b w:val="0"/>
         <w:bCs w:val="0"/>
         <w:color w:themeColor="text1" w:val="000000"/>
@@ -10238,6 +10647,7 @@
     </w:tcPr>
     <w:tblStylePr w:type="firstRow">
       <w:rPr>
+        <w:rFonts w:eastAsia="黑体"/>
         <w:b/>
         <w:bCs/>
         <w:i w:val="0"/>
@@ -10259,6 +10669,7 @@
     </w:tblStylePr>
     <w:tblStylePr w:type="lastRow">
       <w:rPr>
+        <w:rFonts w:eastAsia="黑体"/>
         <w:b/>
         <w:bCs/>
         <w:i w:val="0"/>
@@ -10280,6 +10691,7 @@
     </w:tblStylePr>
     <w:tblStylePr w:type="firstCol">
       <w:rPr>
+        <w:rFonts w:eastAsia="黑体"/>
         <w:b/>
         <w:bCs/>
         <w:i w:val="0"/>
@@ -10299,6 +10711,7 @@
     </w:tblStylePr>
     <w:tblStylePr w:type="lastCol">
       <w:rPr>
+        <w:rFonts w:eastAsia="黑体"/>
         <w:b/>
         <w:bCs/>
         <w:i w:val="0"/>
@@ -10379,6 +10792,7 @@
     </w:tcPr>
     <w:tblStylePr w:type="firstRow">
       <w:rPr>
+        <w:rFonts w:eastAsia="黑体"/>
         <w:b/>
         <w:bCs/>
         <w:i w:val="0"/>
@@ -10400,6 +10814,7 @@
     </w:tblStylePr>
     <w:tblStylePr w:type="lastRow">
       <w:rPr>
+        <w:rFonts w:eastAsia="黑体"/>
         <w:b/>
         <w:bCs/>
         <w:i w:val="0"/>
@@ -10421,6 +10836,7 @@
     </w:tblStylePr>
     <w:tblStylePr w:type="firstCol">
       <w:rPr>
+        <w:rFonts w:eastAsia="黑体"/>
         <w:b/>
         <w:bCs/>
         <w:i w:val="0"/>
@@ -10440,6 +10856,7 @@
     </w:tblStylePr>
     <w:tblStylePr w:type="lastCol">
       <w:rPr>
+        <w:rFonts w:eastAsia="黑体"/>
         <w:b/>
         <w:bCs/>
         <w:i w:val="0"/>
@@ -10520,6 +10937,7 @@
     </w:tcPr>
     <w:tblStylePr w:type="firstRow">
       <w:rPr>
+        <w:rFonts w:eastAsia="黑体"/>
         <w:b/>
         <w:bCs/>
         <w:i w:val="0"/>
@@ -10541,6 +10959,7 @@
     </w:tblStylePr>
     <w:tblStylePr w:type="lastRow">
       <w:rPr>
+        <w:rFonts w:eastAsia="黑体"/>
         <w:b/>
         <w:bCs/>
         <w:i w:val="0"/>
@@ -10562,6 +10981,7 @@
     </w:tblStylePr>
     <w:tblStylePr w:type="firstCol">
       <w:rPr>
+        <w:rFonts w:eastAsia="黑体"/>
         <w:b/>
         <w:bCs/>
         <w:i w:val="0"/>
@@ -10581,6 +11001,7 @@
     </w:tblStylePr>
     <w:tblStylePr w:type="lastCol">
       <w:rPr>
+        <w:rFonts w:eastAsia="黑体"/>
         <w:b/>
         <w:bCs/>
         <w:i w:val="0"/>
@@ -10661,6 +11082,7 @@
     </w:tcPr>
     <w:tblStylePr w:type="firstRow">
       <w:rPr>
+        <w:rFonts w:eastAsia="黑体"/>
         <w:b/>
         <w:bCs/>
         <w:i w:val="0"/>
@@ -10682,6 +11104,7 @@
     </w:tblStylePr>
     <w:tblStylePr w:type="lastRow">
       <w:rPr>
+        <w:rFonts w:eastAsia="黑体"/>
         <w:b/>
         <w:bCs/>
         <w:i w:val="0"/>
@@ -10703,6 +11126,7 @@
     </w:tblStylePr>
     <w:tblStylePr w:type="firstCol">
       <w:rPr>
+        <w:rFonts w:eastAsia="黑体"/>
         <w:b/>
         <w:bCs/>
         <w:i w:val="0"/>
@@ -10722,6 +11146,7 @@
     </w:tblStylePr>
     <w:tblStylePr w:type="lastCol">
       <w:rPr>
+        <w:rFonts w:eastAsia="黑体"/>
         <w:b/>
         <w:bCs/>
         <w:i w:val="0"/>
@@ -10802,6 +11227,7 @@
     </w:tcPr>
     <w:tblStylePr w:type="firstRow">
       <w:rPr>
+        <w:rFonts w:eastAsia="黑体"/>
         <w:b/>
         <w:bCs/>
         <w:i w:val="0"/>
@@ -10823,6 +11249,7 @@
     </w:tblStylePr>
     <w:tblStylePr w:type="lastRow">
       <w:rPr>
+        <w:rFonts w:eastAsia="黑体"/>
         <w:b/>
         <w:bCs/>
         <w:i w:val="0"/>
@@ -10844,6 +11271,7 @@
     </w:tblStylePr>
     <w:tblStylePr w:type="firstCol">
       <w:rPr>
+        <w:rFonts w:eastAsia="黑体"/>
         <w:b/>
         <w:bCs/>
         <w:i w:val="0"/>
@@ -10863,6 +11291,7 @@
     </w:tblStylePr>
     <w:tblStylePr w:type="lastCol">
       <w:rPr>
+        <w:rFonts w:eastAsia="黑体"/>
         <w:b/>
         <w:bCs/>
         <w:i w:val="0"/>
@@ -10943,6 +11372,7 @@
     </w:tcPr>
     <w:tblStylePr w:type="firstRow">
       <w:rPr>
+        <w:rFonts w:eastAsia="黑体"/>
         <w:b/>
         <w:bCs/>
         <w:i w:val="0"/>
@@ -10964,6 +11394,7 @@
     </w:tblStylePr>
     <w:tblStylePr w:type="lastRow">
       <w:rPr>
+        <w:rFonts w:eastAsia="黑体"/>
         <w:b/>
         <w:bCs/>
         <w:i w:val="0"/>
@@ -10985,6 +11416,7 @@
     </w:tblStylePr>
     <w:tblStylePr w:type="firstCol">
       <w:rPr>
+        <w:rFonts w:eastAsia="黑体"/>
         <w:b/>
         <w:bCs/>
         <w:i w:val="0"/>
@@ -11004,6 +11436,7 @@
     </w:tblStylePr>
     <w:tblStylePr w:type="lastCol">
       <w:rPr>
+        <w:rFonts w:eastAsia="黑体"/>
         <w:b/>
         <w:bCs/>
         <w:i w:val="0"/>
@@ -11084,6 +11517,7 @@
     </w:tcPr>
     <w:tblStylePr w:type="firstRow">
       <w:rPr>
+        <w:rFonts w:eastAsia="黑体"/>
         <w:b/>
         <w:bCs/>
         <w:i w:val="0"/>
@@ -11105,6 +11539,7 @@
     </w:tblStylePr>
     <w:tblStylePr w:type="lastRow">
       <w:rPr>
+        <w:rFonts w:eastAsia="黑体"/>
         <w:b/>
         <w:bCs/>
         <w:i w:val="0"/>
@@ -11126,6 +11561,7 @@
     </w:tblStylePr>
     <w:tblStylePr w:type="firstCol">
       <w:rPr>
+        <w:rFonts w:eastAsia="黑体"/>
         <w:b/>
         <w:bCs/>
         <w:i w:val="0"/>
@@ -11145,6 +11581,7 @@
     </w:tblStylePr>
     <w:tblStylePr w:type="lastCol">
       <w:rPr>
+        <w:rFonts w:eastAsia="黑体"/>
         <w:b/>
         <w:bCs/>
         <w:i w:val="0"/>
@@ -11202,6 +11639,7 @@
       <w:spacing w:after="0" w:line="240" w:lineRule="auto"/>
     </w:pPr>
     <w:rPr>
+      <w:rFonts w:eastAsia="黑体"/>
       <w:color w:themeColor="background1" w:val="FFFFFF"/>
     </w:rPr>
     <w:tblPr>
@@ -11220,6 +11658,7 @@
     </w:tcPr>
     <w:tblStylePr w:type="firstRow">
       <w:rPr>
+        <w:rFonts w:eastAsia="黑体"/>
         <w:b/>
         <w:bCs/>
       </w:rPr>
@@ -11316,6 +11755,7 @@
       <w:spacing w:after="0" w:line="240" w:lineRule="auto"/>
     </w:pPr>
     <w:rPr>
+      <w:rFonts w:eastAsia="黑体"/>
       <w:color w:themeColor="background1" w:val="FFFFFF"/>
     </w:rPr>
     <w:tblPr>
@@ -11334,6 +11774,7 @@
     </w:tcPr>
     <w:tblStylePr w:type="firstRow">
       <w:rPr>
+        <w:rFonts w:eastAsia="黑体"/>
         <w:b/>
         <w:bCs/>
       </w:rPr>
@@ -11430,6 +11871,7 @@
       <w:spacing w:after="0" w:line="240" w:lineRule="auto"/>
     </w:pPr>
     <w:rPr>
+      <w:rFonts w:eastAsia="黑体"/>
       <w:color w:themeColor="background1" w:val="FFFFFF"/>
     </w:rPr>
     <w:tblPr>
@@ -11448,6 +11890,7 @@
     </w:tcPr>
     <w:tblStylePr w:type="firstRow">
       <w:rPr>
+        <w:rFonts w:eastAsia="黑体"/>
         <w:b/>
         <w:bCs/>
       </w:rPr>
@@ -11544,6 +11987,7 @@
       <w:spacing w:after="0" w:line="240" w:lineRule="auto"/>
     </w:pPr>
     <w:rPr>
+      <w:rFonts w:eastAsia="黑体"/>
       <w:color w:themeColor="background1" w:val="FFFFFF"/>
     </w:rPr>
     <w:tblPr>
@@ -11562,6 +12006,7 @@
     </w:tcPr>
     <w:tblStylePr w:type="firstRow">
       <w:rPr>
+        <w:rFonts w:eastAsia="黑体"/>
         <w:b/>
         <w:bCs/>
       </w:rPr>
@@ -11658,6 +12103,7 @@
       <w:spacing w:after="0" w:line="240" w:lineRule="auto"/>
     </w:pPr>
     <w:rPr>
+      <w:rFonts w:eastAsia="黑体"/>
       <w:color w:themeColor="background1" w:val="FFFFFF"/>
     </w:rPr>
     <w:tblPr>
@@ -11676,6 +12122,7 @@
     </w:tcPr>
     <w:tblStylePr w:type="firstRow">
       <w:rPr>
+        <w:rFonts w:eastAsia="黑体"/>
         <w:b/>
         <w:bCs/>
       </w:rPr>
@@ -11772,6 +12219,7 @@
       <w:spacing w:after="0" w:line="240" w:lineRule="auto"/>
     </w:pPr>
     <w:rPr>
+      <w:rFonts w:eastAsia="黑体"/>
       <w:color w:themeColor="background1" w:val="FFFFFF"/>
     </w:rPr>
     <w:tblPr>
@@ -11790,6 +12238,7 @@
     </w:tcPr>
     <w:tblStylePr w:type="firstRow">
       <w:rPr>
+        <w:rFonts w:eastAsia="黑体"/>
         <w:b/>
         <w:bCs/>
       </w:rPr>
@@ -11886,6 +12335,7 @@
       <w:spacing w:after="0" w:line="240" w:lineRule="auto"/>
     </w:pPr>
     <w:rPr>
+      <w:rFonts w:eastAsia="黑体"/>
       <w:color w:themeColor="background1" w:val="FFFFFF"/>
     </w:rPr>
     <w:tblPr>
@@ -11904,6 +12354,7 @@
     </w:tcPr>
     <w:tblStylePr w:type="firstRow">
       <w:rPr>
+        <w:rFonts w:eastAsia="黑体"/>
         <w:b/>
         <w:bCs/>
       </w:rPr>
@@ -12000,6 +12451,7 @@
       <w:spacing w:after="0" w:line="240" w:lineRule="auto"/>
     </w:pPr>
     <w:rPr>
+      <w:rFonts w:eastAsia="黑体"/>
       <w:color w:themeColor="text1" w:val="000000"/>
     </w:rPr>
     <w:tblPr>
@@ -12026,6 +12478,7 @@
     </w:tcPr>
     <w:tblStylePr w:type="firstRow">
       <w:rPr>
+        <w:rFonts w:eastAsia="黑体"/>
         <w:b/>
         <w:bCs/>
       </w:rPr>
@@ -12044,6 +12497,7 @@
     </w:tblStylePr>
     <w:tblStylePr w:type="lastRow">
       <w:rPr>
+        <w:rFonts w:eastAsia="黑体"/>
         <w:b/>
         <w:bCs/>
         <w:color w:themeColor="background1" w:val="FFFFFF"/>
@@ -12058,6 +12512,7 @@
     </w:tblStylePr>
     <w:tblStylePr w:type="firstCol">
       <w:rPr>
+        <w:rFonts w:eastAsia="黑体"/>
         <w:color w:themeColor="background1" w:val="FFFFFF"/>
       </w:rPr>
       <w:tblPr/>
@@ -12075,6 +12530,7 @@
     </w:tblStylePr>
     <w:tblStylePr w:type="lastCol">
       <w:rPr>
+        <w:rFonts w:eastAsia="黑体"/>
         <w:color w:themeColor="background1" w:val="FFFFFF"/>
       </w:rPr>
       <w:tblPr/>
@@ -12104,11 +12560,13 @@
     </w:tblStylePr>
     <w:tblStylePr w:type="neCell">
       <w:rPr>
+        <w:rFonts w:eastAsia="黑体"/>
         <w:color w:themeColor="text1" w:val="000000"/>
       </w:rPr>
     </w:tblStylePr>
     <w:tblStylePr w:type="nwCell">
       <w:rPr>
+        <w:rFonts w:eastAsia="黑体"/>
         <w:color w:themeColor="text1" w:val="000000"/>
       </w:rPr>
     </w:tblStylePr>
@@ -12122,6 +12580,7 @@
       <w:spacing w:after="0" w:line="240" w:lineRule="auto"/>
     </w:pPr>
     <w:rPr>
+      <w:rFonts w:eastAsia="黑体"/>
       <w:color w:themeColor="text1" w:val="000000"/>
     </w:rPr>
     <w:tblPr>
@@ -12148,6 +12607,7 @@
     </w:tcPr>
     <w:tblStylePr w:type="firstRow">
       <w:rPr>
+        <w:rFonts w:eastAsia="黑体"/>
         <w:b/>
         <w:bCs/>
       </w:rPr>
@@ -12166,6 +12626,7 @@
     </w:tblStylePr>
     <w:tblStylePr w:type="lastRow">
       <w:rPr>
+        <w:rFonts w:eastAsia="黑体"/>
         <w:b/>
         <w:bCs/>
         <w:color w:themeColor="background1" w:val="FFFFFF"/>
@@ -12180,6 +12641,7 @@
     </w:tblStylePr>
     <w:tblStylePr w:type="firstCol">
       <w:rPr>
+        <w:rFonts w:eastAsia="黑体"/>
         <w:color w:themeColor="background1" w:val="FFFFFF"/>
       </w:rPr>
       <w:tblPr/>
@@ -12197,6 +12659,7 @@
     </w:tblStylePr>
     <w:tblStylePr w:type="lastCol">
       <w:rPr>
+        <w:rFonts w:eastAsia="黑体"/>
         <w:color w:themeColor="background1" w:val="FFFFFF"/>
       </w:rPr>
       <w:tblPr/>
@@ -12226,11 +12689,13 @@
     </w:tblStylePr>
     <w:tblStylePr w:type="neCell">
       <w:rPr>
+        <w:rFonts w:eastAsia="黑体"/>
         <w:color w:themeColor="text1" w:val="000000"/>
       </w:rPr>
     </w:tblStylePr>
     <w:tblStylePr w:type="nwCell">
       <w:rPr>
+        <w:rFonts w:eastAsia="黑体"/>
         <w:color w:themeColor="text1" w:val="000000"/>
       </w:rPr>
     </w:tblStylePr>
@@ -12244,6 +12709,7 @@
       <w:spacing w:after="0" w:line="240" w:lineRule="auto"/>
     </w:pPr>
     <w:rPr>
+      <w:rFonts w:eastAsia="黑体"/>
       <w:color w:themeColor="text1" w:val="000000"/>
     </w:rPr>
     <w:tblPr>
@@ -12270,6 +12736,7 @@
     </w:tcPr>
     <w:tblStylePr w:type="firstRow">
       <w:rPr>
+        <w:rFonts w:eastAsia="黑体"/>
         <w:b/>
         <w:bCs/>
       </w:rPr>
@@ -12288,6 +12755,7 @@
     </w:tblStylePr>
     <w:tblStylePr w:type="lastRow">
       <w:rPr>
+        <w:rFonts w:eastAsia="黑体"/>
         <w:b/>
         <w:bCs/>
         <w:color w:themeColor="background1" w:val="FFFFFF"/>
@@ -12302,6 +12770,7 @@
     </w:tblStylePr>
     <w:tblStylePr w:type="firstCol">
       <w:rPr>
+        <w:rFonts w:eastAsia="黑体"/>
         <w:color w:themeColor="background1" w:val="FFFFFF"/>
       </w:rPr>
       <w:tblPr/>
@@ -12319,6 +12788,7 @@
     </w:tblStylePr>
     <w:tblStylePr w:type="lastCol">
       <w:rPr>
+        <w:rFonts w:eastAsia="黑体"/>
         <w:color w:themeColor="background1" w:val="FFFFFF"/>
       </w:rPr>
       <w:tblPr/>
@@ -12348,11 +12818,13 @@
     </w:tblStylePr>
     <w:tblStylePr w:type="neCell">
       <w:rPr>
+        <w:rFonts w:eastAsia="黑体"/>
         <w:color w:themeColor="text1" w:val="000000"/>
       </w:rPr>
     </w:tblStylePr>
     <w:tblStylePr w:type="nwCell">
       <w:rPr>
+        <w:rFonts w:eastAsia="黑体"/>
         <w:color w:themeColor="text1" w:val="000000"/>
       </w:rPr>
     </w:tblStylePr>
@@ -12366,6 +12838,7 @@
       <w:spacing w:after="0" w:line="240" w:lineRule="auto"/>
     </w:pPr>
     <w:rPr>
+      <w:rFonts w:eastAsia="黑体"/>
       <w:color w:themeColor="text1" w:val="000000"/>
     </w:rPr>
     <w:tblPr>
@@ -12392,6 +12865,7 @@
     </w:tcPr>
     <w:tblStylePr w:type="firstRow">
       <w:rPr>
+        <w:rFonts w:eastAsia="黑体"/>
         <w:b/>
         <w:bCs/>
       </w:rPr>
@@ -12410,6 +12884,7 @@
     </w:tblStylePr>
     <w:tblStylePr w:type="lastRow">
       <w:rPr>
+        <w:rFonts w:eastAsia="黑体"/>
         <w:b/>
         <w:bCs/>
         <w:color w:themeColor="background1" w:val="FFFFFF"/>
@@ -12424,6 +12899,7 @@
     </w:tblStylePr>
     <w:tblStylePr w:type="firstCol">
       <w:rPr>
+        <w:rFonts w:eastAsia="黑体"/>
         <w:color w:themeColor="background1" w:val="FFFFFF"/>
       </w:rPr>
       <w:tblPr/>
@@ -12441,6 +12917,7 @@
     </w:tblStylePr>
     <w:tblStylePr w:type="lastCol">
       <w:rPr>
+        <w:rFonts w:eastAsia="黑体"/>
         <w:color w:themeColor="background1" w:val="FFFFFF"/>
       </w:rPr>
       <w:tblPr/>
@@ -12478,6 +12955,7 @@
       <w:spacing w:after="0" w:line="240" w:lineRule="auto"/>
     </w:pPr>
     <w:rPr>
+      <w:rFonts w:eastAsia="黑体"/>
       <w:color w:themeColor="text1" w:val="000000"/>
     </w:rPr>
     <w:tblPr>
@@ -12504,6 +12982,7 @@
     </w:tcPr>
     <w:tblStylePr w:type="firstRow">
       <w:rPr>
+        <w:rFonts w:eastAsia="黑体"/>
         <w:b/>
         <w:bCs/>
       </w:rPr>
@@ -12522,6 +13001,7 @@
     </w:tblStylePr>
     <w:tblStylePr w:type="lastRow">
       <w:rPr>
+        <w:rFonts w:eastAsia="黑体"/>
         <w:b/>
         <w:bCs/>
         <w:color w:themeColor="background1" w:val="FFFFFF"/>
@@ -12536,6 +13016,7 @@
     </w:tblStylePr>
     <w:tblStylePr w:type="firstCol">
       <w:rPr>
+        <w:rFonts w:eastAsia="黑体"/>
         <w:color w:themeColor="background1" w:val="FFFFFF"/>
       </w:rPr>
       <w:tblPr/>
@@ -12553,6 +13034,7 @@
     </w:tblStylePr>
     <w:tblStylePr w:type="lastCol">
       <w:rPr>
+        <w:rFonts w:eastAsia="黑体"/>
         <w:color w:themeColor="background1" w:val="FFFFFF"/>
       </w:rPr>
       <w:tblPr/>
@@ -12582,11 +13064,13 @@
     </w:tblStylePr>
     <w:tblStylePr w:type="neCell">
       <w:rPr>
+        <w:rFonts w:eastAsia="黑体"/>
         <w:color w:themeColor="text1" w:val="000000"/>
       </w:rPr>
     </w:tblStylePr>
     <w:tblStylePr w:type="nwCell">
       <w:rPr>
+        <w:rFonts w:eastAsia="黑体"/>
         <w:color w:themeColor="text1" w:val="000000"/>
       </w:rPr>
     </w:tblStylePr>
@@ -12600,6 +13084,7 @@
       <w:spacing w:after="0" w:line="240" w:lineRule="auto"/>
     </w:pPr>
     <w:rPr>
+      <w:rFonts w:eastAsia="黑体"/>
       <w:color w:themeColor="text1" w:val="000000"/>
     </w:rPr>
     <w:tblPr>
@@ -12626,6 +13111,7 @@
     </w:tcPr>
     <w:tblStylePr w:type="firstRow">
       <w:rPr>
+        <w:rFonts w:eastAsia="黑体"/>
         <w:b/>
         <w:bCs/>
       </w:rPr>
@@ -12644,6 +13130,7 @@
     </w:tblStylePr>
     <w:tblStylePr w:type="lastRow">
       <w:rPr>
+        <w:rFonts w:eastAsia="黑体"/>
         <w:b/>
         <w:bCs/>
         <w:color w:themeColor="background1" w:val="FFFFFF"/>
@@ -12658,6 +13145,7 @@
     </w:tblStylePr>
     <w:tblStylePr w:type="firstCol">
       <w:rPr>
+        <w:rFonts w:eastAsia="黑体"/>
         <w:color w:themeColor="background1" w:val="FFFFFF"/>
       </w:rPr>
       <w:tblPr/>
@@ -12675,6 +13163,7 @@
     </w:tblStylePr>
     <w:tblStylePr w:type="lastCol">
       <w:rPr>
+        <w:rFonts w:eastAsia="黑体"/>
         <w:color w:themeColor="background1" w:val="FFFFFF"/>
       </w:rPr>
       <w:tblPr/>
@@ -12704,11 +13193,13 @@
     </w:tblStylePr>
     <w:tblStylePr w:type="neCell">
       <w:rPr>
+        <w:rFonts w:eastAsia="黑体"/>
         <w:color w:themeColor="text1" w:val="000000"/>
       </w:rPr>
     </w:tblStylePr>
     <w:tblStylePr w:type="nwCell">
       <w:rPr>
+        <w:rFonts w:eastAsia="黑体"/>
         <w:color w:themeColor="text1" w:val="000000"/>
       </w:rPr>
     </w:tblStylePr>
@@ -12722,6 +13213,7 @@
       <w:spacing w:after="0" w:line="240" w:lineRule="auto"/>
     </w:pPr>
     <w:rPr>
+      <w:rFonts w:eastAsia="黑体"/>
       <w:color w:themeColor="text1" w:val="000000"/>
     </w:rPr>
     <w:tblPr>
@@ -12748,6 +13240,7 @@
     </w:tcPr>
     <w:tblStylePr w:type="firstRow">
       <w:rPr>
+        <w:rFonts w:eastAsia="黑体"/>
         <w:b/>
         <w:bCs/>
       </w:rPr>
@@ -12766,6 +13259,7 @@
     </w:tblStylePr>
     <w:tblStylePr w:type="lastRow">
       <w:rPr>
+        <w:rFonts w:eastAsia="黑体"/>
         <w:b/>
         <w:bCs/>
         <w:color w:themeColor="background1" w:val="FFFFFF"/>
@@ -12780,6 +13274,7 @@
     </w:tblStylePr>
     <w:tblStylePr w:type="firstCol">
       <w:rPr>
+        <w:rFonts w:eastAsia="黑体"/>
         <w:color w:themeColor="background1" w:val="FFFFFF"/>
       </w:rPr>
       <w:tblPr/>
@@ -12797,6 +13292,7 @@
     </w:tblStylePr>
     <w:tblStylePr w:type="lastCol">
       <w:rPr>
+        <w:rFonts w:eastAsia="黑体"/>
         <w:color w:themeColor="background1" w:val="FFFFFF"/>
       </w:rPr>
       <w:tblPr/>
@@ -12826,11 +13322,13 @@
     </w:tblStylePr>
     <w:tblStylePr w:type="neCell">
       <w:rPr>
+        <w:rFonts w:eastAsia="黑体"/>
         <w:color w:themeColor="text1" w:val="000000"/>
       </w:rPr>
     </w:tblStylePr>
     <w:tblStylePr w:type="nwCell">
       <w:rPr>
+        <w:rFonts w:eastAsia="黑体"/>
         <w:color w:themeColor="text1" w:val="000000"/>
       </w:rPr>
     </w:tblStylePr>
@@ -12844,6 +13342,7 @@
       <w:spacing w:after="0" w:line="240" w:lineRule="auto"/>
     </w:pPr>
     <w:rPr>
+      <w:rFonts w:eastAsia="黑体"/>
       <w:color w:themeColor="text1" w:val="000000"/>
     </w:rPr>
     <w:tblPr>
@@ -12862,6 +13361,7 @@
     </w:tcPr>
     <w:tblStylePr w:type="firstRow">
       <w:rPr>
+        <w:rFonts w:eastAsia="黑体"/>
         <w:b/>
         <w:bCs/>
         <w:color w:themeColor="background1" w:val="FFFFFF"/>
@@ -12876,6 +13376,7 @@
     </w:tblStylePr>
     <w:tblStylePr w:type="lastRow">
       <w:rPr>
+        <w:rFonts w:eastAsia="黑体"/>
         <w:b/>
         <w:bCs/>
         <w:color w:themeColor="accent2" w:themeShade="CC" w:val="9E3A38"/>
@@ -12890,12 +13391,14 @@
     </w:tblStylePr>
     <w:tblStylePr w:type="firstCol">
       <w:rPr>
+        <w:rFonts w:eastAsia="黑体"/>
         <w:b/>
         <w:bCs/>
       </w:rPr>
     </w:tblStylePr>
     <w:tblStylePr w:type="lastCol">
       <w:rPr>
+        <w:rFonts w:eastAsia="黑体"/>
         <w:b/>
         <w:bCs/>
       </w:rPr>
@@ -12930,6 +13433,7 @@
       <w:spacing w:after="0" w:line="240" w:lineRule="auto"/>
     </w:pPr>
     <w:rPr>
+      <w:rFonts w:eastAsia="黑体"/>
       <w:color w:themeColor="text1" w:val="000000"/>
     </w:rPr>
     <w:tblPr>
@@ -12948,6 +13452,7 @@
     </w:tcPr>
     <w:tblStylePr w:type="firstRow">
       <w:rPr>
+        <w:rFonts w:eastAsia="黑体"/>
         <w:b/>
         <w:bCs/>
         <w:color w:themeColor="background1" w:val="FFFFFF"/>
@@ -12962,6 +13467,7 @@
     </w:tblStylePr>
     <w:tblStylePr w:type="lastRow">
       <w:rPr>
+        <w:rFonts w:eastAsia="黑体"/>
         <w:b/>
         <w:bCs/>
         <w:color w:themeColor="accent2" w:themeShade="CC" w:val="9E3A38"/>
@@ -12976,12 +13482,14 @@
     </w:tblStylePr>
     <w:tblStylePr w:type="firstCol">
       <w:rPr>
+        <w:rFonts w:eastAsia="黑体"/>
         <w:b/>
         <w:bCs/>
       </w:rPr>
     </w:tblStylePr>
     <w:tblStylePr w:type="lastCol">
       <w:rPr>
+        <w:rFonts w:eastAsia="黑体"/>
         <w:b/>
         <w:bCs/>
       </w:rPr>
@@ -13016,6 +13524,7 @@
       <w:spacing w:after="0" w:line="240" w:lineRule="auto"/>
     </w:pPr>
     <w:rPr>
+      <w:rFonts w:eastAsia="黑体"/>
       <w:color w:themeColor="text1" w:val="000000"/>
     </w:rPr>
     <w:tblPr>
@@ -13034,6 +13543,7 @@
     </w:tcPr>
     <w:tblStylePr w:type="firstRow">
       <w:rPr>
+        <w:rFonts w:eastAsia="黑体"/>
         <w:b/>
         <w:bCs/>
         <w:color w:themeColor="background1" w:val="FFFFFF"/>
@@ -13048,6 +13558,7 @@
     </w:tblStylePr>
     <w:tblStylePr w:type="lastRow">
       <w:rPr>
+        <w:rFonts w:eastAsia="黑体"/>
         <w:b/>
         <w:bCs/>
         <w:color w:themeColor="accent2" w:themeShade="CC" w:val="9E3A38"/>
@@ -13062,12 +13573,14 @@
     </w:tblStylePr>
     <w:tblStylePr w:type="firstCol">
       <w:rPr>
+        <w:rFonts w:eastAsia="黑体"/>
         <w:b/>
         <w:bCs/>
       </w:rPr>
     </w:tblStylePr>
     <w:tblStylePr w:type="lastCol">
       <w:rPr>
+        <w:rFonts w:eastAsia="黑体"/>
         <w:b/>
         <w:bCs/>
       </w:rPr>
@@ -13102,6 +13615,7 @@
       <w:spacing w:after="0" w:line="240" w:lineRule="auto"/>
     </w:pPr>
     <w:rPr>
+      <w:rFonts w:eastAsia="黑体"/>
       <w:color w:themeColor="text1" w:val="000000"/>
     </w:rPr>
     <w:tblPr>
@@ -13120,6 +13634,7 @@
     </w:tcPr>
     <w:tblStylePr w:type="firstRow">
       <w:rPr>
+        <w:rFonts w:eastAsia="黑体"/>
         <w:b/>
         <w:bCs/>
         <w:color w:themeColor="background1" w:val="FFFFFF"/>
@@ -13134,6 +13649,7 @@
     </w:tblStylePr>
     <w:tblStylePr w:type="lastRow">
       <w:rPr>
+        <w:rFonts w:eastAsia="黑体"/>
         <w:b/>
         <w:bCs/>
         <w:color w:themeColor="accent4" w:themeShade="CC" w:val="664E82"/>
@@ -13148,12 +13664,14 @@
     </w:tblStylePr>
     <w:tblStylePr w:type="firstCol">
       <w:rPr>
+        <w:rFonts w:eastAsia="黑体"/>
         <w:b/>
         <w:bCs/>
       </w:rPr>
     </w:tblStylePr>
     <w:tblStylePr w:type="lastCol">
       <w:rPr>
+        <w:rFonts w:eastAsia="黑体"/>
         <w:b/>
         <w:bCs/>
       </w:rPr>
@@ -13188,6 +13706,7 @@
       <w:spacing w:after="0" w:line="240" w:lineRule="auto"/>
     </w:pPr>
     <w:rPr>
+      <w:rFonts w:eastAsia="黑体"/>
       <w:color w:themeColor="text1" w:val="000000"/>
     </w:rPr>
     <w:tblPr>
@@ -13206,6 +13725,7 @@
     </w:tcPr>
     <w:tblStylePr w:type="firstRow">
       <w:rPr>
+        <w:rFonts w:eastAsia="黑体"/>
         <w:b/>
         <w:bCs/>
         <w:color w:themeColor="background1" w:val="FFFFFF"/>
@@ -13220,6 +13740,7 @@
     </w:tblStylePr>
     <w:tblStylePr w:type="lastRow">
       <w:rPr>
+        <w:rFonts w:eastAsia="黑体"/>
         <w:b/>
         <w:bCs/>
         <w:color w:themeColor="accent3" w:themeShade="CC" w:val="7E9C40"/>
@@ -13234,12 +13755,14 @@
     </w:tblStylePr>
     <w:tblStylePr w:type="firstCol">
       <w:rPr>
+        <w:rFonts w:eastAsia="黑体"/>
         <w:b/>
         <w:bCs/>
       </w:rPr>
     </w:tblStylePr>
     <w:tblStylePr w:type="lastCol">
       <w:rPr>
+        <w:rFonts w:eastAsia="黑体"/>
         <w:b/>
         <w:bCs/>
       </w:rPr>
@@ -13274,6 +13797,7 @@
       <w:spacing w:after="0" w:line="240" w:lineRule="auto"/>
     </w:pPr>
     <w:rPr>
+      <w:rFonts w:eastAsia="黑体"/>
       <w:color w:themeColor="text1" w:val="000000"/>
     </w:rPr>
     <w:tblPr>
@@ -13292,6 +13816,7 @@
     </w:tcPr>
     <w:tblStylePr w:type="firstRow">
       <w:rPr>
+        <w:rFonts w:eastAsia="黑体"/>
         <w:b/>
         <w:bCs/>
         <w:color w:themeColor="background1" w:val="FFFFFF"/>
@@ -13306,6 +13831,7 @@
     </w:tblStylePr>
     <w:tblStylePr w:type="lastRow">
       <w:rPr>
+        <w:rFonts w:eastAsia="黑体"/>
         <w:b/>
         <w:bCs/>
         <w:color w:themeColor="accent6" w:themeShade="CC" w:val="F2730A"/>
@@ -13320,12 +13846,14 @@
     </w:tblStylePr>
     <w:tblStylePr w:type="firstCol">
       <w:rPr>
+        <w:rFonts w:eastAsia="黑体"/>
         <w:b/>
         <w:bCs/>
       </w:rPr>
     </w:tblStylePr>
     <w:tblStylePr w:type="lastCol">
       <w:rPr>
+        <w:rFonts w:eastAsia="黑体"/>
         <w:b/>
         <w:bCs/>
       </w:rPr>
@@ -13360,6 +13888,7 @@
       <w:spacing w:after="0" w:line="240" w:lineRule="auto"/>
     </w:pPr>
     <w:rPr>
+      <w:rFonts w:eastAsia="黑体"/>
       <w:color w:themeColor="text1" w:val="000000"/>
     </w:rPr>
     <w:tblPr>
@@ -13378,6 +13907,7 @@
     </w:tcPr>
     <w:tblStylePr w:type="firstRow">
       <w:rPr>
+        <w:rFonts w:eastAsia="黑体"/>
         <w:b/>
         <w:bCs/>
         <w:color w:themeColor="background1" w:val="FFFFFF"/>
@@ -13392,6 +13922,7 @@
     </w:tblStylePr>
     <w:tblStylePr w:type="lastRow">
       <w:rPr>
+        <w:rFonts w:eastAsia="黑体"/>
         <w:b/>
         <w:bCs/>
         <w:color w:themeColor="accent5" w:themeShade="CC" w:val="348DA5"/>
@@ -13406,12 +13937,14 @@
     </w:tblStylePr>
     <w:tblStylePr w:type="firstCol">
       <w:rPr>
+        <w:rFonts w:eastAsia="黑体"/>
         <w:b/>
         <w:bCs/>
       </w:rPr>
     </w:tblStylePr>
     <w:tblStylePr w:type="lastCol">
       <w:rPr>
+        <w:rFonts w:eastAsia="黑体"/>
         <w:b/>
         <w:bCs/>
       </w:rPr>
@@ -13446,6 +13979,7 @@
       <w:spacing w:after="0" w:line="240" w:lineRule="auto"/>
     </w:pPr>
     <w:rPr>
+      <w:rFonts w:eastAsia="黑体"/>
       <w:color w:themeColor="text1" w:val="000000"/>
     </w:rPr>
     <w:tblPr>
@@ -13467,6 +14001,7 @@
     </w:tcPr>
     <w:tblStylePr w:type="firstRow">
       <w:rPr>
+        <w:rFonts w:eastAsia="黑体"/>
         <w:b/>
         <w:bCs/>
       </w:rPr>
@@ -13477,6 +14012,7 @@
     </w:tblStylePr>
     <w:tblStylePr w:type="lastRow">
       <w:rPr>
+        <w:rFonts w:eastAsia="黑体"/>
         <w:b/>
         <w:bCs/>
         <w:color w:themeColor="text1" w:val="000000"/>
@@ -13488,6 +14024,7 @@
     </w:tblStylePr>
     <w:tblStylePr w:type="firstCol">
       <w:rPr>
+        <w:rFonts w:eastAsia="黑体"/>
         <w:color w:themeColor="background1" w:val="FFFFFF"/>
       </w:rPr>
       <w:tblPr/>
@@ -13497,6 +14034,7 @@
     </w:tblStylePr>
     <w:tblStylePr w:type="lastCol">
       <w:rPr>
+        <w:rFonts w:eastAsia="黑体"/>
         <w:color w:themeColor="background1" w:val="FFFFFF"/>
       </w:rPr>
       <w:tblPr/>
@@ -13526,6 +14064,7 @@
       <w:spacing w:after="0" w:line="240" w:lineRule="auto"/>
     </w:pPr>
     <w:rPr>
+      <w:rFonts w:eastAsia="黑体"/>
       <w:color w:themeColor="text1" w:val="000000"/>
     </w:rPr>
     <w:tblPr>
@@ -13547,6 +14086,7 @@
     </w:tcPr>
     <w:tblStylePr w:type="firstRow">
       <w:rPr>
+        <w:rFonts w:eastAsia="黑体"/>
         <w:b/>
         <w:bCs/>
       </w:rPr>
@@ -13557,6 +14097,7 @@
     </w:tblStylePr>
     <w:tblStylePr w:type="lastRow">
       <w:rPr>
+        <w:rFonts w:eastAsia="黑体"/>
         <w:b/>
         <w:bCs/>
         <w:color w:themeColor="text1" w:val="000000"/>
@@ -13568,6 +14109,7 @@
     </w:tblStylePr>
     <w:tblStylePr w:type="firstCol">
       <w:rPr>
+        <w:rFonts w:eastAsia="黑体"/>
         <w:color w:themeColor="background1" w:val="FFFFFF"/>
       </w:rPr>
       <w:tblPr/>
@@ -13577,6 +14119,7 @@
     </w:tblStylePr>
     <w:tblStylePr w:type="lastCol">
       <w:rPr>
+        <w:rFonts w:eastAsia="黑体"/>
         <w:color w:themeColor="background1" w:val="FFFFFF"/>
       </w:rPr>
       <w:tblPr/>
@@ -13606,6 +14149,7 @@
       <w:spacing w:after="0" w:line="240" w:lineRule="auto"/>
     </w:pPr>
     <w:rPr>
+      <w:rFonts w:eastAsia="黑体"/>
       <w:color w:themeColor="text1" w:val="000000"/>
     </w:rPr>
     <w:tblPr>
@@ -13627,6 +14171,7 @@
     </w:tcPr>
     <w:tblStylePr w:type="firstRow">
       <w:rPr>
+        <w:rFonts w:eastAsia="黑体"/>
         <w:b/>
         <w:bCs/>
       </w:rPr>
@@ -13637,6 +14182,7 @@
     </w:tblStylePr>
     <w:tblStylePr w:type="lastRow">
       <w:rPr>
+        <w:rFonts w:eastAsia="黑体"/>
         <w:b/>
         <w:bCs/>
         <w:color w:themeColor="text1" w:val="000000"/>
@@ -13648,6 +14194,7 @@
     </w:tblStylePr>
     <w:tblStylePr w:type="firstCol">
       <w:rPr>
+        <w:rFonts w:eastAsia="黑体"/>
         <w:color w:themeColor="background1" w:val="FFFFFF"/>
       </w:rPr>
       <w:tblPr/>
@@ -13657,6 +14204,7 @@
     </w:tblStylePr>
     <w:tblStylePr w:type="lastCol">
       <w:rPr>
+        <w:rFonts w:eastAsia="黑体"/>
         <w:color w:themeColor="background1" w:val="FFFFFF"/>
       </w:rPr>
       <w:tblPr/>
@@ -13686,6 +14234,7 @@
       <w:spacing w:after="0" w:line="240" w:lineRule="auto"/>
     </w:pPr>
     <w:rPr>
+      <w:rFonts w:eastAsia="黑体"/>
       <w:color w:themeColor="text1" w:val="000000"/>
     </w:rPr>
     <w:tblPr>
@@ -13707,6 +14256,7 @@
     </w:tcPr>
     <w:tblStylePr w:type="firstRow">
       <w:rPr>
+        <w:rFonts w:eastAsia="黑体"/>
         <w:b/>
         <w:bCs/>
       </w:rPr>
@@ -13717,6 +14267,7 @@
     </w:tblStylePr>
     <w:tblStylePr w:type="lastRow">
       <w:rPr>
+        <w:rFonts w:eastAsia="黑体"/>
         <w:b/>
         <w:bCs/>
         <w:color w:themeColor="text1" w:val="000000"/>
@@ -13728,6 +14279,7 @@
     </w:tblStylePr>
     <w:tblStylePr w:type="firstCol">
       <w:rPr>
+        <w:rFonts w:eastAsia="黑体"/>
         <w:color w:themeColor="background1" w:val="FFFFFF"/>
       </w:rPr>
       <w:tblPr/>
@@ -13737,6 +14289,7 @@
     </w:tblStylePr>
     <w:tblStylePr w:type="lastCol">
       <w:rPr>
+        <w:rFonts w:eastAsia="黑体"/>
         <w:color w:themeColor="background1" w:val="FFFFFF"/>
       </w:rPr>
       <w:tblPr/>
@@ -13766,6 +14319,7 @@
       <w:spacing w:after="0" w:line="240" w:lineRule="auto"/>
     </w:pPr>
     <w:rPr>
+      <w:rFonts w:eastAsia="黑体"/>
       <w:color w:themeColor="text1" w:val="000000"/>
     </w:rPr>
     <w:tblPr>
@@ -13787,6 +14341,7 @@
     </w:tcPr>
     <w:tblStylePr w:type="firstRow">
       <w:rPr>
+        <w:rFonts w:eastAsia="黑体"/>
         <w:b/>
         <w:bCs/>
       </w:rPr>
@@ -13797,6 +14352,7 @@
     </w:tblStylePr>
     <w:tblStylePr w:type="lastRow">
       <w:rPr>
+        <w:rFonts w:eastAsia="黑体"/>
         <w:b/>
         <w:bCs/>
         <w:color w:themeColor="text1" w:val="000000"/>
@@ -13808,6 +14364,7 @@
     </w:tblStylePr>
     <w:tblStylePr w:type="firstCol">
       <w:rPr>
+        <w:rFonts w:eastAsia="黑体"/>
         <w:color w:themeColor="background1" w:val="FFFFFF"/>
       </w:rPr>
       <w:tblPr/>
@@ -13817,6 +14374,7 @@
     </w:tblStylePr>
     <w:tblStylePr w:type="lastCol">
       <w:rPr>
+        <w:rFonts w:eastAsia="黑体"/>
         <w:color w:themeColor="background1" w:val="FFFFFF"/>
       </w:rPr>
       <w:tblPr/>
@@ -13846,6 +14404,7 @@
       <w:spacing w:after="0" w:line="240" w:lineRule="auto"/>
     </w:pPr>
     <w:rPr>
+      <w:rFonts w:eastAsia="黑体"/>
       <w:color w:themeColor="text1" w:val="000000"/>
     </w:rPr>
     <w:tblPr>
@@ -13867,6 +14426,7 @@
     </w:tcPr>
     <w:tblStylePr w:type="firstRow">
       <w:rPr>
+        <w:rFonts w:eastAsia="黑体"/>
         <w:b/>
         <w:bCs/>
       </w:rPr>
@@ -13877,6 +14437,7 @@
     </w:tblStylePr>
     <w:tblStylePr w:type="lastRow">
       <w:rPr>
+        <w:rFonts w:eastAsia="黑体"/>
         <w:b/>
         <w:bCs/>
         <w:color w:themeColor="text1" w:val="000000"/>
@@ -13888,6 +14449,7 @@
     </w:tblStylePr>
     <w:tblStylePr w:type="firstCol">
       <w:rPr>
+        <w:rFonts w:eastAsia="黑体"/>
         <w:color w:themeColor="background1" w:val="FFFFFF"/>
       </w:rPr>
       <w:tblPr/>
@@ -13897,6 +14459,7 @@
     </w:tblStylePr>
     <w:tblStylePr w:type="lastCol">
       <w:rPr>
+        <w:rFonts w:eastAsia="黑体"/>
         <w:color w:themeColor="background1" w:val="FFFFFF"/>
       </w:rPr>
       <w:tblPr/>
@@ -13926,6 +14489,7 @@
       <w:spacing w:after="0" w:line="240" w:lineRule="auto"/>
     </w:pPr>
     <w:rPr>
+      <w:rFonts w:eastAsia="黑体"/>
       <w:color w:themeColor="text1" w:val="000000"/>
     </w:rPr>
     <w:tblPr>
@@ -13947,6 +14511,7 @@
     </w:tcPr>
     <w:tblStylePr w:type="firstRow">
       <w:rPr>
+        <w:rFonts w:eastAsia="黑体"/>
         <w:b/>
         <w:bCs/>
       </w:rPr>
@@ -13957,6 +14522,7 @@
     </w:tblStylePr>
     <w:tblStylePr w:type="lastRow">
       <w:rPr>
+        <w:rFonts w:eastAsia="黑体"/>
         <w:b/>
         <w:bCs/>
         <w:color w:themeColor="text1" w:val="000000"/>
@@ -13968,6 +14534,7 @@
     </w:tblStylePr>
     <w:tblStylePr w:type="firstCol">
       <w:rPr>
+        <w:rFonts w:eastAsia="黑体"/>
         <w:color w:themeColor="background1" w:val="FFFFFF"/>
       </w:rPr>
       <w:tblPr/>
@@ -13977,6 +14544,7 @@
     </w:tblStylePr>
     <w:tblStylePr w:type="lastCol">
       <w:rPr>
+        <w:rFonts w:eastAsia="黑体"/>
         <w:color w:themeColor="background1" w:val="FFFFFF"/>
       </w:rPr>
       <w:tblPr/>
@@ -14009,6 +14577,7 @@
     <w:name w:val="KeywordTok"/>
     <w:basedOn w:val="VerbatimChar"/>
     <w:rPr>
+      <w:rFonts w:eastAsia="黑体"/>
       <w:b/>
       <w:color w:val="007020"/>
     </w:rPr>
@@ -14017,6 +14586,7 @@
     <w:name w:val="DataTypeTok"/>
     <w:basedOn w:val="VerbatimChar"/>
     <w:rPr>
+      <w:rFonts w:eastAsia="黑体"/>
       <w:color w:val="902000"/>
     </w:rPr>
   </w:style>
@@ -14024,6 +14594,7 @@
     <w:name w:val="DecValTok"/>
     <w:basedOn w:val="VerbatimChar"/>
     <w:rPr>
+      <w:rFonts w:eastAsia="黑体"/>
       <w:color w:val="40a070"/>
     </w:rPr>
   </w:style>
@@ -14031,6 +14602,7 @@
     <w:name w:val="BaseNTok"/>
     <w:basedOn w:val="VerbatimChar"/>
     <w:rPr>
+      <w:rFonts w:eastAsia="黑体"/>
       <w:color w:val="40a070"/>
     </w:rPr>
   </w:style>
@@ -14038,6 +14610,7 @@
     <w:name w:val="FloatTok"/>
     <w:basedOn w:val="VerbatimChar"/>
     <w:rPr>
+      <w:rFonts w:eastAsia="黑体"/>
       <w:color w:val="40a070"/>
     </w:rPr>
   </w:style>
@@ -14045,6 +14618,7 @@
     <w:name w:val="ConstantTok"/>
     <w:basedOn w:val="VerbatimChar"/>
     <w:rPr>
+      <w:rFonts w:eastAsia="黑体"/>
       <w:color w:val="880000"/>
     </w:rPr>
   </w:style>
@@ -14052,6 +14626,7 @@
     <w:name w:val="CharTok"/>
     <w:basedOn w:val="VerbatimChar"/>
     <w:rPr>
+      <w:rFonts w:eastAsia="黑体"/>
       <w:color w:val="4070a0"/>
     </w:rPr>
   </w:style>
@@ -14059,6 +14634,7 @@
     <w:name w:val="SpecialCharTok"/>
     <w:basedOn w:val="VerbatimChar"/>
     <w:rPr>
+      <w:rFonts w:eastAsia="黑体"/>
       <w:color w:val="4070a0"/>
     </w:rPr>
   </w:style>
@@ -14066,6 +14642,7 @@
     <w:name w:val="StringTok"/>
     <w:basedOn w:val="VerbatimChar"/>
     <w:rPr>
+      <w:rFonts w:eastAsia="黑体"/>
       <w:color w:val="4070a0"/>
     </w:rPr>
   </w:style>
@@ -14073,6 +14650,7 @@
     <w:name w:val="VerbatimStringTok"/>
     <w:basedOn w:val="VerbatimChar"/>
     <w:rPr>
+      <w:rFonts w:eastAsia="黑体"/>
       <w:color w:val="4070a0"/>
     </w:rPr>
   </w:style>
@@ -14080,6 +14658,7 @@
     <w:name w:val="SpecialStringTok"/>
     <w:basedOn w:val="VerbatimChar"/>
     <w:rPr>
+      <w:rFonts w:eastAsia="黑体"/>
       <w:color w:val="bb6688"/>
     </w:rPr>
   </w:style>
@@ -14087,6 +14666,7 @@
     <w:name w:val="ImportTok"/>
     <w:basedOn w:val="VerbatimChar"/>
     <w:rPr>
+      <w:rFonts w:eastAsia="黑体"/>
       <w:b/>
       <w:color w:val="008000"/>
     </w:rPr>
@@ -14095,6 +14675,7 @@
     <w:name w:val="CommentTok"/>
     <w:basedOn w:val="VerbatimChar"/>
     <w:rPr>
+      <w:rFonts w:eastAsia="黑体"/>
       <w:i/>
       <w:color w:val="60a0b0"/>
     </w:rPr>
@@ -14103,6 +14684,7 @@
     <w:name w:val="DocumentationTok"/>
     <w:basedOn w:val="VerbatimChar"/>
     <w:rPr>
+      <w:rFonts w:eastAsia="黑体"/>
       <w:i/>
       <w:color w:val="ba2121"/>
     </w:rPr>
@@ -14111,6 +14693,7 @@
     <w:name w:val="AnnotationTok"/>
     <w:basedOn w:val="VerbatimChar"/>
     <w:rPr>
+      <w:rFonts w:eastAsia="黑体"/>
       <w:b/>
       <w:i/>
       <w:color w:val="60a0b0"/>
@@ -14120,6 +14703,7 @@
     <w:name w:val="CommentVarTok"/>
     <w:basedOn w:val="VerbatimChar"/>
     <w:rPr>
+      <w:rFonts w:eastAsia="黑体"/>
       <w:b/>
       <w:i/>
       <w:color w:val="60a0b0"/>
@@ -14129,6 +14713,7 @@
     <w:name w:val="OtherTok"/>
     <w:basedOn w:val="VerbatimChar"/>
     <w:rPr>
+      <w:rFonts w:eastAsia="黑体"/>
       <w:color w:val="007020"/>
     </w:rPr>
   </w:style>
@@ -14136,6 +14721,7 @@
     <w:name w:val="FunctionTok"/>
     <w:basedOn w:val="VerbatimChar"/>
     <w:rPr>
+      <w:rFonts w:eastAsia="黑体"/>
       <w:color w:val="06287e"/>
     </w:rPr>
   </w:style>
@@ -14143,6 +14729,7 @@
     <w:name w:val="VariableTok"/>
     <w:basedOn w:val="VerbatimChar"/>
     <w:rPr>
+      <w:rFonts w:eastAsia="黑体"/>
       <w:color w:val="19177c"/>
     </w:rPr>
   </w:style>
@@ -14150,6 +14737,7 @@
     <w:name w:val="ControlFlowTok"/>
     <w:basedOn w:val="VerbatimChar"/>
     <w:rPr>
+      <w:rFonts w:eastAsia="黑体"/>
       <w:b/>
       <w:color w:val="007020"/>
     </w:rPr>
@@ -14158,6 +14746,7 @@
     <w:name w:val="OperatorTok"/>
     <w:basedOn w:val="VerbatimChar"/>
     <w:rPr>
+      <w:rFonts w:eastAsia="黑体"/>
       <w:color w:val="666666"/>
     </w:rPr>
   </w:style>
@@ -14165,18 +14754,22 @@
     <w:name w:val="BuiltInTok"/>
     <w:basedOn w:val="VerbatimChar"/>
     <w:rPr>
+      <w:rFonts w:eastAsia="黑体"/>
       <w:color w:val="008000"/>
     </w:rPr>
   </w:style>
   <w:style w:type="character" w:customStyle="1" w:styleId="ExtensionTok">
     <w:name w:val="ExtensionTok"/>
     <w:basedOn w:val="VerbatimChar"/>
-    <w:rPr/>
+    <w:rPr>
+      <w:rFonts w:eastAsia="黑体"/>
+    </w:rPr>
   </w:style>
   <w:style w:type="character" w:customStyle="1" w:styleId="PreprocessorTok">
     <w:name w:val="PreprocessorTok"/>
     <w:basedOn w:val="VerbatimChar"/>
     <w:rPr>
+      <w:rFonts w:eastAsia="黑体"/>
       <w:color w:val="bc7a00"/>
     </w:rPr>
   </w:style>
@@ -14184,18 +14777,22 @@
     <w:name w:val="AttributeTok"/>
     <w:basedOn w:val="VerbatimChar"/>
     <w:rPr>
+      <w:rFonts w:eastAsia="黑体"/>
       <w:color w:val="7d9029"/>
     </w:rPr>
   </w:style>
   <w:style w:type="character" w:customStyle="1" w:styleId="RegionMarkerTok">
     <w:name w:val="RegionMarkerTok"/>
     <w:basedOn w:val="VerbatimChar"/>
-    <w:rPr/>
+    <w:rPr>
+      <w:rFonts w:eastAsia="黑体"/>
+    </w:rPr>
   </w:style>
   <w:style w:type="character" w:customStyle="1" w:styleId="InformationTok">
     <w:name w:val="InformationTok"/>
     <w:basedOn w:val="VerbatimChar"/>
     <w:rPr>
+      <w:rFonts w:eastAsia="黑体"/>
       <w:b/>
       <w:i/>
       <w:color w:val="60a0b0"/>
@@ -14205,6 +14802,7 @@
     <w:name w:val="WarningTok"/>
     <w:basedOn w:val="VerbatimChar"/>
     <w:rPr>
+      <w:rFonts w:eastAsia="黑体"/>
       <w:b/>
       <w:i/>
       <w:color w:val="60a0b0"/>
@@ -14214,6 +14812,7 @@
     <w:name w:val="AlertTok"/>
     <w:basedOn w:val="VerbatimChar"/>
     <w:rPr>
+      <w:rFonts w:eastAsia="黑体"/>
       <w:b/>
       <w:color w:val="ff0000"/>
     </w:rPr>
@@ -14222,6 +14821,7 @@
     <w:name w:val="ErrorTok"/>
     <w:basedOn w:val="VerbatimChar"/>
     <w:rPr>
+      <w:rFonts w:eastAsia="黑体"/>
       <w:b/>
       <w:color w:val="ff0000"/>
     </w:rPr>
@@ -14229,7 +14829,9 @@
   <w:style w:type="character" w:customStyle="1" w:styleId="NormalTok">
     <w:name w:val="NormalTok"/>
     <w:basedOn w:val="VerbatimChar"/>
-    <w:rPr/>
+    <w:rPr>
+      <w:rFonts w:eastAsia="黑体"/>
+    </w:rPr>
   </w:style>
 </w:styles>
 </file>
@@ -14278,12 +14880,12 @@
     <a:fontScheme name="Office">
       <a:majorFont>
         <a:latin typeface="Calibri"/>
-        <a:ea typeface=""/>
+        <a:ea typeface="黑体"/>
         <a:cs typeface=""/>
         <a:font script="Jpan" typeface="ＭＳ ゴシック"/>
         <a:font script="Hang" typeface="맑은 고딕"/>
-        <a:font script="Hans" typeface="宋体"/>
-        <a:font script="Hant" typeface="新細明體"/>
+        <a:font script="Hans" typeface="黑体"/>
+        <a:font script="Hant" typeface="黑体"/>
         <a:font script="Arab" typeface="Times New Roman"/>
         <a:font script="Hebr" typeface="Times New Roman"/>
         <a:font script="Thai" typeface="Angsana New"/>
@@ -14313,12 +14915,12 @@
       </a:majorFont>
       <a:minorFont>
         <a:latin typeface="Cambria"/>
-        <a:ea typeface=""/>
+        <a:ea typeface="黑体"/>
         <a:cs typeface=""/>
         <a:font script="Jpan" typeface="ＭＳ 明朝"/>
         <a:font script="Hang" typeface="맑은 고딕"/>
-        <a:font script="Hans" typeface="宋体"/>
-        <a:font script="Hant" typeface="新細明體"/>
+        <a:font script="Hans" typeface="黑体"/>
+        <a:font script="Hant" typeface="黑体"/>
         <a:font script="Arab" typeface="Arial"/>
         <a:font script="Hebr" typeface="Arial"/>
         <a:font script="Thai" typeface="Cordia New"/>

--- a/04-滤波电路/03-带通滤波/陶瓷滤波电路/陶瓷滤波电路.docx
+++ b/04-滤波电路/03-带通滤波/陶瓷滤波电路/陶瓷滤波电路.docx
@@ -1809,7 +1809,7 @@
           <w:color w:val="555555"/>
           <w:sz w:val="21"/>
         </w:rPr>
-        <w:t>材料收集者：杜文杰，WX手机：19519196569，QQ:3478827729</w:t>
+        <w:t>材料收集者：杜文杰，微信/手机：19519196569，QQ:3478827729</w:t>
       </w:r>
     </w:p>
     <w:sectPr>
